--- a/sprints/sprint1/Sprint Retrospective/Sprint Retrospective Report.docx
+++ b/sprints/sprint1/Sprint Retrospective/Sprint Retrospective Report.docx
@@ -7,10 +7,7 @@
         <w:pStyle w:val="Title"/>
       </w:pPr>
       <w:r>
-        <w:t>Sprint Retrospective</w:t>
-      </w:r>
-      <w:r>
-        <w:t xml:space="preserve"> Report</w:t>
+        <w:t>Sprint Retrospective Report</w:t>
       </w:r>
     </w:p>
     <w:p>
@@ -42,10 +39,7 @@
         <w:t>Report Created By</w:t>
       </w:r>
       <w:r>
-        <w:t>:</w:t>
-      </w:r>
-      <w:r>
-        <w:t xml:space="preserve"> Group 5</w:t>
+        <w:t>: Group 5</w:t>
       </w:r>
     </w:p>
     <w:p>
@@ -57,10 +51,7 @@
         <w:t>For Sprint</w:t>
       </w:r>
       <w:r>
-        <w:t>:</w:t>
-      </w:r>
-      <w:r>
-        <w:t xml:space="preserve"> 1</w:t>
+        <w:t>: 1</w:t>
       </w:r>
     </w:p>
     <w:p>
@@ -100,10 +91,7 @@
         <w:t>set for this sprint. It is best to name specific features or bug fixes; use the exact issue titles from the GitHub issue tracker</w:t>
       </w:r>
       <w:r>
-        <w:t>.</w:t>
-      </w:r>
-      <w:r>
-        <w:t xml:space="preserve"> (</w:t>
+        <w:t>. (</w:t>
       </w:r>
       <w:r>
         <w:rPr>
@@ -205,7 +193,23 @@
                 <w:b/>
                 <w:bCs/>
               </w:rPr>
-              <w:t>Comments (e.g., reasons why feature is incomplete)</w:t>
+              <w:t xml:space="preserve">Comments (e.g., reasons why </w:t>
+            </w:r>
+            <w:proofErr w:type="gramStart"/>
+            <w:r>
+              <w:rPr>
+                <w:b/>
+                <w:bCs/>
+              </w:rPr>
+              <w:t>feature is</w:t>
+            </w:r>
+            <w:proofErr w:type="gramEnd"/>
+            <w:r>
+              <w:rPr>
+                <w:b/>
+                <w:bCs/>
+              </w:rPr>
+              <w:t xml:space="preserve"> incomplete)</w:t>
             </w:r>
           </w:p>
         </w:tc>
@@ -788,13 +792,7 @@
           </w:tcPr>
           <w:p>
             <w:r>
-              <w:t xml:space="preserve">There are some </w:t>
-            </w:r>
-            <w:r>
-              <w:t>back-end</w:t>
-            </w:r>
-            <w:r>
-              <w:t xml:space="preserve"> methods that can be used to implement this but there is no UI page to do the changes.</w:t>
+              <w:t>There are some back-end methods that can be used to implement this but there is no UI page to do the changes.</w:t>
             </w:r>
           </w:p>
         </w:tc>
@@ -852,13 +850,7 @@
           </w:tcPr>
           <w:p>
             <w:r>
-              <w:t xml:space="preserve">There are some </w:t>
-            </w:r>
-            <w:r>
-              <w:t>back-end</w:t>
-            </w:r>
-            <w:r>
-              <w:t xml:space="preserve"> methods that can be used to implement this but there is no UI page to do the changes.</w:t>
+              <w:t>There are some back-end methods that can be used to implement this but there is no UI page to do the changes.</w:t>
             </w:r>
           </w:p>
         </w:tc>
@@ -1170,11 +1162,21 @@
           <w:numId w:val="1"/>
         </w:numPr>
       </w:pPr>
-      <w:r>
-        <w:t>A git commit message</w:t>
-      </w:r>
-      <w:r>
-        <w:t xml:space="preserve"> (please include the commit ID and date/time)</w:t>
+      <w:proofErr w:type="gramStart"/>
+      <w:r>
+        <w:t>A git</w:t>
+      </w:r>
+      <w:proofErr w:type="gramEnd"/>
+      <w:r>
+        <w:t xml:space="preserve"> </w:t>
+      </w:r>
+      <w:proofErr w:type="gramStart"/>
+      <w:r>
+        <w:t>commit</w:t>
+      </w:r>
+      <w:proofErr w:type="gramEnd"/>
+      <w:r>
+        <w:t xml:space="preserve"> message (please include the commit ID and date/time)</w:t>
       </w:r>
     </w:p>
     <w:p>
@@ -1186,10 +1188,7 @@
         </w:numPr>
       </w:pPr>
       <w:r>
-        <w:t>A comment on an issue in the issue tracker</w:t>
-      </w:r>
-      <w:r>
-        <w:t xml:space="preserve"> (please include the issue name)</w:t>
+        <w:t>A comment on an issue in the issue tracker (please include the issue name)</w:t>
       </w:r>
     </w:p>
     <w:p>
@@ -1201,10 +1200,7 @@
         </w:numPr>
       </w:pPr>
       <w:r>
-        <w:t>A bug issue they opened</w:t>
-      </w:r>
-      <w:r>
-        <w:t xml:space="preserve"> (please include the issue name)</w:t>
+        <w:t>A bug issue they opened (please include the issue name)</w:t>
       </w:r>
     </w:p>
     <w:p>
@@ -1245,7 +1241,15 @@
         </w:numPr>
       </w:pPr>
       <w:r>
-        <w:t>providing detail as to how to reproduce a bug</w:t>
+        <w:t xml:space="preserve">providing </w:t>
+      </w:r>
+      <w:proofErr w:type="gramStart"/>
+      <w:r>
+        <w:t>detail</w:t>
+      </w:r>
+      <w:proofErr w:type="gramEnd"/>
+      <w:r>
+        <w:t xml:space="preserve"> as to how to reproduce a bug</w:t>
       </w:r>
     </w:p>
     <w:p>
@@ -1327,7 +1331,281 @@
           <w:tcPr>
             <w:tcW w:w="7735" w:type="dxa"/>
           </w:tcPr>
-          <w:p/>
+          <w:p>
+            <w:pPr>
+              <w:rPr>
+                <w:rFonts w:ascii="Segoe UI" w:eastAsia="Times New Roman" w:hAnsi="Segoe UI" w:cs="Segoe UI"/>
+                <w:kern w:val="0"/>
+                <w:sz w:val="21"/>
+                <w:szCs w:val="21"/>
+                <w14:ligatures w14:val="none"/>
+              </w:rPr>
+            </w:pPr>
+            <w:r>
+              <w:rPr>
+                <w:rFonts w:ascii="Segoe UI" w:eastAsia="Times New Roman" w:hAnsi="Segoe UI" w:cs="Segoe UI"/>
+                <w:kern w:val="0"/>
+                <w:sz w:val="21"/>
+                <w:szCs w:val="21"/>
+                <w14:ligatures w14:val="none"/>
+              </w:rPr>
+              <w:t>Design Implementation Meeting Follow Ups</w:t>
+            </w:r>
+          </w:p>
+          <w:p>
+            <w:pPr>
+              <w:numPr>
+                <w:ilvl w:val="0"/>
+                <w:numId w:val="8"/>
+              </w:numPr>
+              <w:spacing w:before="100" w:beforeAutospacing="1" w:after="100" w:afterAutospacing="1"/>
+              <w:rPr>
+                <w:rFonts w:ascii="Segoe UI" w:eastAsia="Times New Roman" w:hAnsi="Segoe UI" w:cs="Segoe UI"/>
+                <w:kern w:val="0"/>
+                <w:sz w:val="21"/>
+                <w:szCs w:val="21"/>
+                <w14:ligatures w14:val="none"/>
+              </w:rPr>
+            </w:pPr>
+            <w:r>
+              <w:rPr>
+                <w:rFonts w:ascii="Segoe UI" w:eastAsia="Times New Roman" w:hAnsi="Segoe UI" w:cs="Segoe UI"/>
+                <w:kern w:val="0"/>
+                <w:sz w:val="21"/>
+                <w:szCs w:val="21"/>
+                <w14:ligatures w14:val="none"/>
+              </w:rPr>
+              <w:t xml:space="preserve">I've updated the product backlog, sprint backlog, and Planning meeting notes in the repo so that is all current after </w:t>
+            </w:r>
+            <w:proofErr w:type="spellStart"/>
+            <w:proofErr w:type="gramStart"/>
+            <w:r>
+              <w:rPr>
+                <w:rFonts w:ascii="Segoe UI" w:eastAsia="Times New Roman" w:hAnsi="Segoe UI" w:cs="Segoe UI"/>
+                <w:kern w:val="0"/>
+                <w:sz w:val="21"/>
+                <w:szCs w:val="21"/>
+                <w14:ligatures w14:val="none"/>
+              </w:rPr>
+              <w:t>todays</w:t>
+            </w:r>
+            <w:proofErr w:type="spellEnd"/>
+            <w:proofErr w:type="gramEnd"/>
+            <w:r>
+              <w:rPr>
+                <w:rFonts w:ascii="Segoe UI" w:eastAsia="Times New Roman" w:hAnsi="Segoe UI" w:cs="Segoe UI"/>
+                <w:kern w:val="0"/>
+                <w:sz w:val="21"/>
+                <w:szCs w:val="21"/>
+                <w14:ligatures w14:val="none"/>
+              </w:rPr>
+              <w:t xml:space="preserve"> meeting.</w:t>
+            </w:r>
+          </w:p>
+          <w:p>
+            <w:pPr>
+              <w:numPr>
+                <w:ilvl w:val="0"/>
+                <w:numId w:val="8"/>
+              </w:numPr>
+              <w:spacing w:before="100" w:beforeAutospacing="1" w:after="100" w:afterAutospacing="1"/>
+              <w:rPr>
+                <w:rFonts w:ascii="Segoe UI" w:eastAsia="Times New Roman" w:hAnsi="Segoe UI" w:cs="Segoe UI"/>
+                <w:kern w:val="0"/>
+                <w:sz w:val="21"/>
+                <w:szCs w:val="21"/>
+                <w14:ligatures w14:val="none"/>
+              </w:rPr>
+            </w:pPr>
+            <w:r>
+              <w:rPr>
+                <w:rFonts w:ascii="Segoe UI" w:eastAsia="Times New Roman" w:hAnsi="Segoe UI" w:cs="Segoe UI"/>
+                <w:kern w:val="0"/>
+                <w:sz w:val="21"/>
+                <w:szCs w:val="21"/>
+                <w14:ligatures w14:val="none"/>
+              </w:rPr>
+              <w:t xml:space="preserve">Everyone needs to do the task descriptions of their assigned stuff in the sprint backlog and estimate their hours. If anyone decides that they have too much or not enough to reach roughly 25 hours for the </w:t>
+            </w:r>
+            <w:proofErr w:type="gramStart"/>
+            <w:r>
+              <w:rPr>
+                <w:rFonts w:ascii="Segoe UI" w:eastAsia="Times New Roman" w:hAnsi="Segoe UI" w:cs="Segoe UI"/>
+                <w:kern w:val="0"/>
+                <w:sz w:val="21"/>
+                <w:szCs w:val="21"/>
+                <w14:ligatures w14:val="none"/>
+              </w:rPr>
+              <w:t>sprint</w:t>
+            </w:r>
+            <w:proofErr w:type="gramEnd"/>
+            <w:r>
+              <w:rPr>
+                <w:rFonts w:ascii="Segoe UI" w:eastAsia="Times New Roman" w:hAnsi="Segoe UI" w:cs="Segoe UI"/>
+                <w:kern w:val="0"/>
+                <w:sz w:val="21"/>
+                <w:szCs w:val="21"/>
+                <w14:ligatures w14:val="none"/>
+              </w:rPr>
+              <w:t xml:space="preserve"> please reach out so we can discuss reallocating stuff. </w:t>
+            </w:r>
+          </w:p>
+          <w:p>
+            <w:pPr>
+              <w:numPr>
+                <w:ilvl w:val="0"/>
+                <w:numId w:val="8"/>
+              </w:numPr>
+              <w:spacing w:before="100" w:beforeAutospacing="1" w:after="100" w:afterAutospacing="1"/>
+              <w:rPr>
+                <w:rFonts w:ascii="Segoe UI" w:eastAsia="Times New Roman" w:hAnsi="Segoe UI" w:cs="Segoe UI"/>
+                <w:kern w:val="0"/>
+                <w:sz w:val="21"/>
+                <w:szCs w:val="21"/>
+                <w14:ligatures w14:val="none"/>
+              </w:rPr>
+            </w:pPr>
+            <w:r>
+              <w:rPr>
+                <w:rFonts w:ascii="Segoe UI" w:eastAsia="Times New Roman" w:hAnsi="Segoe UI" w:cs="Segoe UI"/>
+                <w:kern w:val="0"/>
+                <w:sz w:val="21"/>
+                <w:szCs w:val="21"/>
+                <w14:ligatures w14:val="none"/>
+              </w:rPr>
+              <w:t>Anyone who still had documents from the last meeting that needed to be updated or added to the repository please get those added.</w:t>
+            </w:r>
+          </w:p>
+          <w:p>
+            <w:pPr>
+              <w:numPr>
+                <w:ilvl w:val="0"/>
+                <w:numId w:val="8"/>
+              </w:numPr>
+              <w:spacing w:before="100" w:beforeAutospacing="1" w:after="100" w:afterAutospacing="1"/>
+              <w:rPr>
+                <w:rFonts w:ascii="Segoe UI" w:eastAsia="Times New Roman" w:hAnsi="Segoe UI" w:cs="Segoe UI"/>
+                <w:kern w:val="0"/>
+                <w:sz w:val="21"/>
+                <w:szCs w:val="21"/>
+                <w14:ligatures w14:val="none"/>
+              </w:rPr>
+            </w:pPr>
+            <w:r>
+              <w:rPr>
+                <w:rFonts w:ascii="Segoe UI" w:eastAsia="Times New Roman" w:hAnsi="Segoe UI" w:cs="Segoe UI"/>
+                <w:kern w:val="0"/>
+                <w:sz w:val="21"/>
+                <w:szCs w:val="21"/>
+                <w14:ligatures w14:val="none"/>
+              </w:rPr>
+              <w:t>Everyone needs to make some significant progress on the sprint so that you can generate at least 1 pull request to submit code and everyone should review at least one other person's pull request. (Also don't forget to create your own branch to do your work on.)</w:t>
+            </w:r>
+          </w:p>
+          <w:p>
+            <w:pPr>
+              <w:numPr>
+                <w:ilvl w:val="0"/>
+                <w:numId w:val="8"/>
+              </w:numPr>
+              <w:spacing w:before="100" w:beforeAutospacing="1" w:after="100" w:afterAutospacing="1"/>
+              <w:rPr>
+                <w:rFonts w:ascii="Segoe UI" w:eastAsia="Times New Roman" w:hAnsi="Segoe UI" w:cs="Segoe UI"/>
+                <w:kern w:val="0"/>
+                <w:sz w:val="21"/>
+                <w:szCs w:val="21"/>
+                <w14:ligatures w14:val="none"/>
+              </w:rPr>
+            </w:pPr>
+            <w:proofErr w:type="gramStart"/>
+            <w:r>
+              <w:rPr>
+                <w:rFonts w:ascii="Segoe UI" w:eastAsia="Times New Roman" w:hAnsi="Segoe UI" w:cs="Segoe UI"/>
+                <w:kern w:val="0"/>
+                <w:sz w:val="21"/>
+                <w:szCs w:val="21"/>
+                <w14:ligatures w14:val="none"/>
+              </w:rPr>
+              <w:t>Everyone</w:t>
+            </w:r>
+            <w:proofErr w:type="gramEnd"/>
+            <w:r>
+              <w:rPr>
+                <w:rFonts w:ascii="Segoe UI" w:eastAsia="Times New Roman" w:hAnsi="Segoe UI" w:cs="Segoe UI"/>
+                <w:kern w:val="0"/>
+                <w:sz w:val="21"/>
+                <w:szCs w:val="21"/>
+                <w14:ligatures w14:val="none"/>
+              </w:rPr>
+              <w:t xml:space="preserve"> when you add new classes and things to the </w:t>
+            </w:r>
+            <w:proofErr w:type="gramStart"/>
+            <w:r>
+              <w:rPr>
+                <w:rFonts w:ascii="Segoe UI" w:eastAsia="Times New Roman" w:hAnsi="Segoe UI" w:cs="Segoe UI"/>
+                <w:kern w:val="0"/>
+                <w:sz w:val="21"/>
+                <w:szCs w:val="21"/>
+                <w14:ligatures w14:val="none"/>
+              </w:rPr>
+              <w:t>code</w:t>
+            </w:r>
+            <w:proofErr w:type="gramEnd"/>
+            <w:r>
+              <w:rPr>
+                <w:rFonts w:ascii="Segoe UI" w:eastAsia="Times New Roman" w:hAnsi="Segoe UI" w:cs="Segoe UI"/>
+                <w:kern w:val="0"/>
+                <w:sz w:val="21"/>
+                <w:szCs w:val="21"/>
+                <w14:ligatures w14:val="none"/>
+              </w:rPr>
+              <w:t xml:space="preserve"> make sure you add them to the class diagram and that they are fully tested.</w:t>
+            </w:r>
+          </w:p>
+          <w:p>
+            <w:pPr>
+              <w:spacing w:before="100" w:beforeAutospacing="1" w:after="100" w:afterAutospacing="1"/>
+              <w:rPr>
+                <w:rFonts w:ascii="Segoe UI" w:eastAsia="Times New Roman" w:hAnsi="Segoe UI" w:cs="Segoe UI"/>
+                <w:kern w:val="0"/>
+                <w:sz w:val="21"/>
+                <w:szCs w:val="21"/>
+                <w14:ligatures w14:val="none"/>
+              </w:rPr>
+            </w:pPr>
+            <w:r>
+              <w:rPr>
+                <w:rFonts w:ascii="Segoe UI" w:eastAsia="Times New Roman" w:hAnsi="Segoe UI" w:cs="Segoe UI"/>
+                <w:kern w:val="0"/>
+                <w:sz w:val="21"/>
+                <w:szCs w:val="21"/>
+                <w14:ligatures w14:val="none"/>
+              </w:rPr>
+              <w:t xml:space="preserve">Everyone </w:t>
+            </w:r>
+            <w:proofErr w:type="gramStart"/>
+            <w:r>
+              <w:rPr>
+                <w:rFonts w:ascii="Segoe UI" w:eastAsia="Times New Roman" w:hAnsi="Segoe UI" w:cs="Segoe UI"/>
+                <w:kern w:val="0"/>
+                <w:sz w:val="21"/>
+                <w:szCs w:val="21"/>
+                <w14:ligatures w14:val="none"/>
+              </w:rPr>
+              <w:t>have</w:t>
+            </w:r>
+            <w:proofErr w:type="gramEnd"/>
+            <w:r>
+              <w:rPr>
+                <w:rFonts w:ascii="Segoe UI" w:eastAsia="Times New Roman" w:hAnsi="Segoe UI" w:cs="Segoe UI"/>
+                <w:kern w:val="0"/>
+                <w:sz w:val="21"/>
+                <w:szCs w:val="21"/>
+                <w14:ligatures w14:val="none"/>
+              </w:rPr>
+              <w:t xml:space="preserve"> a good weekend! </w:t>
+            </w:r>
+          </w:p>
         </w:tc>
       </w:tr>
       <w:tr>
@@ -1345,7 +1623,84 @@
           <w:tcPr>
             <w:tcW w:w="7735" w:type="dxa"/>
           </w:tcPr>
-          <w:p/>
+          <w:p>
+            <w:r>
+              <w:t xml:space="preserve">Just to </w:t>
+            </w:r>
+            <w:proofErr w:type="gramStart"/>
+            <w:r>
+              <w:t>list off</w:t>
+            </w:r>
+            <w:proofErr w:type="gramEnd"/>
+            <w:r>
+              <w:t xml:space="preserve"> our </w:t>
+            </w:r>
+            <w:proofErr w:type="gramStart"/>
+            <w:r>
+              <w:t>follow up</w:t>
+            </w:r>
+            <w:proofErr w:type="gramEnd"/>
+            <w:r>
+              <w:t xml:space="preserve"> tasks from the meeting.</w:t>
+            </w:r>
+          </w:p>
+          <w:p>
+            <w:r>
+              <w:t>Victor Is going to do the Use Case Scenarios</w:t>
+            </w:r>
+          </w:p>
+          <w:p>
+            <w:r>
+              <w:t>Yeni is going to do the Use Case Diagram</w:t>
+            </w:r>
+          </w:p>
+          <w:p>
+            <w:r>
+              <w:t xml:space="preserve">Emi will </w:t>
+            </w:r>
+            <w:proofErr w:type="gramStart"/>
+            <w:r>
+              <w:t>mock up</w:t>
+            </w:r>
+            <w:proofErr w:type="gramEnd"/>
+            <w:r>
+              <w:t xml:space="preserve"> some Wireframes</w:t>
+            </w:r>
+          </w:p>
+          <w:p>
+            <w:r>
+              <w:t> </w:t>
+            </w:r>
+          </w:p>
+          <w:p>
+            <w:r>
+              <w:t xml:space="preserve">I will also post the product </w:t>
+            </w:r>
+            <w:proofErr w:type="gramStart"/>
+            <w:r>
+              <w:t>back log</w:t>
+            </w:r>
+            <w:proofErr w:type="gramEnd"/>
+            <w:r>
+              <w:t xml:space="preserve"> and sprint backlog in the shared documents on the </w:t>
+            </w:r>
+            <w:proofErr w:type="gramStart"/>
+            <w:r>
+              <w:t>teams</w:t>
+            </w:r>
+            <w:proofErr w:type="gramEnd"/>
+            <w:r>
+              <w:t xml:space="preserve"> channel. If anyone thinks of anything we need to add or </w:t>
+            </w:r>
+            <w:proofErr w:type="gramStart"/>
+            <w:r>
+              <w:t>edit on those</w:t>
+            </w:r>
+            <w:proofErr w:type="gramEnd"/>
+            <w:r>
+              <w:t xml:space="preserve"> over the next few days before our meeting just let me know. </w:t>
+            </w:r>
+          </w:p>
         </w:tc>
       </w:tr>
       <w:tr>
@@ -1355,6 +1710,7 @@
           </w:tcPr>
           <w:p>
             <w:r>
+              <w:lastRenderedPageBreak/>
               <w:t>Justin Smith</w:t>
             </w:r>
           </w:p>
@@ -1591,7 +1947,23 @@
           <w:b/>
           <w:bCs/>
         </w:rPr>
-        <w:t xml:space="preserve"> session where you used generative AI, give the following:</w:t>
+        <w:t xml:space="preserve"> session where you </w:t>
+      </w:r>
+      <w:proofErr w:type="gramStart"/>
+      <w:r>
+        <w:rPr>
+          <w:b/>
+          <w:bCs/>
+        </w:rPr>
+        <w:t>used</w:t>
+      </w:r>
+      <w:proofErr w:type="gramEnd"/>
+      <w:r>
+        <w:rPr>
+          <w:b/>
+          <w:bCs/>
+        </w:rPr>
+        <w:t xml:space="preserve"> generative AI, give the following:</w:t>
       </w:r>
     </w:p>
     <w:p>
@@ -1631,14 +2003,7 @@
           <w:b/>
           <w:bCs/>
         </w:rPr>
-        <w:t>A copy of your session including both prompts and responses provided in a separate document (one per session)</w:t>
-      </w:r>
-      <w:r>
-        <w:rPr>
-          <w:b/>
-          <w:bCs/>
-        </w:rPr>
-        <w:t xml:space="preserve"> with the name of the document included here</w:t>
+        <w:t>A copy of your session including both prompts and responses provided in a separate document (one per session) with the name of the document included here</w:t>
       </w:r>
     </w:p>
     <w:p>
@@ -1714,7 +2079,6 @@
           <w:b/>
           <w:bCs/>
         </w:rPr>
-        <w:lastRenderedPageBreak/>
         <w:t>Justin Smith</w:t>
       </w:r>
     </w:p>
@@ -1755,21 +2119,7 @@
           <w:b/>
           <w:bCs/>
         </w:rPr>
-        <w:t xml:space="preserve">Figuring out how to expand the number of decimal places that are allowed on double fields and to provide </w:t>
-      </w:r>
-      <w:r>
-        <w:rPr>
-          <w:b/>
-          <w:bCs/>
-        </w:rPr>
-        <w:t>input</w:t>
-      </w:r>
-      <w:r>
-        <w:rPr>
-          <w:b/>
-          <w:bCs/>
-        </w:rPr>
-        <w:t xml:space="preserve"> validation.</w:t>
+        <w:t>Figuring out how to expand the number of decimal places that are allowed on double fields and to provide input validation.</w:t>
       </w:r>
     </w:p>
     <w:p>
@@ -1837,7 +2187,23 @@
           <w:b/>
           <w:bCs/>
         </w:rPr>
-        <w:t>JS - IOException Testing ChatGPT Session</w:t>
+        <w:t xml:space="preserve">JS - </w:t>
+      </w:r>
+      <w:proofErr w:type="spellStart"/>
+      <w:r>
+        <w:rPr>
+          <w:b/>
+          <w:bCs/>
+        </w:rPr>
+        <w:t>IOException</w:t>
+      </w:r>
+      <w:proofErr w:type="spellEnd"/>
+      <w:r>
+        <w:rPr>
+          <w:b/>
+          <w:bCs/>
+        </w:rPr>
+        <w:t xml:space="preserve"> Testing ChatGPT Session</w:t>
       </w:r>
     </w:p>
     <w:p>
@@ -1857,7 +2223,23 @@
           <w:b/>
           <w:bCs/>
         </w:rPr>
-        <w:t>Help with how to setup a test case to force an IOExeption to be thrown to reach 100% code coverage.</w:t>
+        <w:t xml:space="preserve">Help with how to setup a test case to force an </w:t>
+      </w:r>
+      <w:proofErr w:type="spellStart"/>
+      <w:r>
+        <w:rPr>
+          <w:b/>
+          <w:bCs/>
+        </w:rPr>
+        <w:t>IOExeption</w:t>
+      </w:r>
+      <w:proofErr w:type="spellEnd"/>
+      <w:r>
+        <w:rPr>
+          <w:b/>
+          <w:bCs/>
+        </w:rPr>
+        <w:t xml:space="preserve"> to be thrown to reach 100% code coverage.</w:t>
       </w:r>
     </w:p>
     <w:p>
@@ -1925,7 +2307,23 @@
           <w:b/>
           <w:bCs/>
         </w:rPr>
-        <w:t>JS - CompositeFood Error Review ChatGPT Session</w:t>
+        <w:t xml:space="preserve">JS - </w:t>
+      </w:r>
+      <w:proofErr w:type="spellStart"/>
+      <w:r>
+        <w:rPr>
+          <w:b/>
+          <w:bCs/>
+        </w:rPr>
+        <w:t>CompositeFood</w:t>
+      </w:r>
+      <w:proofErr w:type="spellEnd"/>
+      <w:r>
+        <w:rPr>
+          <w:b/>
+          <w:bCs/>
+        </w:rPr>
+        <w:t xml:space="preserve"> Error Review ChatGPT Session</w:t>
       </w:r>
       <w:r>
         <w:rPr>
@@ -1939,7 +2337,23 @@
           <w:b/>
           <w:bCs/>
         </w:rPr>
-        <w:t>JS - CompositeFood Error Review Continued ChatGPT Session</w:t>
+        <w:t xml:space="preserve">JS - </w:t>
+      </w:r>
+      <w:proofErr w:type="spellStart"/>
+      <w:r>
+        <w:rPr>
+          <w:b/>
+          <w:bCs/>
+        </w:rPr>
+        <w:t>CompositeFood</w:t>
+      </w:r>
+      <w:proofErr w:type="spellEnd"/>
+      <w:r>
+        <w:rPr>
+          <w:b/>
+          <w:bCs/>
+        </w:rPr>
+        <w:t xml:space="preserve"> Error Review Continued ChatGPT Session</w:t>
       </w:r>
     </w:p>
     <w:p>
@@ -1959,8 +2373,65 @@
           <w:b/>
           <w:bCs/>
         </w:rPr>
-        <w:t>Help with figuring out how to fix errors with reading and writing to Json files using ObjectMapper. Also with writing test cases for testing the createCompositeFood method in CreateCompositeFoodPageViewModel</w:t>
-      </w:r>
+        <w:t xml:space="preserve">Help with figuring out how to fix errors with reading and writing to Json files using </w:t>
+      </w:r>
+      <w:proofErr w:type="spellStart"/>
+      <w:r>
+        <w:rPr>
+          <w:b/>
+          <w:bCs/>
+        </w:rPr>
+        <w:t>ObjectMapper</w:t>
+      </w:r>
+      <w:proofErr w:type="spellEnd"/>
+      <w:r>
+        <w:rPr>
+          <w:b/>
+          <w:bCs/>
+        </w:rPr>
+        <w:t xml:space="preserve">. </w:t>
+      </w:r>
+      <w:proofErr w:type="gramStart"/>
+      <w:r>
+        <w:rPr>
+          <w:b/>
+          <w:bCs/>
+        </w:rPr>
+        <w:t>Also</w:t>
+      </w:r>
+      <w:proofErr w:type="gramEnd"/>
+      <w:r>
+        <w:rPr>
+          <w:b/>
+          <w:bCs/>
+        </w:rPr>
+        <w:t xml:space="preserve"> with writing test cases for testing the </w:t>
+      </w:r>
+      <w:proofErr w:type="spellStart"/>
+      <w:r>
+        <w:rPr>
+          <w:b/>
+          <w:bCs/>
+        </w:rPr>
+        <w:t>createCompositeFood</w:t>
+      </w:r>
+      <w:proofErr w:type="spellEnd"/>
+      <w:r>
+        <w:rPr>
+          <w:b/>
+          <w:bCs/>
+        </w:rPr>
+        <w:t xml:space="preserve"> method in </w:t>
+      </w:r>
+      <w:proofErr w:type="spellStart"/>
+      <w:r>
+        <w:rPr>
+          <w:b/>
+          <w:bCs/>
+        </w:rPr>
+        <w:t>CreateCompositeFoodPageViewModel</w:t>
+      </w:r>
+      <w:proofErr w:type="spellEnd"/>
     </w:p>
     <w:p>
       <w:pPr>
@@ -2070,6 +2541,7 @@
         <w:t>commit abc930ed6c0fa57a85397286c06141e3cfcff750</w:t>
       </w:r>
     </w:p>
+    <w:p/>
     <w:sectPr>
       <w:pgSz w:w="12240" w:h="15840"/>
       <w:pgMar w:top="1440" w:right="1440" w:bottom="1440" w:left="1440" w:header="720" w:footer="720" w:gutter="0"/>
@@ -2748,6 +3220,155 @@
       <w:pPr>
         <w:ind w:left="6480" w:hanging="180"/>
       </w:pPr>
+    </w:lvl>
+  </w:abstractNum>
+  <w:abstractNum w:abstractNumId="7" w15:restartNumberingAfterBreak="0">
+    <w:nsid w:val="7BE017E7"/>
+    <w:multiLevelType w:val="multilevel"/>
+    <w:tmpl w:val="4754D4CA"/>
+    <w:lvl w:ilvl="0">
+      <w:start w:val="1"/>
+      <w:numFmt w:val="bullet"/>
+      <w:lvlText w:val=""/>
+      <w:lvlJc w:val="left"/>
+      <w:pPr>
+        <w:tabs>
+          <w:tab w:val="num" w:pos="720"/>
+        </w:tabs>
+        <w:ind w:left="720" w:hanging="360"/>
+      </w:pPr>
+      <w:rPr>
+        <w:rFonts w:ascii="Symbol" w:hAnsi="Symbol" w:hint="default"/>
+        <w:sz w:val="20"/>
+      </w:rPr>
+    </w:lvl>
+    <w:lvl w:ilvl="1" w:tentative="1">
+      <w:start w:val="1"/>
+      <w:numFmt w:val="bullet"/>
+      <w:lvlText w:val="o"/>
+      <w:lvlJc w:val="left"/>
+      <w:pPr>
+        <w:tabs>
+          <w:tab w:val="num" w:pos="1440"/>
+        </w:tabs>
+        <w:ind w:left="1440" w:hanging="360"/>
+      </w:pPr>
+      <w:rPr>
+        <w:rFonts w:ascii="Courier New" w:hAnsi="Courier New" w:hint="default"/>
+        <w:sz w:val="20"/>
+      </w:rPr>
+    </w:lvl>
+    <w:lvl w:ilvl="2" w:tentative="1">
+      <w:start w:val="1"/>
+      <w:numFmt w:val="bullet"/>
+      <w:lvlText w:val=""/>
+      <w:lvlJc w:val="left"/>
+      <w:pPr>
+        <w:tabs>
+          <w:tab w:val="num" w:pos="2160"/>
+        </w:tabs>
+        <w:ind w:left="2160" w:hanging="360"/>
+      </w:pPr>
+      <w:rPr>
+        <w:rFonts w:ascii="Wingdings" w:hAnsi="Wingdings" w:hint="default"/>
+        <w:sz w:val="20"/>
+      </w:rPr>
+    </w:lvl>
+    <w:lvl w:ilvl="3" w:tentative="1">
+      <w:start w:val="1"/>
+      <w:numFmt w:val="bullet"/>
+      <w:lvlText w:val=""/>
+      <w:lvlJc w:val="left"/>
+      <w:pPr>
+        <w:tabs>
+          <w:tab w:val="num" w:pos="2880"/>
+        </w:tabs>
+        <w:ind w:left="2880" w:hanging="360"/>
+      </w:pPr>
+      <w:rPr>
+        <w:rFonts w:ascii="Wingdings" w:hAnsi="Wingdings" w:hint="default"/>
+        <w:sz w:val="20"/>
+      </w:rPr>
+    </w:lvl>
+    <w:lvl w:ilvl="4" w:tentative="1">
+      <w:start w:val="1"/>
+      <w:numFmt w:val="bullet"/>
+      <w:lvlText w:val=""/>
+      <w:lvlJc w:val="left"/>
+      <w:pPr>
+        <w:tabs>
+          <w:tab w:val="num" w:pos="3600"/>
+        </w:tabs>
+        <w:ind w:left="3600" w:hanging="360"/>
+      </w:pPr>
+      <w:rPr>
+        <w:rFonts w:ascii="Wingdings" w:hAnsi="Wingdings" w:hint="default"/>
+        <w:sz w:val="20"/>
+      </w:rPr>
+    </w:lvl>
+    <w:lvl w:ilvl="5" w:tentative="1">
+      <w:start w:val="1"/>
+      <w:numFmt w:val="bullet"/>
+      <w:lvlText w:val=""/>
+      <w:lvlJc w:val="left"/>
+      <w:pPr>
+        <w:tabs>
+          <w:tab w:val="num" w:pos="4320"/>
+        </w:tabs>
+        <w:ind w:left="4320" w:hanging="360"/>
+      </w:pPr>
+      <w:rPr>
+        <w:rFonts w:ascii="Wingdings" w:hAnsi="Wingdings" w:hint="default"/>
+        <w:sz w:val="20"/>
+      </w:rPr>
+    </w:lvl>
+    <w:lvl w:ilvl="6" w:tentative="1">
+      <w:start w:val="1"/>
+      <w:numFmt w:val="bullet"/>
+      <w:lvlText w:val=""/>
+      <w:lvlJc w:val="left"/>
+      <w:pPr>
+        <w:tabs>
+          <w:tab w:val="num" w:pos="5040"/>
+        </w:tabs>
+        <w:ind w:left="5040" w:hanging="360"/>
+      </w:pPr>
+      <w:rPr>
+        <w:rFonts w:ascii="Wingdings" w:hAnsi="Wingdings" w:hint="default"/>
+        <w:sz w:val="20"/>
+      </w:rPr>
+    </w:lvl>
+    <w:lvl w:ilvl="7" w:tentative="1">
+      <w:start w:val="1"/>
+      <w:numFmt w:val="bullet"/>
+      <w:lvlText w:val=""/>
+      <w:lvlJc w:val="left"/>
+      <w:pPr>
+        <w:tabs>
+          <w:tab w:val="num" w:pos="5760"/>
+        </w:tabs>
+        <w:ind w:left="5760" w:hanging="360"/>
+      </w:pPr>
+      <w:rPr>
+        <w:rFonts w:ascii="Wingdings" w:hAnsi="Wingdings" w:hint="default"/>
+        <w:sz w:val="20"/>
+      </w:rPr>
+    </w:lvl>
+    <w:lvl w:ilvl="8" w:tentative="1">
+      <w:start w:val="1"/>
+      <w:numFmt w:val="bullet"/>
+      <w:lvlText w:val=""/>
+      <w:lvlJc w:val="left"/>
+      <w:pPr>
+        <w:tabs>
+          <w:tab w:val="num" w:pos="6480"/>
+        </w:tabs>
+        <w:ind w:left="6480" w:hanging="360"/>
+      </w:pPr>
+      <w:rPr>
+        <w:rFonts w:ascii="Wingdings" w:hAnsi="Wingdings" w:hint="default"/>
+        <w:sz w:val="20"/>
+      </w:rPr>
     </w:lvl>
   </w:abstractNum>
   <w:num w:numId="1" w16cid:durableId="421486266">
@@ -2770,6 +3391,9 @@
   </w:num>
   <w:num w:numId="7" w16cid:durableId="125124417">
     <w:abstractNumId w:val="1"/>
+  </w:num>
+  <w:num w:numId="8" w16cid:durableId="1994483951">
+    <w:abstractNumId w:val="7"/>
   </w:num>
 </w:numbering>
 </file>

--- a/sprints/sprint1/Sprint Retrospective/Sprint Retrospective Report.docx
+++ b/sprints/sprint1/Sprint Retrospective/Sprint Retrospective Report.docx
@@ -193,23 +193,7 @@
                 <w:b/>
                 <w:bCs/>
               </w:rPr>
-              <w:t xml:space="preserve">Comments (e.g., reasons why </w:t>
-            </w:r>
-            <w:proofErr w:type="gramStart"/>
-            <w:r>
-              <w:rPr>
-                <w:b/>
-                <w:bCs/>
-              </w:rPr>
-              <w:t>feature is</w:t>
-            </w:r>
-            <w:proofErr w:type="gramEnd"/>
-            <w:r>
-              <w:rPr>
-                <w:b/>
-                <w:bCs/>
-              </w:rPr>
-              <w:t xml:space="preserve"> incomplete)</w:t>
+              <w:t>Comments (e.g., reasons why feature is incomplete)</w:t>
             </w:r>
           </w:p>
         </w:tc>
@@ -840,7 +824,7 @@
           </w:tcPr>
           <w:p>
             <w:r>
-              <w:t>Incomplete</w:t>
+              <w:t>Not Started</w:t>
             </w:r>
           </w:p>
         </w:tc>
@@ -848,11 +832,7 @@
           <w:tcPr>
             <w:tcW w:w="2316" w:type="dxa"/>
           </w:tcPr>
-          <w:p>
-            <w:r>
-              <w:t>There are some back-end methods that can be used to implement this but there is no UI page to do the changes.</w:t>
-            </w:r>
-          </w:p>
+          <w:p/>
         </w:tc>
       </w:tr>
       <w:tr>
@@ -927,7 +907,6 @@
                 <w:rFonts w:ascii="Calibri" w:hAnsi="Calibri" w:cs="Calibri"/>
                 <w:color w:val="000000"/>
               </w:rPr>
-              <w:lastRenderedPageBreak/>
               <w:t>Be informed if I am trying to eat something that will violate my diet plan.</w:t>
             </w:r>
           </w:p>
@@ -1162,21 +1141,8 @@
           <w:numId w:val="1"/>
         </w:numPr>
       </w:pPr>
-      <w:proofErr w:type="gramStart"/>
-      <w:r>
-        <w:t>A git</w:t>
-      </w:r>
-      <w:proofErr w:type="gramEnd"/>
-      <w:r>
-        <w:t xml:space="preserve"> </w:t>
-      </w:r>
-      <w:proofErr w:type="gramStart"/>
-      <w:r>
-        <w:t>commit</w:t>
-      </w:r>
-      <w:proofErr w:type="gramEnd"/>
-      <w:r>
-        <w:t xml:space="preserve"> message (please include the commit ID and date/time)</w:t>
+      <w:r>
+        <w:t>A git commit message (please include the commit ID and date/time)</w:t>
       </w:r>
     </w:p>
     <w:p>
@@ -1241,15 +1207,7 @@
         </w:numPr>
       </w:pPr>
       <w:r>
-        <w:t xml:space="preserve">providing </w:t>
-      </w:r>
-      <w:proofErr w:type="gramStart"/>
-      <w:r>
-        <w:t>detail</w:t>
-      </w:r>
-      <w:proofErr w:type="gramEnd"/>
-      <w:r>
-        <w:t xml:space="preserve"> as to how to reproduce a bug</w:t>
+        <w:t>providing detail as to how to reproduce a bug</w:t>
       </w:r>
     </w:p>
     <w:p>
@@ -1375,31 +1333,7 @@
                 <w:szCs w:val="21"/>
                 <w14:ligatures w14:val="none"/>
               </w:rPr>
-              <w:t xml:space="preserve">I've updated the product backlog, sprint backlog, and Planning meeting notes in the repo so that is all current after </w:t>
-            </w:r>
-            <w:proofErr w:type="spellStart"/>
-            <w:proofErr w:type="gramStart"/>
-            <w:r>
-              <w:rPr>
-                <w:rFonts w:ascii="Segoe UI" w:eastAsia="Times New Roman" w:hAnsi="Segoe UI" w:cs="Segoe UI"/>
-                <w:kern w:val="0"/>
-                <w:sz w:val="21"/>
-                <w:szCs w:val="21"/>
-                <w14:ligatures w14:val="none"/>
-              </w:rPr>
-              <w:t>todays</w:t>
-            </w:r>
-            <w:proofErr w:type="spellEnd"/>
-            <w:proofErr w:type="gramEnd"/>
-            <w:r>
-              <w:rPr>
-                <w:rFonts w:ascii="Segoe UI" w:eastAsia="Times New Roman" w:hAnsi="Segoe UI" w:cs="Segoe UI"/>
-                <w:kern w:val="0"/>
-                <w:sz w:val="21"/>
-                <w:szCs w:val="21"/>
-                <w14:ligatures w14:val="none"/>
-              </w:rPr>
-              <w:t xml:space="preserve"> meeting.</w:t>
+              <w:t>I've updated the product backlog, sprint backlog, and Planning meeting notes in the repo so that is all current after todays meeting.</w:t>
             </w:r>
           </w:p>
           <w:p>
@@ -1425,29 +1359,7 @@
                 <w:szCs w:val="21"/>
                 <w14:ligatures w14:val="none"/>
               </w:rPr>
-              <w:t xml:space="preserve">Everyone needs to do the task descriptions of their assigned stuff in the sprint backlog and estimate their hours. If anyone decides that they have too much or not enough to reach roughly 25 hours for the </w:t>
-            </w:r>
-            <w:proofErr w:type="gramStart"/>
-            <w:r>
-              <w:rPr>
-                <w:rFonts w:ascii="Segoe UI" w:eastAsia="Times New Roman" w:hAnsi="Segoe UI" w:cs="Segoe UI"/>
-                <w:kern w:val="0"/>
-                <w:sz w:val="21"/>
-                <w:szCs w:val="21"/>
-                <w14:ligatures w14:val="none"/>
-              </w:rPr>
-              <w:t>sprint</w:t>
-            </w:r>
-            <w:proofErr w:type="gramEnd"/>
-            <w:r>
-              <w:rPr>
-                <w:rFonts w:ascii="Segoe UI" w:eastAsia="Times New Roman" w:hAnsi="Segoe UI" w:cs="Segoe UI"/>
-                <w:kern w:val="0"/>
-                <w:sz w:val="21"/>
-                <w:szCs w:val="21"/>
-                <w14:ligatures w14:val="none"/>
-              </w:rPr>
-              <w:t xml:space="preserve"> please reach out so we can discuss reallocating stuff. </w:t>
+              <w:t>Everyone needs to do the task descriptions of their assigned stuff in the sprint backlog and estimate their hours. If anyone decides that they have too much or not enough to reach roughly 25 hours for the sprint please reach out so we can discuss reallocating stuff. </w:t>
             </w:r>
           </w:p>
           <w:p>
@@ -1517,7 +1429,6 @@
                 <w14:ligatures w14:val="none"/>
               </w:rPr>
             </w:pPr>
-            <w:proofErr w:type="gramStart"/>
             <w:r>
               <w:rPr>
                 <w:rFonts w:ascii="Segoe UI" w:eastAsia="Times New Roman" w:hAnsi="Segoe UI" w:cs="Segoe UI"/>
@@ -1526,10 +1437,12 @@
                 <w:szCs w:val="21"/>
                 <w14:ligatures w14:val="none"/>
               </w:rPr>
-              <w:t>Everyone</w:t>
-            </w:r>
-            <w:proofErr w:type="gramEnd"/>
-            <w:r>
+              <w:t>Everyone when you add new classes and things to the code make sure you add them to the class diagram and that they are fully tested.</w:t>
+            </w:r>
+          </w:p>
+          <w:p>
+            <w:pPr>
+              <w:spacing w:before="100" w:beforeAutospacing="1" w:after="100" w:afterAutospacing="1"/>
               <w:rPr>
                 <w:rFonts w:ascii="Segoe UI" w:eastAsia="Times New Roman" w:hAnsi="Segoe UI" w:cs="Segoe UI"/>
                 <w:kern w:val="0"/>
@@ -1537,9 +1450,7 @@
                 <w:szCs w:val="21"/>
                 <w14:ligatures w14:val="none"/>
               </w:rPr>
-              <w:t xml:space="preserve"> when you add new classes and things to the </w:t>
-            </w:r>
-            <w:proofErr w:type="gramStart"/>
+            </w:pPr>
             <w:r>
               <w:rPr>
                 <w:rFonts w:ascii="Segoe UI" w:eastAsia="Times New Roman" w:hAnsi="Segoe UI" w:cs="Segoe UI"/>
@@ -1548,62 +1459,7 @@
                 <w:szCs w:val="21"/>
                 <w14:ligatures w14:val="none"/>
               </w:rPr>
-              <w:t>code</w:t>
-            </w:r>
-            <w:proofErr w:type="gramEnd"/>
-            <w:r>
-              <w:rPr>
-                <w:rFonts w:ascii="Segoe UI" w:eastAsia="Times New Roman" w:hAnsi="Segoe UI" w:cs="Segoe UI"/>
-                <w:kern w:val="0"/>
-                <w:sz w:val="21"/>
-                <w:szCs w:val="21"/>
-                <w14:ligatures w14:val="none"/>
-              </w:rPr>
-              <w:t xml:space="preserve"> make sure you add them to the class diagram and that they are fully tested.</w:t>
-            </w:r>
-          </w:p>
-          <w:p>
-            <w:pPr>
-              <w:spacing w:before="100" w:beforeAutospacing="1" w:after="100" w:afterAutospacing="1"/>
-              <w:rPr>
-                <w:rFonts w:ascii="Segoe UI" w:eastAsia="Times New Roman" w:hAnsi="Segoe UI" w:cs="Segoe UI"/>
-                <w:kern w:val="0"/>
-                <w:sz w:val="21"/>
-                <w:szCs w:val="21"/>
-                <w14:ligatures w14:val="none"/>
-              </w:rPr>
-            </w:pPr>
-            <w:r>
-              <w:rPr>
-                <w:rFonts w:ascii="Segoe UI" w:eastAsia="Times New Roman" w:hAnsi="Segoe UI" w:cs="Segoe UI"/>
-                <w:kern w:val="0"/>
-                <w:sz w:val="21"/>
-                <w:szCs w:val="21"/>
-                <w14:ligatures w14:val="none"/>
-              </w:rPr>
-              <w:t xml:space="preserve">Everyone </w:t>
-            </w:r>
-            <w:proofErr w:type="gramStart"/>
-            <w:r>
-              <w:rPr>
-                <w:rFonts w:ascii="Segoe UI" w:eastAsia="Times New Roman" w:hAnsi="Segoe UI" w:cs="Segoe UI"/>
-                <w:kern w:val="0"/>
-                <w:sz w:val="21"/>
-                <w:szCs w:val="21"/>
-                <w14:ligatures w14:val="none"/>
-              </w:rPr>
-              <w:t>have</w:t>
-            </w:r>
-            <w:proofErr w:type="gramEnd"/>
-            <w:r>
-              <w:rPr>
-                <w:rFonts w:ascii="Segoe UI" w:eastAsia="Times New Roman" w:hAnsi="Segoe UI" w:cs="Segoe UI"/>
-                <w:kern w:val="0"/>
-                <w:sz w:val="21"/>
-                <w:szCs w:val="21"/>
-                <w14:ligatures w14:val="none"/>
-              </w:rPr>
-              <w:t xml:space="preserve"> a good weekend! </w:t>
+              <w:t>Everyone have a good weekend! </w:t>
             </w:r>
           </w:p>
         </w:tc>
@@ -1625,23 +1481,7 @@
           </w:tcPr>
           <w:p>
             <w:r>
-              <w:t xml:space="preserve">Just to </w:t>
-            </w:r>
-            <w:proofErr w:type="gramStart"/>
-            <w:r>
-              <w:t>list off</w:t>
-            </w:r>
-            <w:proofErr w:type="gramEnd"/>
-            <w:r>
-              <w:t xml:space="preserve"> our </w:t>
-            </w:r>
-            <w:proofErr w:type="gramStart"/>
-            <w:r>
-              <w:t>follow up</w:t>
-            </w:r>
-            <w:proofErr w:type="gramEnd"/>
-            <w:r>
-              <w:t xml:space="preserve"> tasks from the meeting.</w:t>
+              <w:t>Just to list off our follow up tasks from the meeting.</w:t>
             </w:r>
           </w:p>
           <w:p>
@@ -1656,15 +1496,7 @@
           </w:p>
           <w:p>
             <w:r>
-              <w:t xml:space="preserve">Emi will </w:t>
-            </w:r>
-            <w:proofErr w:type="gramStart"/>
-            <w:r>
-              <w:t>mock up</w:t>
-            </w:r>
-            <w:proofErr w:type="gramEnd"/>
-            <w:r>
-              <w:t xml:space="preserve"> some Wireframes</w:t>
+              <w:t>Emi will mock up some Wireframes</w:t>
             </w:r>
           </w:p>
           <w:p>
@@ -1674,31 +1506,7 @@
           </w:p>
           <w:p>
             <w:r>
-              <w:t xml:space="preserve">I will also post the product </w:t>
-            </w:r>
-            <w:proofErr w:type="gramStart"/>
-            <w:r>
-              <w:t>back log</w:t>
-            </w:r>
-            <w:proofErr w:type="gramEnd"/>
-            <w:r>
-              <w:t xml:space="preserve"> and sprint backlog in the shared documents on the </w:t>
-            </w:r>
-            <w:proofErr w:type="gramStart"/>
-            <w:r>
-              <w:t>teams</w:t>
-            </w:r>
-            <w:proofErr w:type="gramEnd"/>
-            <w:r>
-              <w:t xml:space="preserve"> channel. If anyone thinks of anything we need to add or </w:t>
-            </w:r>
-            <w:proofErr w:type="gramStart"/>
-            <w:r>
-              <w:t>edit on those</w:t>
-            </w:r>
-            <w:proofErr w:type="gramEnd"/>
-            <w:r>
-              <w:t xml:space="preserve"> over the next few days before our meeting just let me know. </w:t>
+              <w:t>I will also post the product back log and sprint backlog in the shared documents on the teams channel. If anyone thinks of anything we need to add or edit on those over the next few days before our meeting just let me know. </w:t>
             </w:r>
           </w:p>
         </w:tc>
@@ -1710,7 +1518,6 @@
           </w:tcPr>
           <w:p>
             <w:r>
-              <w:lastRenderedPageBreak/>
               <w:t>Justin Smith</w:t>
             </w:r>
           </w:p>
@@ -1805,6 +1612,7 @@
                 <w:b/>
                 <w:bCs/>
               </w:rPr>
+              <w:lastRenderedPageBreak/>
               <w:t>Priority</w:t>
             </w:r>
           </w:p>
@@ -1854,60 +1662,1551 @@
         <w:tc>
           <w:tcPr>
             <w:tcW w:w="985" w:type="dxa"/>
-          </w:tcPr>
-          <w:p/>
+            <w:vAlign w:val="bottom"/>
+          </w:tcPr>
+          <w:p>
+            <w:r>
+              <w:rPr>
+                <w:rFonts w:ascii="Calibri" w:hAnsi="Calibri" w:cs="Calibri"/>
+                <w:color w:val="000000"/>
+              </w:rPr>
+              <w:t>1.1</w:t>
+            </w:r>
+          </w:p>
         </w:tc>
         <w:tc>
           <w:tcPr>
             <w:tcW w:w="6120" w:type="dxa"/>
-          </w:tcPr>
-          <w:p/>
+            <w:vAlign w:val="bottom"/>
+          </w:tcPr>
+          <w:p>
+            <w:r>
+              <w:rPr>
+                <w:rFonts w:ascii="Calibri" w:hAnsi="Calibri" w:cs="Calibri"/>
+                <w:color w:val="000000"/>
+              </w:rPr>
+              <w:t>Communication Protecol for authorization process</w:t>
+            </w:r>
+          </w:p>
         </w:tc>
         <w:tc>
           <w:tcPr>
             <w:tcW w:w="2250" w:type="dxa"/>
-          </w:tcPr>
-          <w:p/>
+            <w:vAlign w:val="bottom"/>
+          </w:tcPr>
+          <w:p>
+            <w:r>
+              <w:rPr>
+                <w:rFonts w:ascii="Calibri" w:hAnsi="Calibri" w:cs="Calibri"/>
+                <w:color w:val="000000"/>
+              </w:rPr>
+              <w:t>Team</w:t>
+            </w:r>
+          </w:p>
         </w:tc>
       </w:tr>
       <w:tr>
         <w:tc>
           <w:tcPr>
             <w:tcW w:w="985" w:type="dxa"/>
-          </w:tcPr>
-          <w:p/>
+            <w:vAlign w:val="bottom"/>
+          </w:tcPr>
+          <w:p>
+            <w:r>
+              <w:rPr>
+                <w:rFonts w:ascii="Calibri" w:hAnsi="Calibri" w:cs="Calibri"/>
+                <w:color w:val="000000"/>
+              </w:rPr>
+              <w:t>1.1</w:t>
+            </w:r>
+          </w:p>
         </w:tc>
         <w:tc>
           <w:tcPr>
             <w:tcW w:w="6120" w:type="dxa"/>
-          </w:tcPr>
-          <w:p/>
+            <w:vAlign w:val="bottom"/>
+          </w:tcPr>
+          <w:p>
+            <w:r>
+              <w:rPr>
+                <w:rFonts w:ascii="Calibri" w:hAnsi="Calibri" w:cs="Calibri"/>
+                <w:color w:val="000000"/>
+              </w:rPr>
+              <w:t>User Class structure</w:t>
+            </w:r>
+          </w:p>
         </w:tc>
         <w:tc>
           <w:tcPr>
             <w:tcW w:w="2250" w:type="dxa"/>
-          </w:tcPr>
-          <w:p/>
+            <w:vAlign w:val="bottom"/>
+          </w:tcPr>
+          <w:p>
+            <w:r>
+              <w:rPr>
+                <w:rFonts w:ascii="Calibri" w:hAnsi="Calibri" w:cs="Calibri"/>
+                <w:color w:val="000000"/>
+              </w:rPr>
+              <w:t>Team</w:t>
+            </w:r>
+          </w:p>
         </w:tc>
       </w:tr>
       <w:tr>
         <w:tc>
           <w:tcPr>
             <w:tcW w:w="985" w:type="dxa"/>
-          </w:tcPr>
-          <w:p/>
+            <w:vAlign w:val="bottom"/>
+          </w:tcPr>
+          <w:p>
+            <w:r>
+              <w:rPr>
+                <w:rFonts w:ascii="Calibri" w:hAnsi="Calibri" w:cs="Calibri"/>
+                <w:color w:val="000000"/>
+              </w:rPr>
+              <w:t>1.2</w:t>
+            </w:r>
+          </w:p>
         </w:tc>
         <w:tc>
           <w:tcPr>
             <w:tcW w:w="6120" w:type="dxa"/>
-          </w:tcPr>
-          <w:p/>
+            <w:vAlign w:val="bottom"/>
+          </w:tcPr>
+          <w:p>
+            <w:r>
+              <w:rPr>
+                <w:rFonts w:ascii="Calibri" w:hAnsi="Calibri" w:cs="Calibri"/>
+                <w:color w:val="000000"/>
+              </w:rPr>
+              <w:t>Authorization Process Client Side</w:t>
+            </w:r>
+          </w:p>
         </w:tc>
         <w:tc>
           <w:tcPr>
             <w:tcW w:w="2250" w:type="dxa"/>
-          </w:tcPr>
-          <w:p/>
+            <w:vAlign w:val="bottom"/>
+          </w:tcPr>
+          <w:p>
+            <w:r>
+              <w:rPr>
+                <w:rFonts w:ascii="Calibri" w:hAnsi="Calibri" w:cs="Calibri"/>
+                <w:color w:val="000000"/>
+              </w:rPr>
+              <w:t>Emi</w:t>
+            </w:r>
+          </w:p>
+        </w:tc>
+      </w:tr>
+      <w:tr>
+        <w:tc>
+          <w:tcPr>
+            <w:tcW w:w="985" w:type="dxa"/>
+            <w:vAlign w:val="bottom"/>
+          </w:tcPr>
+          <w:p>
+            <w:r>
+              <w:rPr>
+                <w:rFonts w:ascii="Calibri" w:hAnsi="Calibri" w:cs="Calibri"/>
+                <w:color w:val="000000"/>
+              </w:rPr>
+              <w:t>1.2</w:t>
+            </w:r>
+          </w:p>
+        </w:tc>
+        <w:tc>
+          <w:tcPr>
+            <w:tcW w:w="6120" w:type="dxa"/>
+            <w:vAlign w:val="bottom"/>
+          </w:tcPr>
+          <w:p>
+            <w:r>
+              <w:rPr>
+                <w:rFonts w:ascii="Calibri" w:hAnsi="Calibri" w:cs="Calibri"/>
+                <w:color w:val="000000"/>
+              </w:rPr>
+              <w:t>Authorization Process Server Side</w:t>
+            </w:r>
+          </w:p>
+        </w:tc>
+        <w:tc>
+          <w:tcPr>
+            <w:tcW w:w="2250" w:type="dxa"/>
+            <w:vAlign w:val="bottom"/>
+          </w:tcPr>
+          <w:p>
+            <w:r>
+              <w:rPr>
+                <w:rFonts w:ascii="Calibri" w:hAnsi="Calibri" w:cs="Calibri"/>
+                <w:color w:val="000000"/>
+              </w:rPr>
+              <w:t>Justin</w:t>
+            </w:r>
+          </w:p>
+        </w:tc>
+      </w:tr>
+      <w:tr>
+        <w:tc>
+          <w:tcPr>
+            <w:tcW w:w="985" w:type="dxa"/>
+            <w:vAlign w:val="bottom"/>
+          </w:tcPr>
+          <w:p>
+            <w:r>
+              <w:rPr>
+                <w:rFonts w:ascii="Calibri" w:hAnsi="Calibri" w:cs="Calibri"/>
+                <w:color w:val="000000"/>
+              </w:rPr>
+              <w:t>1.2</w:t>
+            </w:r>
+          </w:p>
+        </w:tc>
+        <w:tc>
+          <w:tcPr>
+            <w:tcW w:w="6120" w:type="dxa"/>
+            <w:vAlign w:val="bottom"/>
+          </w:tcPr>
+          <w:p>
+            <w:r>
+              <w:rPr>
+                <w:rFonts w:ascii="Calibri" w:hAnsi="Calibri" w:cs="Calibri"/>
+                <w:color w:val="000000"/>
+              </w:rPr>
+              <w:t>Display logged in user's info on landing page</w:t>
+            </w:r>
+          </w:p>
+        </w:tc>
+        <w:tc>
+          <w:tcPr>
+            <w:tcW w:w="2250" w:type="dxa"/>
+            <w:vAlign w:val="bottom"/>
+          </w:tcPr>
+          <w:p>
+            <w:r>
+              <w:rPr>
+                <w:rFonts w:ascii="Calibri" w:hAnsi="Calibri" w:cs="Calibri"/>
+                <w:color w:val="000000"/>
+              </w:rPr>
+              <w:t>Victor</w:t>
+            </w:r>
+          </w:p>
+        </w:tc>
+      </w:tr>
+      <w:tr>
+        <w:tc>
+          <w:tcPr>
+            <w:tcW w:w="985" w:type="dxa"/>
+            <w:vAlign w:val="bottom"/>
+          </w:tcPr>
+          <w:p>
+            <w:r>
+              <w:rPr>
+                <w:rFonts w:ascii="Calibri" w:hAnsi="Calibri" w:cs="Calibri"/>
+                <w:color w:val="000000"/>
+              </w:rPr>
+              <w:t>1.2</w:t>
+            </w:r>
+          </w:p>
+        </w:tc>
+        <w:tc>
+          <w:tcPr>
+            <w:tcW w:w="6120" w:type="dxa"/>
+            <w:vAlign w:val="bottom"/>
+          </w:tcPr>
+          <w:p>
+            <w:r>
+              <w:rPr>
+                <w:rFonts w:ascii="Calibri" w:hAnsi="Calibri" w:cs="Calibri"/>
+                <w:color w:val="000000"/>
+              </w:rPr>
+              <w:t>Login UI Page</w:t>
+            </w:r>
+          </w:p>
+        </w:tc>
+        <w:tc>
+          <w:tcPr>
+            <w:tcW w:w="2250" w:type="dxa"/>
+            <w:vAlign w:val="bottom"/>
+          </w:tcPr>
+          <w:p>
+            <w:r>
+              <w:rPr>
+                <w:rFonts w:ascii="Calibri" w:hAnsi="Calibri" w:cs="Calibri"/>
+                <w:color w:val="000000"/>
+              </w:rPr>
+              <w:t>Yeni</w:t>
+            </w:r>
+          </w:p>
+        </w:tc>
+      </w:tr>
+      <w:tr>
+        <w:tc>
+          <w:tcPr>
+            <w:tcW w:w="985" w:type="dxa"/>
+            <w:vAlign w:val="bottom"/>
+          </w:tcPr>
+          <w:p>
+            <w:r>
+              <w:rPr>
+                <w:rFonts w:ascii="Calibri" w:hAnsi="Calibri" w:cs="Calibri"/>
+                <w:color w:val="000000"/>
+              </w:rPr>
+              <w:t>1.3</w:t>
+            </w:r>
+          </w:p>
+        </w:tc>
+        <w:tc>
+          <w:tcPr>
+            <w:tcW w:w="6120" w:type="dxa"/>
+            <w:vAlign w:val="bottom"/>
+          </w:tcPr>
+          <w:p>
+            <w:r>
+              <w:rPr>
+                <w:rFonts w:ascii="Calibri" w:hAnsi="Calibri" w:cs="Calibri"/>
+                <w:color w:val="000000"/>
+              </w:rPr>
+              <w:t>Login Page Codebehind</w:t>
+            </w:r>
+          </w:p>
+        </w:tc>
+        <w:tc>
+          <w:tcPr>
+            <w:tcW w:w="2250" w:type="dxa"/>
+            <w:vAlign w:val="bottom"/>
+          </w:tcPr>
+          <w:p>
+            <w:r>
+              <w:rPr>
+                <w:rFonts w:ascii="Calibri" w:hAnsi="Calibri" w:cs="Calibri"/>
+                <w:color w:val="000000"/>
+              </w:rPr>
+              <w:t>Yeni</w:t>
+            </w:r>
+          </w:p>
+        </w:tc>
+      </w:tr>
+      <w:tr>
+        <w:tc>
+          <w:tcPr>
+            <w:tcW w:w="985" w:type="dxa"/>
+            <w:vAlign w:val="bottom"/>
+          </w:tcPr>
+          <w:p>
+            <w:r>
+              <w:rPr>
+                <w:rFonts w:ascii="Calibri" w:hAnsi="Calibri" w:cs="Calibri"/>
+                <w:color w:val="000000"/>
+              </w:rPr>
+              <w:t>2.1</w:t>
+            </w:r>
+          </w:p>
+        </w:tc>
+        <w:tc>
+          <w:tcPr>
+            <w:tcW w:w="6120" w:type="dxa"/>
+            <w:vAlign w:val="bottom"/>
+          </w:tcPr>
+          <w:p>
+            <w:r>
+              <w:rPr>
+                <w:rFonts w:ascii="Calibri" w:hAnsi="Calibri" w:cs="Calibri"/>
+                <w:color w:val="000000"/>
+              </w:rPr>
+              <w:t>Communication Protecol for Create Account</w:t>
+            </w:r>
+          </w:p>
+        </w:tc>
+        <w:tc>
+          <w:tcPr>
+            <w:tcW w:w="2250" w:type="dxa"/>
+            <w:vAlign w:val="bottom"/>
+          </w:tcPr>
+          <w:p>
+            <w:r>
+              <w:rPr>
+                <w:rFonts w:ascii="Calibri" w:hAnsi="Calibri" w:cs="Calibri"/>
+                <w:color w:val="000000"/>
+              </w:rPr>
+              <w:t>Team</w:t>
+            </w:r>
+          </w:p>
+        </w:tc>
+      </w:tr>
+      <w:tr>
+        <w:tc>
+          <w:tcPr>
+            <w:tcW w:w="985" w:type="dxa"/>
+            <w:vAlign w:val="bottom"/>
+          </w:tcPr>
+          <w:p>
+            <w:r>
+              <w:rPr>
+                <w:rFonts w:ascii="Calibri" w:hAnsi="Calibri" w:cs="Calibri"/>
+                <w:color w:val="000000"/>
+              </w:rPr>
+              <w:t>2.1</w:t>
+            </w:r>
+          </w:p>
+        </w:tc>
+        <w:tc>
+          <w:tcPr>
+            <w:tcW w:w="6120" w:type="dxa"/>
+            <w:vAlign w:val="bottom"/>
+          </w:tcPr>
+          <w:p>
+            <w:r>
+              <w:rPr>
+                <w:rFonts w:ascii="Calibri" w:hAnsi="Calibri" w:cs="Calibri"/>
+                <w:color w:val="000000"/>
+              </w:rPr>
+              <w:t>Credentials Structure</w:t>
+            </w:r>
+          </w:p>
+        </w:tc>
+        <w:tc>
+          <w:tcPr>
+            <w:tcW w:w="2250" w:type="dxa"/>
+            <w:vAlign w:val="bottom"/>
+          </w:tcPr>
+          <w:p>
+            <w:r>
+              <w:rPr>
+                <w:rFonts w:ascii="Calibri" w:hAnsi="Calibri" w:cs="Calibri"/>
+                <w:color w:val="000000"/>
+              </w:rPr>
+              <w:t>Team</w:t>
+            </w:r>
+          </w:p>
+        </w:tc>
+      </w:tr>
+      <w:tr>
+        <w:tc>
+          <w:tcPr>
+            <w:tcW w:w="985" w:type="dxa"/>
+            <w:vAlign w:val="bottom"/>
+          </w:tcPr>
+          <w:p>
+            <w:r>
+              <w:rPr>
+                <w:rFonts w:ascii="Calibri" w:hAnsi="Calibri" w:cs="Calibri"/>
+                <w:color w:val="000000"/>
+              </w:rPr>
+              <w:t>2.2</w:t>
+            </w:r>
+          </w:p>
+        </w:tc>
+        <w:tc>
+          <w:tcPr>
+            <w:tcW w:w="6120" w:type="dxa"/>
+            <w:vAlign w:val="bottom"/>
+          </w:tcPr>
+          <w:p>
+            <w:r>
+              <w:rPr>
+                <w:rFonts w:ascii="Calibri" w:hAnsi="Calibri" w:cs="Calibri"/>
+                <w:color w:val="000000"/>
+              </w:rPr>
+              <w:t>Create Account Process Client Side</w:t>
+            </w:r>
+          </w:p>
+        </w:tc>
+        <w:tc>
+          <w:tcPr>
+            <w:tcW w:w="2250" w:type="dxa"/>
+            <w:vAlign w:val="bottom"/>
+          </w:tcPr>
+          <w:p>
+            <w:r>
+              <w:rPr>
+                <w:rFonts w:ascii="Calibri" w:hAnsi="Calibri" w:cs="Calibri"/>
+                <w:color w:val="000000"/>
+              </w:rPr>
+              <w:t>Justin</w:t>
+            </w:r>
+          </w:p>
+        </w:tc>
+      </w:tr>
+      <w:tr>
+        <w:tc>
+          <w:tcPr>
+            <w:tcW w:w="985" w:type="dxa"/>
+            <w:vAlign w:val="bottom"/>
+          </w:tcPr>
+          <w:p>
+            <w:r>
+              <w:rPr>
+                <w:rFonts w:ascii="Calibri" w:hAnsi="Calibri" w:cs="Calibri"/>
+                <w:color w:val="000000"/>
+              </w:rPr>
+              <w:t>2.2</w:t>
+            </w:r>
+          </w:p>
+        </w:tc>
+        <w:tc>
+          <w:tcPr>
+            <w:tcW w:w="6120" w:type="dxa"/>
+            <w:vAlign w:val="bottom"/>
+          </w:tcPr>
+          <w:p>
+            <w:r>
+              <w:rPr>
+                <w:rFonts w:ascii="Calibri" w:hAnsi="Calibri" w:cs="Calibri"/>
+                <w:color w:val="000000"/>
+              </w:rPr>
+              <w:t>Create Account Process Server Side</w:t>
+            </w:r>
+          </w:p>
+        </w:tc>
+        <w:tc>
+          <w:tcPr>
+            <w:tcW w:w="2250" w:type="dxa"/>
+            <w:vAlign w:val="bottom"/>
+          </w:tcPr>
+          <w:p>
+            <w:r>
+              <w:rPr>
+                <w:rFonts w:ascii="Calibri" w:hAnsi="Calibri" w:cs="Calibri"/>
+                <w:color w:val="000000"/>
+              </w:rPr>
+              <w:t>Yeni</w:t>
+            </w:r>
+          </w:p>
+        </w:tc>
+      </w:tr>
+      <w:tr>
+        <w:tc>
+          <w:tcPr>
+            <w:tcW w:w="985" w:type="dxa"/>
+            <w:vAlign w:val="bottom"/>
+          </w:tcPr>
+          <w:p>
+            <w:r>
+              <w:rPr>
+                <w:rFonts w:ascii="Calibri" w:hAnsi="Calibri" w:cs="Calibri"/>
+                <w:color w:val="000000"/>
+              </w:rPr>
+              <w:t>2.2</w:t>
+            </w:r>
+          </w:p>
+        </w:tc>
+        <w:tc>
+          <w:tcPr>
+            <w:tcW w:w="6120" w:type="dxa"/>
+            <w:vAlign w:val="bottom"/>
+          </w:tcPr>
+          <w:p>
+            <w:r>
+              <w:rPr>
+                <w:rFonts w:ascii="Calibri" w:hAnsi="Calibri" w:cs="Calibri"/>
+                <w:color w:val="000000"/>
+              </w:rPr>
+              <w:t>Create Account UI Page</w:t>
+            </w:r>
+          </w:p>
+        </w:tc>
+        <w:tc>
+          <w:tcPr>
+            <w:tcW w:w="2250" w:type="dxa"/>
+            <w:vAlign w:val="bottom"/>
+          </w:tcPr>
+          <w:p>
+            <w:r>
+              <w:rPr>
+                <w:rFonts w:ascii="Calibri" w:hAnsi="Calibri" w:cs="Calibri"/>
+                <w:color w:val="000000"/>
+              </w:rPr>
+              <w:t>Emi</w:t>
+            </w:r>
+          </w:p>
+        </w:tc>
+      </w:tr>
+      <w:tr>
+        <w:tc>
+          <w:tcPr>
+            <w:tcW w:w="985" w:type="dxa"/>
+            <w:vAlign w:val="bottom"/>
+          </w:tcPr>
+          <w:p>
+            <w:r>
+              <w:rPr>
+                <w:rFonts w:ascii="Calibri" w:hAnsi="Calibri" w:cs="Calibri"/>
+                <w:color w:val="000000"/>
+              </w:rPr>
+              <w:t>2.2</w:t>
+            </w:r>
+          </w:p>
+        </w:tc>
+        <w:tc>
+          <w:tcPr>
+            <w:tcW w:w="6120" w:type="dxa"/>
+            <w:vAlign w:val="bottom"/>
+          </w:tcPr>
+          <w:p>
+            <w:r>
+              <w:rPr>
+                <w:rFonts w:ascii="Calibri" w:hAnsi="Calibri" w:cs="Calibri"/>
+                <w:color w:val="000000"/>
+              </w:rPr>
+              <w:t>Display User Info on Landing After Creation</w:t>
+            </w:r>
+          </w:p>
+        </w:tc>
+        <w:tc>
+          <w:tcPr>
+            <w:tcW w:w="2250" w:type="dxa"/>
+            <w:vAlign w:val="bottom"/>
+          </w:tcPr>
+          <w:p>
+            <w:r>
+              <w:rPr>
+                <w:rFonts w:ascii="Calibri" w:hAnsi="Calibri" w:cs="Calibri"/>
+                <w:color w:val="000000"/>
+              </w:rPr>
+              <w:t>Victor</w:t>
+            </w:r>
+          </w:p>
+        </w:tc>
+      </w:tr>
+      <w:tr>
+        <w:tc>
+          <w:tcPr>
+            <w:tcW w:w="985" w:type="dxa"/>
+            <w:vAlign w:val="bottom"/>
+          </w:tcPr>
+          <w:p>
+            <w:r>
+              <w:rPr>
+                <w:rFonts w:ascii="Calibri" w:hAnsi="Calibri" w:cs="Calibri"/>
+                <w:color w:val="000000"/>
+              </w:rPr>
+              <w:t>2.3</w:t>
+            </w:r>
+          </w:p>
+        </w:tc>
+        <w:tc>
+          <w:tcPr>
+            <w:tcW w:w="6120" w:type="dxa"/>
+            <w:vAlign w:val="bottom"/>
+          </w:tcPr>
+          <w:p>
+            <w:r>
+              <w:rPr>
+                <w:rFonts w:ascii="Calibri" w:hAnsi="Calibri" w:cs="Calibri"/>
+                <w:color w:val="000000"/>
+              </w:rPr>
+              <w:t>Create Account Page Code Behind</w:t>
+            </w:r>
+          </w:p>
+        </w:tc>
+        <w:tc>
+          <w:tcPr>
+            <w:tcW w:w="2250" w:type="dxa"/>
+            <w:vAlign w:val="bottom"/>
+          </w:tcPr>
+          <w:p>
+            <w:r>
+              <w:rPr>
+                <w:rFonts w:ascii="Calibri" w:hAnsi="Calibri" w:cs="Calibri"/>
+                <w:color w:val="000000"/>
+              </w:rPr>
+              <w:t>Emi</w:t>
+            </w:r>
+          </w:p>
+        </w:tc>
+      </w:tr>
+      <w:tr>
+        <w:tc>
+          <w:tcPr>
+            <w:tcW w:w="985" w:type="dxa"/>
+            <w:vAlign w:val="bottom"/>
+          </w:tcPr>
+          <w:p>
+            <w:r>
+              <w:rPr>
+                <w:rFonts w:ascii="Calibri" w:hAnsi="Calibri" w:cs="Calibri"/>
+                <w:color w:val="000000"/>
+              </w:rPr>
+              <w:t>3.1</w:t>
+            </w:r>
+          </w:p>
+        </w:tc>
+        <w:tc>
+          <w:tcPr>
+            <w:tcW w:w="6120" w:type="dxa"/>
+            <w:vAlign w:val="bottom"/>
+          </w:tcPr>
+          <w:p>
+            <w:r>
+              <w:rPr>
+                <w:rFonts w:ascii="Calibri" w:hAnsi="Calibri" w:cs="Calibri"/>
+                <w:color w:val="000000"/>
+              </w:rPr>
+              <w:t>Communication Protecol for Create Food</w:t>
+            </w:r>
+          </w:p>
+        </w:tc>
+        <w:tc>
+          <w:tcPr>
+            <w:tcW w:w="2250" w:type="dxa"/>
+            <w:vAlign w:val="bottom"/>
+          </w:tcPr>
+          <w:p>
+            <w:r>
+              <w:rPr>
+                <w:rFonts w:ascii="Calibri" w:hAnsi="Calibri" w:cs="Calibri"/>
+                <w:color w:val="000000"/>
+              </w:rPr>
+              <w:t>Team</w:t>
+            </w:r>
+          </w:p>
+        </w:tc>
+      </w:tr>
+      <w:tr>
+        <w:tc>
+          <w:tcPr>
+            <w:tcW w:w="985" w:type="dxa"/>
+            <w:vAlign w:val="bottom"/>
+          </w:tcPr>
+          <w:p>
+            <w:r>
+              <w:rPr>
+                <w:rFonts w:ascii="Calibri" w:hAnsi="Calibri" w:cs="Calibri"/>
+                <w:color w:val="000000"/>
+              </w:rPr>
+              <w:t>3.2</w:t>
+            </w:r>
+          </w:p>
+        </w:tc>
+        <w:tc>
+          <w:tcPr>
+            <w:tcW w:w="6120" w:type="dxa"/>
+            <w:vAlign w:val="bottom"/>
+          </w:tcPr>
+          <w:p>
+            <w:r>
+              <w:rPr>
+                <w:rFonts w:ascii="Calibri" w:hAnsi="Calibri" w:cs="Calibri"/>
+                <w:color w:val="000000"/>
+              </w:rPr>
+              <w:t>Create Food Process Client Side</w:t>
+            </w:r>
+          </w:p>
+        </w:tc>
+        <w:tc>
+          <w:tcPr>
+            <w:tcW w:w="2250" w:type="dxa"/>
+            <w:vAlign w:val="bottom"/>
+          </w:tcPr>
+          <w:p>
+            <w:r>
+              <w:rPr>
+                <w:rFonts w:ascii="Calibri" w:hAnsi="Calibri" w:cs="Calibri"/>
+                <w:color w:val="000000"/>
+              </w:rPr>
+              <w:t>Yeni</w:t>
+            </w:r>
+          </w:p>
+        </w:tc>
+      </w:tr>
+      <w:tr>
+        <w:tc>
+          <w:tcPr>
+            <w:tcW w:w="985" w:type="dxa"/>
+            <w:vAlign w:val="bottom"/>
+          </w:tcPr>
+          <w:p>
+            <w:r>
+              <w:rPr>
+                <w:rFonts w:ascii="Calibri" w:hAnsi="Calibri" w:cs="Calibri"/>
+                <w:color w:val="000000"/>
+              </w:rPr>
+              <w:t>3.2</w:t>
+            </w:r>
+          </w:p>
+        </w:tc>
+        <w:tc>
+          <w:tcPr>
+            <w:tcW w:w="6120" w:type="dxa"/>
+            <w:vAlign w:val="bottom"/>
+          </w:tcPr>
+          <w:p>
+            <w:r>
+              <w:rPr>
+                <w:rFonts w:ascii="Calibri" w:hAnsi="Calibri" w:cs="Calibri"/>
+                <w:color w:val="000000"/>
+              </w:rPr>
+              <w:t>Create Food Process Server Side</w:t>
+            </w:r>
+          </w:p>
+        </w:tc>
+        <w:tc>
+          <w:tcPr>
+            <w:tcW w:w="2250" w:type="dxa"/>
+            <w:vAlign w:val="bottom"/>
+          </w:tcPr>
+          <w:p>
+            <w:r>
+              <w:rPr>
+                <w:rFonts w:ascii="Calibri" w:hAnsi="Calibri" w:cs="Calibri"/>
+                <w:color w:val="000000"/>
+              </w:rPr>
+              <w:t>Victor</w:t>
+            </w:r>
+          </w:p>
+        </w:tc>
+      </w:tr>
+      <w:tr>
+        <w:tc>
+          <w:tcPr>
+            <w:tcW w:w="985" w:type="dxa"/>
+            <w:vAlign w:val="bottom"/>
+          </w:tcPr>
+          <w:p>
+            <w:r>
+              <w:rPr>
+                <w:rFonts w:ascii="Calibri" w:hAnsi="Calibri" w:cs="Calibri"/>
+                <w:color w:val="000000"/>
+              </w:rPr>
+              <w:t>4.1</w:t>
+            </w:r>
+          </w:p>
+        </w:tc>
+        <w:tc>
+          <w:tcPr>
+            <w:tcW w:w="6120" w:type="dxa"/>
+            <w:vAlign w:val="bottom"/>
+          </w:tcPr>
+          <w:p>
+            <w:r>
+              <w:rPr>
+                <w:rFonts w:ascii="Calibri" w:hAnsi="Calibri" w:cs="Calibri"/>
+                <w:color w:val="000000"/>
+              </w:rPr>
+              <w:t>Communication Protecol for Search</w:t>
+            </w:r>
+          </w:p>
+        </w:tc>
+        <w:tc>
+          <w:tcPr>
+            <w:tcW w:w="2250" w:type="dxa"/>
+            <w:vAlign w:val="bottom"/>
+          </w:tcPr>
+          <w:p>
+            <w:r>
+              <w:rPr>
+                <w:rFonts w:ascii="Calibri" w:hAnsi="Calibri" w:cs="Calibri"/>
+                <w:color w:val="000000"/>
+              </w:rPr>
+              <w:t>Team</w:t>
+            </w:r>
+          </w:p>
+        </w:tc>
+      </w:tr>
+      <w:tr>
+        <w:tc>
+          <w:tcPr>
+            <w:tcW w:w="985" w:type="dxa"/>
+            <w:vAlign w:val="bottom"/>
+          </w:tcPr>
+          <w:p>
+            <w:r>
+              <w:rPr>
+                <w:rFonts w:ascii="Calibri" w:hAnsi="Calibri" w:cs="Calibri"/>
+                <w:color w:val="000000"/>
+              </w:rPr>
+              <w:t>4.1</w:t>
+            </w:r>
+          </w:p>
+        </w:tc>
+        <w:tc>
+          <w:tcPr>
+            <w:tcW w:w="6120" w:type="dxa"/>
+            <w:vAlign w:val="bottom"/>
+          </w:tcPr>
+          <w:p>
+            <w:r>
+              <w:rPr>
+                <w:rFonts w:ascii="Calibri" w:hAnsi="Calibri" w:cs="Calibri"/>
+                <w:color w:val="000000"/>
+              </w:rPr>
+              <w:t>Communication Protecol for Update DayOfFood</w:t>
+            </w:r>
+          </w:p>
+        </w:tc>
+        <w:tc>
+          <w:tcPr>
+            <w:tcW w:w="2250" w:type="dxa"/>
+            <w:vAlign w:val="bottom"/>
+          </w:tcPr>
+          <w:p>
+            <w:r>
+              <w:rPr>
+                <w:rFonts w:ascii="Calibri" w:hAnsi="Calibri" w:cs="Calibri"/>
+                <w:color w:val="000000"/>
+              </w:rPr>
+              <w:t>Team</w:t>
+            </w:r>
+          </w:p>
+        </w:tc>
+      </w:tr>
+      <w:tr>
+        <w:tc>
+          <w:tcPr>
+            <w:tcW w:w="985" w:type="dxa"/>
+            <w:vAlign w:val="bottom"/>
+          </w:tcPr>
+          <w:p>
+            <w:r>
+              <w:rPr>
+                <w:rFonts w:ascii="Calibri" w:hAnsi="Calibri" w:cs="Calibri"/>
+                <w:color w:val="000000"/>
+              </w:rPr>
+              <w:t>4.1</w:t>
+            </w:r>
+          </w:p>
+        </w:tc>
+        <w:tc>
+          <w:tcPr>
+            <w:tcW w:w="6120" w:type="dxa"/>
+            <w:vAlign w:val="bottom"/>
+          </w:tcPr>
+          <w:p>
+            <w:r>
+              <w:rPr>
+                <w:rFonts w:ascii="Calibri" w:hAnsi="Calibri" w:cs="Calibri"/>
+                <w:color w:val="000000"/>
+              </w:rPr>
+              <w:t>DayOfFood Structure</w:t>
+            </w:r>
+          </w:p>
+        </w:tc>
+        <w:tc>
+          <w:tcPr>
+            <w:tcW w:w="2250" w:type="dxa"/>
+            <w:vAlign w:val="bottom"/>
+          </w:tcPr>
+          <w:p>
+            <w:r>
+              <w:rPr>
+                <w:rFonts w:ascii="Calibri" w:hAnsi="Calibri" w:cs="Calibri"/>
+                <w:color w:val="000000"/>
+              </w:rPr>
+              <w:t>Team</w:t>
+            </w:r>
+          </w:p>
+        </w:tc>
+      </w:tr>
+      <w:tr>
+        <w:tc>
+          <w:tcPr>
+            <w:tcW w:w="985" w:type="dxa"/>
+            <w:vAlign w:val="bottom"/>
+          </w:tcPr>
+          <w:p>
+            <w:r>
+              <w:rPr>
+                <w:rFonts w:ascii="Calibri" w:hAnsi="Calibri" w:cs="Calibri"/>
+                <w:color w:val="000000"/>
+              </w:rPr>
+              <w:t>4.2</w:t>
+            </w:r>
+          </w:p>
+        </w:tc>
+        <w:tc>
+          <w:tcPr>
+            <w:tcW w:w="6120" w:type="dxa"/>
+            <w:vAlign w:val="bottom"/>
+          </w:tcPr>
+          <w:p>
+            <w:r>
+              <w:rPr>
+                <w:rFonts w:ascii="Calibri" w:hAnsi="Calibri" w:cs="Calibri"/>
+                <w:color w:val="000000"/>
+              </w:rPr>
+              <w:t>Fix UI Spacing Issues</w:t>
+            </w:r>
+          </w:p>
+        </w:tc>
+        <w:tc>
+          <w:tcPr>
+            <w:tcW w:w="2250" w:type="dxa"/>
+            <w:vAlign w:val="bottom"/>
+          </w:tcPr>
+          <w:p>
+            <w:r>
+              <w:rPr>
+                <w:rFonts w:ascii="Calibri" w:hAnsi="Calibri" w:cs="Calibri"/>
+                <w:color w:val="000000"/>
+              </w:rPr>
+              <w:t>Emi</w:t>
+            </w:r>
+          </w:p>
+        </w:tc>
+      </w:tr>
+      <w:tr>
+        <w:tc>
+          <w:tcPr>
+            <w:tcW w:w="985" w:type="dxa"/>
+            <w:vAlign w:val="bottom"/>
+          </w:tcPr>
+          <w:p>
+            <w:r>
+              <w:rPr>
+                <w:rFonts w:ascii="Calibri" w:hAnsi="Calibri" w:cs="Calibri"/>
+                <w:color w:val="000000"/>
+              </w:rPr>
+              <w:t>4.2</w:t>
+            </w:r>
+          </w:p>
+        </w:tc>
+        <w:tc>
+          <w:tcPr>
+            <w:tcW w:w="6120" w:type="dxa"/>
+            <w:vAlign w:val="bottom"/>
+          </w:tcPr>
+          <w:p>
+            <w:r>
+              <w:rPr>
+                <w:rFonts w:ascii="Calibri" w:hAnsi="Calibri" w:cs="Calibri"/>
+                <w:color w:val="000000"/>
+              </w:rPr>
+              <w:t>Hookup Add Buttons to Search Page</w:t>
+            </w:r>
+          </w:p>
+        </w:tc>
+        <w:tc>
+          <w:tcPr>
+            <w:tcW w:w="2250" w:type="dxa"/>
+            <w:vAlign w:val="bottom"/>
+          </w:tcPr>
+          <w:p>
+            <w:r>
+              <w:rPr>
+                <w:rFonts w:ascii="Calibri" w:hAnsi="Calibri" w:cs="Calibri"/>
+                <w:color w:val="000000"/>
+              </w:rPr>
+              <w:t>Emi</w:t>
+            </w:r>
+          </w:p>
+        </w:tc>
+      </w:tr>
+      <w:tr>
+        <w:tc>
+          <w:tcPr>
+            <w:tcW w:w="985" w:type="dxa"/>
+            <w:vAlign w:val="bottom"/>
+          </w:tcPr>
+          <w:p>
+            <w:r>
+              <w:rPr>
+                <w:rFonts w:ascii="Calibri" w:hAnsi="Calibri" w:cs="Calibri"/>
+                <w:color w:val="000000"/>
+              </w:rPr>
+              <w:t>4.2</w:t>
+            </w:r>
+          </w:p>
+        </w:tc>
+        <w:tc>
+          <w:tcPr>
+            <w:tcW w:w="6120" w:type="dxa"/>
+            <w:vAlign w:val="bottom"/>
+          </w:tcPr>
+          <w:p>
+            <w:r>
+              <w:rPr>
+                <w:rFonts w:ascii="Calibri" w:hAnsi="Calibri" w:cs="Calibri"/>
+                <w:color w:val="000000"/>
+              </w:rPr>
+              <w:t>Hookup Remove Buttons to User</w:t>
+            </w:r>
+          </w:p>
+        </w:tc>
+        <w:tc>
+          <w:tcPr>
+            <w:tcW w:w="2250" w:type="dxa"/>
+            <w:vAlign w:val="bottom"/>
+          </w:tcPr>
+          <w:p>
+            <w:r>
+              <w:rPr>
+                <w:rFonts w:ascii="Calibri" w:hAnsi="Calibri" w:cs="Calibri"/>
+                <w:color w:val="000000"/>
+              </w:rPr>
+              <w:t>Yeni</w:t>
+            </w:r>
+          </w:p>
+        </w:tc>
+      </w:tr>
+      <w:tr>
+        <w:tc>
+          <w:tcPr>
+            <w:tcW w:w="985" w:type="dxa"/>
+            <w:vAlign w:val="bottom"/>
+          </w:tcPr>
+          <w:p>
+            <w:r>
+              <w:rPr>
+                <w:rFonts w:ascii="Calibri" w:hAnsi="Calibri" w:cs="Calibri"/>
+                <w:color w:val="000000"/>
+              </w:rPr>
+              <w:t>4.2</w:t>
+            </w:r>
+          </w:p>
+        </w:tc>
+        <w:tc>
+          <w:tcPr>
+            <w:tcW w:w="6120" w:type="dxa"/>
+            <w:vAlign w:val="bottom"/>
+          </w:tcPr>
+          <w:p>
+            <w:r>
+              <w:rPr>
+                <w:rFonts w:ascii="Calibri" w:hAnsi="Calibri" w:cs="Calibri"/>
+                <w:color w:val="000000"/>
+              </w:rPr>
+              <w:t>Search Process Client Side</w:t>
+            </w:r>
+          </w:p>
+        </w:tc>
+        <w:tc>
+          <w:tcPr>
+            <w:tcW w:w="2250" w:type="dxa"/>
+            <w:vAlign w:val="bottom"/>
+          </w:tcPr>
+          <w:p>
+            <w:r>
+              <w:rPr>
+                <w:rFonts w:ascii="Calibri" w:hAnsi="Calibri" w:cs="Calibri"/>
+                <w:color w:val="000000"/>
+              </w:rPr>
+              <w:t>Victor</w:t>
+            </w:r>
+          </w:p>
+        </w:tc>
+      </w:tr>
+      <w:tr>
+        <w:tc>
+          <w:tcPr>
+            <w:tcW w:w="985" w:type="dxa"/>
+            <w:vAlign w:val="bottom"/>
+          </w:tcPr>
+          <w:p>
+            <w:r>
+              <w:rPr>
+                <w:rFonts w:ascii="Calibri" w:hAnsi="Calibri" w:cs="Calibri"/>
+                <w:color w:val="000000"/>
+              </w:rPr>
+              <w:t>4.2</w:t>
+            </w:r>
+          </w:p>
+        </w:tc>
+        <w:tc>
+          <w:tcPr>
+            <w:tcW w:w="6120" w:type="dxa"/>
+            <w:vAlign w:val="bottom"/>
+          </w:tcPr>
+          <w:p>
+            <w:r>
+              <w:rPr>
+                <w:rFonts w:ascii="Calibri" w:hAnsi="Calibri" w:cs="Calibri"/>
+                <w:color w:val="000000"/>
+              </w:rPr>
+              <w:t>Search Process Server Side</w:t>
+            </w:r>
+          </w:p>
+        </w:tc>
+        <w:tc>
+          <w:tcPr>
+            <w:tcW w:w="2250" w:type="dxa"/>
+            <w:vAlign w:val="bottom"/>
+          </w:tcPr>
+          <w:p>
+            <w:r>
+              <w:rPr>
+                <w:rFonts w:ascii="Calibri" w:hAnsi="Calibri" w:cs="Calibri"/>
+                <w:color w:val="000000"/>
+              </w:rPr>
+              <w:t>Justin</w:t>
+            </w:r>
+          </w:p>
+        </w:tc>
+      </w:tr>
+      <w:tr>
+        <w:tc>
+          <w:tcPr>
+            <w:tcW w:w="985" w:type="dxa"/>
+            <w:vAlign w:val="bottom"/>
+          </w:tcPr>
+          <w:p>
+            <w:r>
+              <w:rPr>
+                <w:rFonts w:ascii="Calibri" w:hAnsi="Calibri" w:cs="Calibri"/>
+                <w:color w:val="000000"/>
+              </w:rPr>
+              <w:t>4.3</w:t>
+            </w:r>
+          </w:p>
+        </w:tc>
+        <w:tc>
+          <w:tcPr>
+            <w:tcW w:w="6120" w:type="dxa"/>
+            <w:vAlign w:val="bottom"/>
+          </w:tcPr>
+          <w:p>
+            <w:r>
+              <w:rPr>
+                <w:rFonts w:ascii="Calibri" w:hAnsi="Calibri" w:cs="Calibri"/>
+                <w:color w:val="000000"/>
+              </w:rPr>
+              <w:t>Update DayOfFood Process Client Side</w:t>
+            </w:r>
+          </w:p>
+        </w:tc>
+        <w:tc>
+          <w:tcPr>
+            <w:tcW w:w="2250" w:type="dxa"/>
+            <w:vAlign w:val="bottom"/>
+          </w:tcPr>
+          <w:p>
+            <w:r>
+              <w:rPr>
+                <w:rFonts w:ascii="Calibri" w:hAnsi="Calibri" w:cs="Calibri"/>
+                <w:color w:val="000000"/>
+              </w:rPr>
+              <w:t>Justin</w:t>
+            </w:r>
+          </w:p>
+        </w:tc>
+      </w:tr>
+      <w:tr>
+        <w:tc>
+          <w:tcPr>
+            <w:tcW w:w="985" w:type="dxa"/>
+            <w:vAlign w:val="bottom"/>
+          </w:tcPr>
+          <w:p>
+            <w:r>
+              <w:rPr>
+                <w:rFonts w:ascii="Calibri" w:hAnsi="Calibri" w:cs="Calibri"/>
+                <w:color w:val="000000"/>
+              </w:rPr>
+              <w:t>4.3</w:t>
+            </w:r>
+          </w:p>
+        </w:tc>
+        <w:tc>
+          <w:tcPr>
+            <w:tcW w:w="6120" w:type="dxa"/>
+            <w:vAlign w:val="bottom"/>
+          </w:tcPr>
+          <w:p>
+            <w:r>
+              <w:rPr>
+                <w:rFonts w:ascii="Calibri" w:hAnsi="Calibri" w:cs="Calibri"/>
+                <w:color w:val="000000"/>
+              </w:rPr>
+              <w:t>Update DayOfFood Process Server Side</w:t>
+            </w:r>
+          </w:p>
+        </w:tc>
+        <w:tc>
+          <w:tcPr>
+            <w:tcW w:w="2250" w:type="dxa"/>
+            <w:vAlign w:val="bottom"/>
+          </w:tcPr>
+          <w:p>
+            <w:r>
+              <w:rPr>
+                <w:rFonts w:ascii="Calibri" w:hAnsi="Calibri" w:cs="Calibri"/>
+                <w:color w:val="000000"/>
+              </w:rPr>
+              <w:t>Victor</w:t>
+            </w:r>
+          </w:p>
+        </w:tc>
+      </w:tr>
+      <w:tr>
+        <w:tc>
+          <w:tcPr>
+            <w:tcW w:w="985" w:type="dxa"/>
+            <w:vAlign w:val="bottom"/>
+          </w:tcPr>
+          <w:p>
+            <w:r>
+              <w:rPr>
+                <w:rFonts w:ascii="Calibri" w:hAnsi="Calibri" w:cs="Calibri"/>
+                <w:color w:val="000000"/>
+              </w:rPr>
+              <w:t>5.1</w:t>
+            </w:r>
+          </w:p>
+        </w:tc>
+        <w:tc>
+          <w:tcPr>
+            <w:tcW w:w="6120" w:type="dxa"/>
+            <w:vAlign w:val="bottom"/>
+          </w:tcPr>
+          <w:p>
+            <w:r>
+              <w:rPr>
+                <w:rFonts w:ascii="Calibri" w:hAnsi="Calibri" w:cs="Calibri"/>
+                <w:color w:val="000000"/>
+              </w:rPr>
+              <w:t>Communication Protecol for Update Diet</w:t>
+            </w:r>
+          </w:p>
+        </w:tc>
+        <w:tc>
+          <w:tcPr>
+            <w:tcW w:w="2250" w:type="dxa"/>
+            <w:vAlign w:val="bottom"/>
+          </w:tcPr>
+          <w:p>
+            <w:r>
+              <w:rPr>
+                <w:rFonts w:ascii="Calibri" w:hAnsi="Calibri" w:cs="Calibri"/>
+                <w:color w:val="000000"/>
+              </w:rPr>
+              <w:t>Team</w:t>
+            </w:r>
+          </w:p>
+        </w:tc>
+      </w:tr>
+      <w:tr>
+        <w:tc>
+          <w:tcPr>
+            <w:tcW w:w="985" w:type="dxa"/>
+            <w:vAlign w:val="bottom"/>
+          </w:tcPr>
+          <w:p>
+            <w:r>
+              <w:rPr>
+                <w:rFonts w:ascii="Calibri" w:hAnsi="Calibri" w:cs="Calibri"/>
+                <w:color w:val="000000"/>
+              </w:rPr>
+              <w:t>5.2</w:t>
+            </w:r>
+          </w:p>
+        </w:tc>
+        <w:tc>
+          <w:tcPr>
+            <w:tcW w:w="6120" w:type="dxa"/>
+            <w:vAlign w:val="bottom"/>
+          </w:tcPr>
+          <w:p>
+            <w:r>
+              <w:rPr>
+                <w:rFonts w:ascii="Calibri" w:hAnsi="Calibri" w:cs="Calibri"/>
+                <w:color w:val="000000"/>
+              </w:rPr>
+              <w:t>Account Menu UI</w:t>
+            </w:r>
+          </w:p>
+        </w:tc>
+        <w:tc>
+          <w:tcPr>
+            <w:tcW w:w="2250" w:type="dxa"/>
+            <w:vAlign w:val="bottom"/>
+          </w:tcPr>
+          <w:p>
+            <w:r>
+              <w:rPr>
+                <w:rFonts w:ascii="Calibri" w:hAnsi="Calibri" w:cs="Calibri"/>
+                <w:color w:val="000000"/>
+              </w:rPr>
+              <w:t>Emi</w:t>
+            </w:r>
+          </w:p>
+        </w:tc>
+      </w:tr>
+      <w:tr>
+        <w:tc>
+          <w:tcPr>
+            <w:tcW w:w="985" w:type="dxa"/>
+            <w:vAlign w:val="bottom"/>
+          </w:tcPr>
+          <w:p>
+            <w:r>
+              <w:rPr>
+                <w:rFonts w:ascii="Calibri" w:hAnsi="Calibri" w:cs="Calibri"/>
+                <w:color w:val="000000"/>
+              </w:rPr>
+              <w:t>5.2</w:t>
+            </w:r>
+          </w:p>
+        </w:tc>
+        <w:tc>
+          <w:tcPr>
+            <w:tcW w:w="6120" w:type="dxa"/>
+            <w:vAlign w:val="bottom"/>
+          </w:tcPr>
+          <w:p>
+            <w:r>
+              <w:rPr>
+                <w:rFonts w:ascii="Calibri" w:hAnsi="Calibri" w:cs="Calibri"/>
+                <w:color w:val="000000"/>
+              </w:rPr>
+              <w:t>Edit Diet Process Client Side</w:t>
+            </w:r>
+          </w:p>
+        </w:tc>
+        <w:tc>
+          <w:tcPr>
+            <w:tcW w:w="2250" w:type="dxa"/>
+            <w:vAlign w:val="bottom"/>
+          </w:tcPr>
+          <w:p>
+            <w:r>
+              <w:rPr>
+                <w:rFonts w:ascii="Calibri" w:hAnsi="Calibri" w:cs="Calibri"/>
+                <w:color w:val="000000"/>
+              </w:rPr>
+              <w:t>Victor</w:t>
+            </w:r>
+          </w:p>
+        </w:tc>
+      </w:tr>
+      <w:tr>
+        <w:tc>
+          <w:tcPr>
+            <w:tcW w:w="985" w:type="dxa"/>
+            <w:vAlign w:val="bottom"/>
+          </w:tcPr>
+          <w:p>
+            <w:r>
+              <w:rPr>
+                <w:rFonts w:ascii="Calibri" w:hAnsi="Calibri" w:cs="Calibri"/>
+                <w:color w:val="000000"/>
+              </w:rPr>
+              <w:t>5.2</w:t>
+            </w:r>
+          </w:p>
+        </w:tc>
+        <w:tc>
+          <w:tcPr>
+            <w:tcW w:w="6120" w:type="dxa"/>
+            <w:vAlign w:val="bottom"/>
+          </w:tcPr>
+          <w:p>
+            <w:r>
+              <w:rPr>
+                <w:rFonts w:ascii="Calibri" w:hAnsi="Calibri" w:cs="Calibri"/>
+                <w:color w:val="000000"/>
+              </w:rPr>
+              <w:t>Edit Diet Process Server Side</w:t>
+            </w:r>
+          </w:p>
+        </w:tc>
+        <w:tc>
+          <w:tcPr>
+            <w:tcW w:w="2250" w:type="dxa"/>
+            <w:vAlign w:val="bottom"/>
+          </w:tcPr>
+          <w:p>
+            <w:r>
+              <w:rPr>
+                <w:rFonts w:ascii="Calibri" w:hAnsi="Calibri" w:cs="Calibri"/>
+                <w:color w:val="000000"/>
+              </w:rPr>
+              <w:t>Yeni</w:t>
+            </w:r>
+          </w:p>
+        </w:tc>
+      </w:tr>
+      <w:tr>
+        <w:tc>
+          <w:tcPr>
+            <w:tcW w:w="985" w:type="dxa"/>
+            <w:vAlign w:val="bottom"/>
+          </w:tcPr>
+          <w:p>
+            <w:r>
+              <w:rPr>
+                <w:rFonts w:ascii="Calibri" w:hAnsi="Calibri" w:cs="Calibri"/>
+                <w:color w:val="000000"/>
+              </w:rPr>
+              <w:t>5.2</w:t>
+            </w:r>
+          </w:p>
+        </w:tc>
+        <w:tc>
+          <w:tcPr>
+            <w:tcW w:w="6120" w:type="dxa"/>
+            <w:vAlign w:val="bottom"/>
+          </w:tcPr>
+          <w:p>
+            <w:r>
+              <w:rPr>
+                <w:rFonts w:ascii="Calibri" w:hAnsi="Calibri" w:cs="Calibri"/>
+                <w:color w:val="000000"/>
+              </w:rPr>
+              <w:t>Edit Diet UI Page</w:t>
+            </w:r>
+          </w:p>
+        </w:tc>
+        <w:tc>
+          <w:tcPr>
+            <w:tcW w:w="2250" w:type="dxa"/>
+            <w:vAlign w:val="bottom"/>
+          </w:tcPr>
+          <w:p>
+            <w:r>
+              <w:rPr>
+                <w:rFonts w:ascii="Calibri" w:hAnsi="Calibri" w:cs="Calibri"/>
+                <w:color w:val="000000"/>
+              </w:rPr>
+              <w:t>Emi</w:t>
+            </w:r>
+          </w:p>
+        </w:tc>
+      </w:tr>
+      <w:tr>
+        <w:tc>
+          <w:tcPr>
+            <w:tcW w:w="985" w:type="dxa"/>
+            <w:vAlign w:val="bottom"/>
+          </w:tcPr>
+          <w:p>
+            <w:r>
+              <w:rPr>
+                <w:rFonts w:ascii="Calibri" w:hAnsi="Calibri" w:cs="Calibri"/>
+                <w:color w:val="000000"/>
+              </w:rPr>
+              <w:t>5.3</w:t>
+            </w:r>
+          </w:p>
+        </w:tc>
+        <w:tc>
+          <w:tcPr>
+            <w:tcW w:w="6120" w:type="dxa"/>
+            <w:vAlign w:val="bottom"/>
+          </w:tcPr>
+          <w:p>
+            <w:r>
+              <w:rPr>
+                <w:rFonts w:ascii="Calibri" w:hAnsi="Calibri" w:cs="Calibri"/>
+                <w:color w:val="000000"/>
+              </w:rPr>
+              <w:t>Edit Diet Codebehind</w:t>
+            </w:r>
+          </w:p>
+        </w:tc>
+        <w:tc>
+          <w:tcPr>
+            <w:tcW w:w="2250" w:type="dxa"/>
+            <w:vAlign w:val="bottom"/>
+          </w:tcPr>
+          <w:p>
+            <w:r>
+              <w:rPr>
+                <w:rFonts w:ascii="Calibri" w:hAnsi="Calibri" w:cs="Calibri"/>
+                <w:color w:val="000000"/>
+              </w:rPr>
+              <w:t>Justin</w:t>
+            </w:r>
+          </w:p>
         </w:tc>
       </w:tr>
     </w:tbl>
@@ -1947,23 +3246,7 @@
           <w:b/>
           <w:bCs/>
         </w:rPr>
-        <w:t xml:space="preserve"> session where you </w:t>
-      </w:r>
-      <w:proofErr w:type="gramStart"/>
-      <w:r>
-        <w:rPr>
-          <w:b/>
-          <w:bCs/>
-        </w:rPr>
-        <w:t>used</w:t>
-      </w:r>
-      <w:proofErr w:type="gramEnd"/>
-      <w:r>
-        <w:rPr>
-          <w:b/>
-          <w:bCs/>
-        </w:rPr>
-        <w:t xml:space="preserve"> generative AI, give the following:</w:t>
+        <w:t xml:space="preserve"> session where you used generative AI, give the following:</w:t>
       </w:r>
     </w:p>
     <w:p>
@@ -2187,23 +3470,7 @@
           <w:b/>
           <w:bCs/>
         </w:rPr>
-        <w:t xml:space="preserve">JS - </w:t>
-      </w:r>
-      <w:proofErr w:type="spellStart"/>
-      <w:r>
-        <w:rPr>
-          <w:b/>
-          <w:bCs/>
-        </w:rPr>
-        <w:t>IOException</w:t>
-      </w:r>
-      <w:proofErr w:type="spellEnd"/>
-      <w:r>
-        <w:rPr>
-          <w:b/>
-          <w:bCs/>
-        </w:rPr>
-        <w:t xml:space="preserve"> Testing ChatGPT Session</w:t>
+        <w:t>JS - IOException Testing ChatGPT Session</w:t>
       </w:r>
     </w:p>
     <w:p>
@@ -2223,23 +3490,7 @@
           <w:b/>
           <w:bCs/>
         </w:rPr>
-        <w:t xml:space="preserve">Help with how to setup a test case to force an </w:t>
-      </w:r>
-      <w:proofErr w:type="spellStart"/>
-      <w:r>
-        <w:rPr>
-          <w:b/>
-          <w:bCs/>
-        </w:rPr>
-        <w:t>IOExeption</w:t>
-      </w:r>
-      <w:proofErr w:type="spellEnd"/>
-      <w:r>
-        <w:rPr>
-          <w:b/>
-          <w:bCs/>
-        </w:rPr>
-        <w:t xml:space="preserve"> to be thrown to reach 100% code coverage.</w:t>
+        <w:t>Help with how to setup a test case to force an IOExeption to be thrown to reach 100% code coverage.</w:t>
       </w:r>
     </w:p>
     <w:p>
@@ -2307,23 +3558,7 @@
           <w:b/>
           <w:bCs/>
         </w:rPr>
-        <w:t xml:space="preserve">JS - </w:t>
-      </w:r>
-      <w:proofErr w:type="spellStart"/>
-      <w:r>
-        <w:rPr>
-          <w:b/>
-          <w:bCs/>
-        </w:rPr>
-        <w:t>CompositeFood</w:t>
-      </w:r>
-      <w:proofErr w:type="spellEnd"/>
-      <w:r>
-        <w:rPr>
-          <w:b/>
-          <w:bCs/>
-        </w:rPr>
-        <w:t xml:space="preserve"> Error Review ChatGPT Session</w:t>
+        <w:t>JS - CompositeFood Error Review ChatGPT Session</w:t>
       </w:r>
       <w:r>
         <w:rPr>
@@ -2337,23 +3572,7 @@
           <w:b/>
           <w:bCs/>
         </w:rPr>
-        <w:t xml:space="preserve">JS - </w:t>
-      </w:r>
-      <w:proofErr w:type="spellStart"/>
-      <w:r>
-        <w:rPr>
-          <w:b/>
-          <w:bCs/>
-        </w:rPr>
-        <w:t>CompositeFood</w:t>
-      </w:r>
-      <w:proofErr w:type="spellEnd"/>
-      <w:r>
-        <w:rPr>
-          <w:b/>
-          <w:bCs/>
-        </w:rPr>
-        <w:t xml:space="preserve"> Error Review Continued ChatGPT Session</w:t>
+        <w:t>JS - CompositeFood Error Review Continued ChatGPT Session</w:t>
       </w:r>
     </w:p>
     <w:p>
@@ -2373,65 +3592,8 @@
           <w:b/>
           <w:bCs/>
         </w:rPr>
-        <w:t xml:space="preserve">Help with figuring out how to fix errors with reading and writing to Json files using </w:t>
-      </w:r>
-      <w:proofErr w:type="spellStart"/>
-      <w:r>
-        <w:rPr>
-          <w:b/>
-          <w:bCs/>
-        </w:rPr>
-        <w:t>ObjectMapper</w:t>
-      </w:r>
-      <w:proofErr w:type="spellEnd"/>
-      <w:r>
-        <w:rPr>
-          <w:b/>
-          <w:bCs/>
-        </w:rPr>
-        <w:t xml:space="preserve">. </w:t>
-      </w:r>
-      <w:proofErr w:type="gramStart"/>
-      <w:r>
-        <w:rPr>
-          <w:b/>
-          <w:bCs/>
-        </w:rPr>
-        <w:t>Also</w:t>
-      </w:r>
-      <w:proofErr w:type="gramEnd"/>
-      <w:r>
-        <w:rPr>
-          <w:b/>
-          <w:bCs/>
-        </w:rPr>
-        <w:t xml:space="preserve"> with writing test cases for testing the </w:t>
-      </w:r>
-      <w:proofErr w:type="spellStart"/>
-      <w:r>
-        <w:rPr>
-          <w:b/>
-          <w:bCs/>
-        </w:rPr>
-        <w:t>createCompositeFood</w:t>
-      </w:r>
-      <w:proofErr w:type="spellEnd"/>
-      <w:r>
-        <w:rPr>
-          <w:b/>
-          <w:bCs/>
-        </w:rPr>
-        <w:t xml:space="preserve"> method in </w:t>
-      </w:r>
-      <w:proofErr w:type="spellStart"/>
-      <w:r>
-        <w:rPr>
-          <w:b/>
-          <w:bCs/>
-        </w:rPr>
-        <w:t>CreateCompositeFoodPageViewModel</w:t>
-      </w:r>
-      <w:proofErr w:type="spellEnd"/>
+        <w:t>Help with figuring out how to fix errors with reading and writing to Json files using ObjectMapper. Also with writing test cases for testing the createCompositeFood method in CreateCompositeFoodPageViewModel</w:t>
+      </w:r>
     </w:p>
     <w:p>
       <w:pPr>

--- a/sprints/sprint1/Sprint Retrospective/Sprint Retrospective Report.docx
+++ b/sprints/sprint1/Sprint Retrospective/Sprint Retrospective Report.docx
@@ -450,7 +450,14 @@
           <w:tcPr>
             <w:tcW w:w="2316" w:type="dxa"/>
           </w:tcPr>
-          <w:p/>
+          <w:p>
+            <w:r>
+              <w:t xml:space="preserve">The page was made but </w:t>
+            </w:r>
+            <w:r>
+              <w:t>really had no functionality because it needed to be connected to the Create Account page which wasn’t completed</w:t>
+            </w:r>
+          </w:p>
         </w:tc>
       </w:tr>
       <w:tr>
@@ -658,7 +665,7 @@
           </w:tcPr>
           <w:p>
             <w:r>
-              <w:t>Incomplete</w:t>
+              <w:t>Complete</w:t>
             </w:r>
           </w:p>
         </w:tc>
@@ -799,6 +806,7 @@
                 <w:rFonts w:ascii="Calibri" w:hAnsi="Calibri" w:cs="Calibri"/>
                 <w:color w:val="000000"/>
               </w:rPr>
+              <w:lastRenderedPageBreak/>
               <w:t>Edit a meal item</w:t>
             </w:r>
           </w:p>
@@ -886,7 +894,11 @@
           <w:tcPr>
             <w:tcW w:w="2316" w:type="dxa"/>
           </w:tcPr>
-          <w:p/>
+          <w:p>
+            <w:r>
+              <w:t>Couldn’t be started because there was no account page made in order to access this setting.</w:t>
+            </w:r>
+          </w:p>
         </w:tc>
       </w:tr>
       <w:tr>
@@ -1333,7 +1345,29 @@
                 <w:szCs w:val="21"/>
                 <w14:ligatures w14:val="none"/>
               </w:rPr>
-              <w:t>I've updated the product backlog, sprint backlog, and Planning meeting notes in the repo so that is all current after todays meeting.</w:t>
+              <w:t xml:space="preserve">I've updated the product backlog, sprint backlog, and Planning meeting notes in the repo so that is all current after </w:t>
+            </w:r>
+            <w:proofErr w:type="spellStart"/>
+            <w:r>
+              <w:rPr>
+                <w:rFonts w:ascii="Segoe UI" w:eastAsia="Times New Roman" w:hAnsi="Segoe UI" w:cs="Segoe UI"/>
+                <w:kern w:val="0"/>
+                <w:sz w:val="21"/>
+                <w:szCs w:val="21"/>
+                <w14:ligatures w14:val="none"/>
+              </w:rPr>
+              <w:t>todays</w:t>
+            </w:r>
+            <w:proofErr w:type="spellEnd"/>
+            <w:r>
+              <w:rPr>
+                <w:rFonts w:ascii="Segoe UI" w:eastAsia="Times New Roman" w:hAnsi="Segoe UI" w:cs="Segoe UI"/>
+                <w:kern w:val="0"/>
+                <w:sz w:val="21"/>
+                <w:szCs w:val="21"/>
+                <w14:ligatures w14:val="none"/>
+              </w:rPr>
+              <w:t xml:space="preserve"> meeting.</w:t>
             </w:r>
           </w:p>
           <w:p>
@@ -1486,6 +1520,7 @@
           </w:p>
           <w:p>
             <w:r>
+              <w:lastRenderedPageBreak/>
               <w:t>Victor Is going to do the Use Case Scenarios</w:t>
             </w:r>
           </w:p>
@@ -1518,6 +1553,7 @@
           </w:tcPr>
           <w:p>
             <w:r>
+              <w:lastRenderedPageBreak/>
               <w:t>Justin Smith</w:t>
             </w:r>
           </w:p>
@@ -1612,7 +1648,6 @@
                 <w:b/>
                 <w:bCs/>
               </w:rPr>
-              <w:lastRenderedPageBreak/>
               <w:t>Priority</w:t>
             </w:r>
           </w:p>
@@ -1685,7 +1720,23 @@
                 <w:rFonts w:ascii="Calibri" w:hAnsi="Calibri" w:cs="Calibri"/>
                 <w:color w:val="000000"/>
               </w:rPr>
-              <w:t>Communication Protecol for authorization process</w:t>
+              <w:t xml:space="preserve">Communication </w:t>
+            </w:r>
+            <w:proofErr w:type="spellStart"/>
+            <w:r>
+              <w:rPr>
+                <w:rFonts w:ascii="Calibri" w:hAnsi="Calibri" w:cs="Calibri"/>
+                <w:color w:val="000000"/>
+              </w:rPr>
+              <w:t>Protecol</w:t>
+            </w:r>
+            <w:proofErr w:type="spellEnd"/>
+            <w:r>
+              <w:rPr>
+                <w:rFonts w:ascii="Calibri" w:hAnsi="Calibri" w:cs="Calibri"/>
+                <w:color w:val="000000"/>
+              </w:rPr>
+              <w:t xml:space="preserve"> for authorization process</w:t>
             </w:r>
           </w:p>
         </w:tc>
@@ -1967,8 +2018,17 @@
                 <w:rFonts w:ascii="Calibri" w:hAnsi="Calibri" w:cs="Calibri"/>
                 <w:color w:val="000000"/>
               </w:rPr>
-              <w:t>Login Page Codebehind</w:t>
-            </w:r>
+              <w:t xml:space="preserve">Login Page </w:t>
+            </w:r>
+            <w:proofErr w:type="spellStart"/>
+            <w:r>
+              <w:rPr>
+                <w:rFonts w:ascii="Calibri" w:hAnsi="Calibri" w:cs="Calibri"/>
+                <w:color w:val="000000"/>
+              </w:rPr>
+              <w:t>Codebehind</w:t>
+            </w:r>
+            <w:proofErr w:type="spellEnd"/>
           </w:p>
         </w:tc>
         <w:tc>
@@ -2014,7 +2074,23 @@
                 <w:rFonts w:ascii="Calibri" w:hAnsi="Calibri" w:cs="Calibri"/>
                 <w:color w:val="000000"/>
               </w:rPr>
-              <w:t>Communication Protecol for Create Account</w:t>
+              <w:t xml:space="preserve">Communication </w:t>
+            </w:r>
+            <w:proofErr w:type="spellStart"/>
+            <w:r>
+              <w:rPr>
+                <w:rFonts w:ascii="Calibri" w:hAnsi="Calibri" w:cs="Calibri"/>
+                <w:color w:val="000000"/>
+              </w:rPr>
+              <w:t>Protecol</w:t>
+            </w:r>
+            <w:proofErr w:type="spellEnd"/>
+            <w:r>
+              <w:rPr>
+                <w:rFonts w:ascii="Calibri" w:hAnsi="Calibri" w:cs="Calibri"/>
+                <w:color w:val="000000"/>
+              </w:rPr>
+              <w:t xml:space="preserve"> for Create Account</w:t>
             </w:r>
           </w:p>
         </w:tc>
@@ -2343,7 +2419,23 @@
                 <w:rFonts w:ascii="Calibri" w:hAnsi="Calibri" w:cs="Calibri"/>
                 <w:color w:val="000000"/>
               </w:rPr>
-              <w:t>Communication Protecol for Create Food</w:t>
+              <w:t xml:space="preserve">Communication </w:t>
+            </w:r>
+            <w:proofErr w:type="spellStart"/>
+            <w:r>
+              <w:rPr>
+                <w:rFonts w:ascii="Calibri" w:hAnsi="Calibri" w:cs="Calibri"/>
+                <w:color w:val="000000"/>
+              </w:rPr>
+              <w:t>Protecol</w:t>
+            </w:r>
+            <w:proofErr w:type="spellEnd"/>
+            <w:r>
+              <w:rPr>
+                <w:rFonts w:ascii="Calibri" w:hAnsi="Calibri" w:cs="Calibri"/>
+                <w:color w:val="000000"/>
+              </w:rPr>
+              <w:t xml:space="preserve"> for Create Food</w:t>
             </w:r>
           </w:p>
         </w:tc>
@@ -2484,7 +2576,23 @@
                 <w:rFonts w:ascii="Calibri" w:hAnsi="Calibri" w:cs="Calibri"/>
                 <w:color w:val="000000"/>
               </w:rPr>
-              <w:t>Communication Protecol for Search</w:t>
+              <w:t xml:space="preserve">Communication </w:t>
+            </w:r>
+            <w:proofErr w:type="spellStart"/>
+            <w:r>
+              <w:rPr>
+                <w:rFonts w:ascii="Calibri" w:hAnsi="Calibri" w:cs="Calibri"/>
+                <w:color w:val="000000"/>
+              </w:rPr>
+              <w:t>Protecol</w:t>
+            </w:r>
+            <w:proofErr w:type="spellEnd"/>
+            <w:r>
+              <w:rPr>
+                <w:rFonts w:ascii="Calibri" w:hAnsi="Calibri" w:cs="Calibri"/>
+                <w:color w:val="000000"/>
+              </w:rPr>
+              <w:t xml:space="preserve"> for Search</w:t>
             </w:r>
           </w:p>
         </w:tc>
@@ -2531,8 +2639,33 @@
                 <w:rFonts w:ascii="Calibri" w:hAnsi="Calibri" w:cs="Calibri"/>
                 <w:color w:val="000000"/>
               </w:rPr>
-              <w:t>Communication Protecol for Update DayOfFood</w:t>
-            </w:r>
+              <w:t xml:space="preserve">Communication </w:t>
+            </w:r>
+            <w:proofErr w:type="spellStart"/>
+            <w:r>
+              <w:rPr>
+                <w:rFonts w:ascii="Calibri" w:hAnsi="Calibri" w:cs="Calibri"/>
+                <w:color w:val="000000"/>
+              </w:rPr>
+              <w:t>Protecol</w:t>
+            </w:r>
+            <w:proofErr w:type="spellEnd"/>
+            <w:r>
+              <w:rPr>
+                <w:rFonts w:ascii="Calibri" w:hAnsi="Calibri" w:cs="Calibri"/>
+                <w:color w:val="000000"/>
+              </w:rPr>
+              <w:t xml:space="preserve"> for Update </w:t>
+            </w:r>
+            <w:proofErr w:type="spellStart"/>
+            <w:r>
+              <w:rPr>
+                <w:rFonts w:ascii="Calibri" w:hAnsi="Calibri" w:cs="Calibri"/>
+                <w:color w:val="000000"/>
+              </w:rPr>
+              <w:t>DayOfFood</w:t>
+            </w:r>
+            <w:proofErr w:type="spellEnd"/>
           </w:p>
         </w:tc>
         <w:tc>
@@ -2573,12 +2706,21 @@
             <w:vAlign w:val="bottom"/>
           </w:tcPr>
           <w:p>
-            <w:r>
-              <w:rPr>
-                <w:rFonts w:ascii="Calibri" w:hAnsi="Calibri" w:cs="Calibri"/>
-                <w:color w:val="000000"/>
-              </w:rPr>
-              <w:t>DayOfFood Structure</w:t>
+            <w:proofErr w:type="spellStart"/>
+            <w:r>
+              <w:rPr>
+                <w:rFonts w:ascii="Calibri" w:hAnsi="Calibri" w:cs="Calibri"/>
+                <w:color w:val="000000"/>
+              </w:rPr>
+              <w:t>DayOfFood</w:t>
+            </w:r>
+            <w:proofErr w:type="spellEnd"/>
+            <w:r>
+              <w:rPr>
+                <w:rFonts w:ascii="Calibri" w:hAnsi="Calibri" w:cs="Calibri"/>
+                <w:color w:val="000000"/>
+              </w:rPr>
+              <w:t xml:space="preserve"> Structure</w:t>
             </w:r>
           </w:p>
         </w:tc>
@@ -2860,7 +3002,23 @@
                 <w:rFonts w:ascii="Calibri" w:hAnsi="Calibri" w:cs="Calibri"/>
                 <w:color w:val="000000"/>
               </w:rPr>
-              <w:t>Update DayOfFood Process Client Side</w:t>
+              <w:t xml:space="preserve">Update </w:t>
+            </w:r>
+            <w:proofErr w:type="spellStart"/>
+            <w:r>
+              <w:rPr>
+                <w:rFonts w:ascii="Calibri" w:hAnsi="Calibri" w:cs="Calibri"/>
+                <w:color w:val="000000"/>
+              </w:rPr>
+              <w:t>DayOfFood</w:t>
+            </w:r>
+            <w:proofErr w:type="spellEnd"/>
+            <w:r>
+              <w:rPr>
+                <w:rFonts w:ascii="Calibri" w:hAnsi="Calibri" w:cs="Calibri"/>
+                <w:color w:val="000000"/>
+              </w:rPr>
+              <w:t xml:space="preserve"> Process Client Side</w:t>
             </w:r>
           </w:p>
         </w:tc>
@@ -2907,7 +3065,23 @@
                 <w:rFonts w:ascii="Calibri" w:hAnsi="Calibri" w:cs="Calibri"/>
                 <w:color w:val="000000"/>
               </w:rPr>
-              <w:t>Update DayOfFood Process Server Side</w:t>
+              <w:t xml:space="preserve">Update </w:t>
+            </w:r>
+            <w:proofErr w:type="spellStart"/>
+            <w:r>
+              <w:rPr>
+                <w:rFonts w:ascii="Calibri" w:hAnsi="Calibri" w:cs="Calibri"/>
+                <w:color w:val="000000"/>
+              </w:rPr>
+              <w:t>DayOfFood</w:t>
+            </w:r>
+            <w:proofErr w:type="spellEnd"/>
+            <w:r>
+              <w:rPr>
+                <w:rFonts w:ascii="Calibri" w:hAnsi="Calibri" w:cs="Calibri"/>
+                <w:color w:val="000000"/>
+              </w:rPr>
+              <w:t xml:space="preserve"> Process Server Side</w:t>
             </w:r>
           </w:p>
         </w:tc>
@@ -2954,7 +3128,23 @@
                 <w:rFonts w:ascii="Calibri" w:hAnsi="Calibri" w:cs="Calibri"/>
                 <w:color w:val="000000"/>
               </w:rPr>
-              <w:t>Communication Protecol for Update Diet</w:t>
+              <w:t xml:space="preserve">Communication </w:t>
+            </w:r>
+            <w:proofErr w:type="spellStart"/>
+            <w:r>
+              <w:rPr>
+                <w:rFonts w:ascii="Calibri" w:hAnsi="Calibri" w:cs="Calibri"/>
+                <w:color w:val="000000"/>
+              </w:rPr>
+              <w:t>Protecol</w:t>
+            </w:r>
+            <w:proofErr w:type="spellEnd"/>
+            <w:r>
+              <w:rPr>
+                <w:rFonts w:ascii="Calibri" w:hAnsi="Calibri" w:cs="Calibri"/>
+                <w:color w:val="000000"/>
+              </w:rPr>
+              <w:t xml:space="preserve"> for Update Diet</w:t>
             </w:r>
           </w:p>
         </w:tc>
@@ -3189,8 +3379,17 @@
                 <w:rFonts w:ascii="Calibri" w:hAnsi="Calibri" w:cs="Calibri"/>
                 <w:color w:val="000000"/>
               </w:rPr>
-              <w:t>Edit Diet Codebehind</w:t>
-            </w:r>
+              <w:t xml:space="preserve">Edit Diet </w:t>
+            </w:r>
+            <w:proofErr w:type="spellStart"/>
+            <w:r>
+              <w:rPr>
+                <w:rFonts w:ascii="Calibri" w:hAnsi="Calibri" w:cs="Calibri"/>
+                <w:color w:val="000000"/>
+              </w:rPr>
+              <w:t>Codebehind</w:t>
+            </w:r>
+            <w:proofErr w:type="spellEnd"/>
           </w:p>
         </w:tc>
         <w:tc>
@@ -3470,7 +3669,23 @@
           <w:b/>
           <w:bCs/>
         </w:rPr>
-        <w:t>JS - IOException Testing ChatGPT Session</w:t>
+        <w:t xml:space="preserve">JS - </w:t>
+      </w:r>
+      <w:proofErr w:type="spellStart"/>
+      <w:r>
+        <w:rPr>
+          <w:b/>
+          <w:bCs/>
+        </w:rPr>
+        <w:t>IOException</w:t>
+      </w:r>
+      <w:proofErr w:type="spellEnd"/>
+      <w:r>
+        <w:rPr>
+          <w:b/>
+          <w:bCs/>
+        </w:rPr>
+        <w:t xml:space="preserve"> Testing ChatGPT Session</w:t>
       </w:r>
     </w:p>
     <w:p>
@@ -3490,7 +3705,23 @@
           <w:b/>
           <w:bCs/>
         </w:rPr>
-        <w:t>Help with how to setup a test case to force an IOExeption to be thrown to reach 100% code coverage.</w:t>
+        <w:t xml:space="preserve">Help with how to setup a test case to force an </w:t>
+      </w:r>
+      <w:proofErr w:type="spellStart"/>
+      <w:r>
+        <w:rPr>
+          <w:b/>
+          <w:bCs/>
+        </w:rPr>
+        <w:t>IOExeption</w:t>
+      </w:r>
+      <w:proofErr w:type="spellEnd"/>
+      <w:r>
+        <w:rPr>
+          <w:b/>
+          <w:bCs/>
+        </w:rPr>
+        <w:t xml:space="preserve"> to be thrown to reach 100% code coverage.</w:t>
       </w:r>
     </w:p>
     <w:p>
@@ -3558,7 +3789,23 @@
           <w:b/>
           <w:bCs/>
         </w:rPr>
-        <w:t>JS - CompositeFood Error Review ChatGPT Session</w:t>
+        <w:t xml:space="preserve">JS - </w:t>
+      </w:r>
+      <w:proofErr w:type="spellStart"/>
+      <w:r>
+        <w:rPr>
+          <w:b/>
+          <w:bCs/>
+        </w:rPr>
+        <w:t>CompositeFood</w:t>
+      </w:r>
+      <w:proofErr w:type="spellEnd"/>
+      <w:r>
+        <w:rPr>
+          <w:b/>
+          <w:bCs/>
+        </w:rPr>
+        <w:t xml:space="preserve"> Error Review ChatGPT Session</w:t>
       </w:r>
       <w:r>
         <w:rPr>
@@ -3572,7 +3819,23 @@
           <w:b/>
           <w:bCs/>
         </w:rPr>
-        <w:t>JS - CompositeFood Error Review Continued ChatGPT Session</w:t>
+        <w:t xml:space="preserve">JS - </w:t>
+      </w:r>
+      <w:proofErr w:type="spellStart"/>
+      <w:r>
+        <w:rPr>
+          <w:b/>
+          <w:bCs/>
+        </w:rPr>
+        <w:t>CompositeFood</w:t>
+      </w:r>
+      <w:proofErr w:type="spellEnd"/>
+      <w:r>
+        <w:rPr>
+          <w:b/>
+          <w:bCs/>
+        </w:rPr>
+        <w:t xml:space="preserve"> Error Review Continued ChatGPT Session</w:t>
       </w:r>
     </w:p>
     <w:p>
@@ -3592,8 +3855,49 @@
           <w:b/>
           <w:bCs/>
         </w:rPr>
-        <w:t>Help with figuring out how to fix errors with reading and writing to Json files using ObjectMapper. Also with writing test cases for testing the createCompositeFood method in CreateCompositeFoodPageViewModel</w:t>
-      </w:r>
+        <w:t xml:space="preserve">Help with figuring out how to fix errors with reading and writing to Json files using </w:t>
+      </w:r>
+      <w:proofErr w:type="spellStart"/>
+      <w:r>
+        <w:rPr>
+          <w:b/>
+          <w:bCs/>
+        </w:rPr>
+        <w:t>ObjectMapper</w:t>
+      </w:r>
+      <w:proofErr w:type="spellEnd"/>
+      <w:r>
+        <w:rPr>
+          <w:b/>
+          <w:bCs/>
+        </w:rPr>
+        <w:t xml:space="preserve">. Also with writing test cases for testing the </w:t>
+      </w:r>
+      <w:proofErr w:type="spellStart"/>
+      <w:r>
+        <w:rPr>
+          <w:b/>
+          <w:bCs/>
+        </w:rPr>
+        <w:t>createCompositeFood</w:t>
+      </w:r>
+      <w:proofErr w:type="spellEnd"/>
+      <w:r>
+        <w:rPr>
+          <w:b/>
+          <w:bCs/>
+        </w:rPr>
+        <w:t xml:space="preserve"> method in </w:t>
+      </w:r>
+      <w:proofErr w:type="spellStart"/>
+      <w:r>
+        <w:rPr>
+          <w:b/>
+          <w:bCs/>
+        </w:rPr>
+        <w:t>CreateCompositeFoodPageViewModel</w:t>
+      </w:r>
+      <w:proofErr w:type="spellEnd"/>
     </w:p>
     <w:p>
       <w:pPr>
@@ -3702,6 +4006,48 @@
         </w:rPr>
         <w:t>commit abc930ed6c0fa57a85397286c06141e3cfcff750</w:t>
       </w:r>
+    </w:p>
+    <w:p>
+      <w:pPr>
+        <w:rPr>
+          <w:b/>
+          <w:bCs/>
+        </w:rPr>
+      </w:pPr>
+    </w:p>
+    <w:p>
+      <w:pPr>
+        <w:pStyle w:val="ListParagraph"/>
+        <w:numPr>
+          <w:ilvl w:val="0"/>
+          <w:numId w:val="9"/>
+        </w:numPr>
+        <w:rPr>
+          <w:b/>
+          <w:bCs/>
+        </w:rPr>
+      </w:pPr>
+      <w:r>
+        <w:rPr>
+          <w:b/>
+          <w:bCs/>
+        </w:rPr>
+        <w:lastRenderedPageBreak/>
+        <w:t>Yeni Almanza</w:t>
+      </w:r>
+    </w:p>
+    <w:p>
+      <w:pPr>
+        <w:pStyle w:val="ListParagraph"/>
+        <w:numPr>
+          <w:ilvl w:val="0"/>
+          <w:numId w:val="9"/>
+        </w:numPr>
+        <w:rPr>
+          <w:b/>
+          <w:bCs/>
+        </w:rPr>
+      </w:pPr>
     </w:p>
     <w:p/>
     <w:sectPr>
@@ -4299,6 +4645,95 @@
     </w:lvl>
   </w:abstractNum>
   <w:abstractNum w:abstractNumId="6" w15:restartNumberingAfterBreak="0">
+    <w:nsid w:val="610829CD"/>
+    <w:multiLevelType w:val="hybridMultilevel"/>
+    <w:tmpl w:val="BC4A165C"/>
+    <w:lvl w:ilvl="0" w:tplc="0409000F">
+      <w:start w:val="1"/>
+      <w:numFmt w:val="decimal"/>
+      <w:lvlText w:val="%1."/>
+      <w:lvlJc w:val="left"/>
+      <w:pPr>
+        <w:ind w:left="720" w:hanging="360"/>
+      </w:pPr>
+      <w:rPr>
+        <w:rFonts w:hint="default"/>
+      </w:rPr>
+    </w:lvl>
+    <w:lvl w:ilvl="1" w:tplc="04090019" w:tentative="1">
+      <w:start w:val="1"/>
+      <w:numFmt w:val="lowerLetter"/>
+      <w:lvlText w:val="%2."/>
+      <w:lvlJc w:val="left"/>
+      <w:pPr>
+        <w:ind w:left="1440" w:hanging="360"/>
+      </w:pPr>
+    </w:lvl>
+    <w:lvl w:ilvl="2" w:tplc="0409001B" w:tentative="1">
+      <w:start w:val="1"/>
+      <w:numFmt w:val="lowerRoman"/>
+      <w:lvlText w:val="%3."/>
+      <w:lvlJc w:val="right"/>
+      <w:pPr>
+        <w:ind w:left="2160" w:hanging="180"/>
+      </w:pPr>
+    </w:lvl>
+    <w:lvl w:ilvl="3" w:tplc="0409000F" w:tentative="1">
+      <w:start w:val="1"/>
+      <w:numFmt w:val="decimal"/>
+      <w:lvlText w:val="%4."/>
+      <w:lvlJc w:val="left"/>
+      <w:pPr>
+        <w:ind w:left="2880" w:hanging="360"/>
+      </w:pPr>
+    </w:lvl>
+    <w:lvl w:ilvl="4" w:tplc="04090019" w:tentative="1">
+      <w:start w:val="1"/>
+      <w:numFmt w:val="lowerLetter"/>
+      <w:lvlText w:val="%5."/>
+      <w:lvlJc w:val="left"/>
+      <w:pPr>
+        <w:ind w:left="3600" w:hanging="360"/>
+      </w:pPr>
+    </w:lvl>
+    <w:lvl w:ilvl="5" w:tplc="0409001B" w:tentative="1">
+      <w:start w:val="1"/>
+      <w:numFmt w:val="lowerRoman"/>
+      <w:lvlText w:val="%6."/>
+      <w:lvlJc w:val="right"/>
+      <w:pPr>
+        <w:ind w:left="4320" w:hanging="180"/>
+      </w:pPr>
+    </w:lvl>
+    <w:lvl w:ilvl="6" w:tplc="0409000F" w:tentative="1">
+      <w:start w:val="1"/>
+      <w:numFmt w:val="decimal"/>
+      <w:lvlText w:val="%7."/>
+      <w:lvlJc w:val="left"/>
+      <w:pPr>
+        <w:ind w:left="5040" w:hanging="360"/>
+      </w:pPr>
+    </w:lvl>
+    <w:lvl w:ilvl="7" w:tplc="04090019" w:tentative="1">
+      <w:start w:val="1"/>
+      <w:numFmt w:val="lowerLetter"/>
+      <w:lvlText w:val="%8."/>
+      <w:lvlJc w:val="left"/>
+      <w:pPr>
+        <w:ind w:left="5760" w:hanging="360"/>
+      </w:pPr>
+    </w:lvl>
+    <w:lvl w:ilvl="8" w:tplc="0409001B" w:tentative="1">
+      <w:start w:val="1"/>
+      <w:numFmt w:val="lowerRoman"/>
+      <w:lvlText w:val="%9."/>
+      <w:lvlJc w:val="right"/>
+      <w:pPr>
+        <w:ind w:left="6480" w:hanging="180"/>
+      </w:pPr>
+    </w:lvl>
+  </w:abstractNum>
+  <w:abstractNum w:abstractNumId="7" w15:restartNumberingAfterBreak="0">
     <w:nsid w:val="73490412"/>
     <w:multiLevelType w:val="hybridMultilevel"/>
     <w:tmpl w:val="C13246B0"/>
@@ -4384,7 +4819,7 @@
       </w:pPr>
     </w:lvl>
   </w:abstractNum>
-  <w:abstractNum w:abstractNumId="7" w15:restartNumberingAfterBreak="0">
+  <w:abstractNum w:abstractNumId="8" w15:restartNumberingAfterBreak="0">
     <w:nsid w:val="7BE017E7"/>
     <w:multiLevelType w:val="multilevel"/>
     <w:tmpl w:val="4754D4CA"/>
@@ -4540,7 +4975,7 @@
     <w:abstractNumId w:val="4"/>
   </w:num>
   <w:num w:numId="3" w16cid:durableId="513963672">
-    <w:abstractNumId w:val="6"/>
+    <w:abstractNumId w:val="7"/>
   </w:num>
   <w:num w:numId="4" w16cid:durableId="766660796">
     <w:abstractNumId w:val="3"/>
@@ -4555,7 +4990,10 @@
     <w:abstractNumId w:val="1"/>
   </w:num>
   <w:num w:numId="8" w16cid:durableId="1994483951">
-    <w:abstractNumId w:val="7"/>
+    <w:abstractNumId w:val="8"/>
+  </w:num>
+  <w:num w:numId="9" w16cid:durableId="1247111804">
+    <w:abstractNumId w:val="6"/>
   </w:num>
 </w:numbering>
 </file>

--- a/sprints/sprint1/Sprint Retrospective/Sprint Retrospective Report.docx
+++ b/sprints/sprint1/Sprint Retrospective/Sprint Retrospective Report.docx
@@ -193,7 +193,23 @@
                 <w:b/>
                 <w:bCs/>
               </w:rPr>
-              <w:t>Comments (e.g., reasons why feature is incomplete)</w:t>
+              <w:t xml:space="preserve">Comments (e.g., reasons why </w:t>
+            </w:r>
+            <w:proofErr w:type="gramStart"/>
+            <w:r>
+              <w:rPr>
+                <w:b/>
+                <w:bCs/>
+              </w:rPr>
+              <w:t>feature is</w:t>
+            </w:r>
+            <w:proofErr w:type="gramEnd"/>
+            <w:r>
+              <w:rPr>
+                <w:b/>
+                <w:bCs/>
+              </w:rPr>
+              <w:t xml:space="preserve"> incomplete)</w:t>
             </w:r>
           </w:p>
         </w:tc>
@@ -511,6 +527,180 @@
           <w:tcPr>
             <w:tcW w:w="2316" w:type="dxa"/>
           </w:tcPr>
+          <w:p>
+            <w:r>
+              <w:t>Does not update UI properly</w:t>
+            </w:r>
+          </w:p>
+        </w:tc>
+      </w:tr>
+      <w:tr>
+        <w:tc>
+          <w:tcPr>
+            <w:tcW w:w="3865" w:type="dxa"/>
+            <w:vAlign w:val="bottom"/>
+          </w:tcPr>
+          <w:p>
+            <w:pPr>
+              <w:rPr>
+                <w:rFonts w:ascii="Calibri" w:hAnsi="Calibri" w:cs="Calibri"/>
+                <w:color w:val="000000"/>
+              </w:rPr>
+            </w:pPr>
+            <w:r>
+              <w:rPr>
+                <w:rFonts w:ascii="Calibri" w:hAnsi="Calibri" w:cs="Calibri"/>
+                <w:color w:val="000000"/>
+              </w:rPr>
+              <w:t>Select a meal item that I've eaten by day</w:t>
+            </w:r>
+          </w:p>
+        </w:tc>
+        <w:tc>
+          <w:tcPr>
+            <w:tcW w:w="1530" w:type="dxa"/>
+            <w:vAlign w:val="bottom"/>
+          </w:tcPr>
+          <w:p>
+            <w:r>
+              <w:rPr>
+                <w:rFonts w:ascii="Calibri" w:hAnsi="Calibri" w:cs="Calibri"/>
+                <w:color w:val="000000"/>
+              </w:rPr>
+              <w:t>Victor</w:t>
+            </w:r>
+          </w:p>
+        </w:tc>
+        <w:tc>
+          <w:tcPr>
+            <w:tcW w:w="1639" w:type="dxa"/>
+          </w:tcPr>
+          <w:p>
+            <w:r>
+              <w:t>Incomplete</w:t>
+            </w:r>
+          </w:p>
+        </w:tc>
+        <w:tc>
+          <w:tcPr>
+            <w:tcW w:w="2316" w:type="dxa"/>
+          </w:tcPr>
+          <w:p>
+            <w:r>
+              <w:t>Meal implementation pushed back</w:t>
+            </w:r>
+          </w:p>
+        </w:tc>
+      </w:tr>
+      <w:tr>
+        <w:tc>
+          <w:tcPr>
+            <w:tcW w:w="3865" w:type="dxa"/>
+            <w:vAlign w:val="bottom"/>
+          </w:tcPr>
+          <w:p>
+            <w:pPr>
+              <w:rPr>
+                <w:rFonts w:ascii="Calibri" w:hAnsi="Calibri" w:cs="Calibri"/>
+                <w:color w:val="000000"/>
+              </w:rPr>
+            </w:pPr>
+            <w:r>
+              <w:rPr>
+                <w:rFonts w:ascii="Calibri" w:hAnsi="Calibri" w:cs="Calibri"/>
+                <w:color w:val="000000"/>
+              </w:rPr>
+              <w:t>See how many Calories/Nutrition values I have left based on my diet.</w:t>
+            </w:r>
+          </w:p>
+        </w:tc>
+        <w:tc>
+          <w:tcPr>
+            <w:tcW w:w="1530" w:type="dxa"/>
+            <w:vAlign w:val="bottom"/>
+          </w:tcPr>
+          <w:p>
+            <w:r>
+              <w:rPr>
+                <w:rFonts w:ascii="Calibri" w:hAnsi="Calibri" w:cs="Calibri"/>
+                <w:color w:val="000000"/>
+              </w:rPr>
+              <w:t>Victor</w:t>
+            </w:r>
+          </w:p>
+        </w:tc>
+        <w:tc>
+          <w:tcPr>
+            <w:tcW w:w="1639" w:type="dxa"/>
+          </w:tcPr>
+          <w:p>
+            <w:r>
+              <w:t>Not Started</w:t>
+            </w:r>
+          </w:p>
+        </w:tc>
+        <w:tc>
+          <w:tcPr>
+            <w:tcW w:w="2316" w:type="dxa"/>
+          </w:tcPr>
+          <w:p>
+            <w:r>
+              <w:t>Dashboard being worked on</w:t>
+            </w:r>
+          </w:p>
+        </w:tc>
+      </w:tr>
+      <w:tr>
+        <w:tc>
+          <w:tcPr>
+            <w:tcW w:w="3865" w:type="dxa"/>
+            <w:vAlign w:val="bottom"/>
+          </w:tcPr>
+          <w:p>
+            <w:pPr>
+              <w:rPr>
+                <w:rFonts w:ascii="Calibri" w:hAnsi="Calibri" w:cs="Calibri"/>
+                <w:color w:val="000000"/>
+              </w:rPr>
+            </w:pPr>
+            <w:r>
+              <w:rPr>
+                <w:rFonts w:ascii="Calibri" w:hAnsi="Calibri" w:cs="Calibri"/>
+                <w:color w:val="000000"/>
+              </w:rPr>
+              <w:t>Search for a specific food item</w:t>
+            </w:r>
+          </w:p>
+        </w:tc>
+        <w:tc>
+          <w:tcPr>
+            <w:tcW w:w="1530" w:type="dxa"/>
+            <w:vAlign w:val="bottom"/>
+          </w:tcPr>
+          <w:p>
+            <w:r>
+              <w:rPr>
+                <w:rFonts w:ascii="Calibri" w:hAnsi="Calibri" w:cs="Calibri"/>
+                <w:color w:val="000000"/>
+              </w:rPr>
+              <w:t>Yeni</w:t>
+            </w:r>
+          </w:p>
+        </w:tc>
+        <w:tc>
+          <w:tcPr>
+            <w:tcW w:w="1639" w:type="dxa"/>
+          </w:tcPr>
+          <w:p>
+            <w:r>
+              <w:t>Complete</w:t>
+            </w:r>
+          </w:p>
+        </w:tc>
+        <w:tc>
+          <w:tcPr>
+            <w:tcW w:w="2316" w:type="dxa"/>
+          </w:tcPr>
           <w:p/>
         </w:tc>
       </w:tr>
@@ -532,7 +722,7 @@
                 <w:rFonts w:ascii="Calibri" w:hAnsi="Calibri" w:cs="Calibri"/>
                 <w:color w:val="000000"/>
               </w:rPr>
-              <w:t>Select a meal item that I've eaten by day</w:t>
+              <w:t>Search for a specific meal item</w:t>
             </w:r>
           </w:p>
         </w:tc>
@@ -547,7 +737,7 @@
                 <w:rFonts w:ascii="Calibri" w:hAnsi="Calibri" w:cs="Calibri"/>
                 <w:color w:val="000000"/>
               </w:rPr>
-              <w:t>Victor</w:t>
+              <w:t>Yeni</w:t>
             </w:r>
           </w:p>
         </w:tc>
@@ -586,7 +776,7 @@
                 <w:rFonts w:ascii="Calibri" w:hAnsi="Calibri" w:cs="Calibri"/>
                 <w:color w:val="000000"/>
               </w:rPr>
-              <w:t>See how many Calories/Nutrition values I have left based on my diet.</w:t>
+              <w:t>Edit a food item</w:t>
             </w:r>
           </w:p>
         </w:tc>
@@ -601,7 +791,7 @@
                 <w:rFonts w:ascii="Calibri" w:hAnsi="Calibri" w:cs="Calibri"/>
                 <w:color w:val="000000"/>
               </w:rPr>
-              <w:t>Victor</w:t>
+              <w:t>Justin</w:t>
             </w:r>
           </w:p>
         </w:tc>
@@ -611,7 +801,7 @@
           </w:tcPr>
           <w:p>
             <w:r>
-              <w:t>Not Started</w:t>
+              <w:t>Incomplete</w:t>
             </w:r>
           </w:p>
         </w:tc>
@@ -619,171 +809,13 @@
           <w:tcPr>
             <w:tcW w:w="2316" w:type="dxa"/>
           </w:tcPr>
-          <w:p/>
-        </w:tc>
-      </w:tr>
-      <w:tr>
-        <w:tc>
-          <w:tcPr>
-            <w:tcW w:w="3865" w:type="dxa"/>
-            <w:vAlign w:val="bottom"/>
-          </w:tcPr>
-          <w:p>
-            <w:pPr>
-              <w:rPr>
-                <w:rFonts w:ascii="Calibri" w:hAnsi="Calibri" w:cs="Calibri"/>
-                <w:color w:val="000000"/>
-              </w:rPr>
-            </w:pPr>
-            <w:r>
-              <w:rPr>
-                <w:rFonts w:ascii="Calibri" w:hAnsi="Calibri" w:cs="Calibri"/>
-                <w:color w:val="000000"/>
-              </w:rPr>
-              <w:t>Search for a specific food item</w:t>
-            </w:r>
-          </w:p>
-        </w:tc>
-        <w:tc>
-          <w:tcPr>
-            <w:tcW w:w="1530" w:type="dxa"/>
-            <w:vAlign w:val="bottom"/>
-          </w:tcPr>
-          <w:p>
-            <w:r>
-              <w:rPr>
-                <w:rFonts w:ascii="Calibri" w:hAnsi="Calibri" w:cs="Calibri"/>
-                <w:color w:val="000000"/>
-              </w:rPr>
-              <w:t>Yeni</w:t>
-            </w:r>
-          </w:p>
-        </w:tc>
-        <w:tc>
-          <w:tcPr>
-            <w:tcW w:w="1639" w:type="dxa"/>
-          </w:tcPr>
-          <w:p>
-            <w:r>
-              <w:t>Complete</w:t>
-            </w:r>
-          </w:p>
-        </w:tc>
-        <w:tc>
-          <w:tcPr>
-            <w:tcW w:w="2316" w:type="dxa"/>
-          </w:tcPr>
-          <w:p/>
-        </w:tc>
-      </w:tr>
-      <w:tr>
-        <w:tc>
-          <w:tcPr>
-            <w:tcW w:w="3865" w:type="dxa"/>
-            <w:vAlign w:val="bottom"/>
-          </w:tcPr>
-          <w:p>
-            <w:pPr>
-              <w:rPr>
-                <w:rFonts w:ascii="Calibri" w:hAnsi="Calibri" w:cs="Calibri"/>
-                <w:color w:val="000000"/>
-              </w:rPr>
-            </w:pPr>
-            <w:r>
-              <w:rPr>
-                <w:rFonts w:ascii="Calibri" w:hAnsi="Calibri" w:cs="Calibri"/>
-                <w:color w:val="000000"/>
-              </w:rPr>
-              <w:t>Search for a specific meal item</w:t>
-            </w:r>
-          </w:p>
-        </w:tc>
-        <w:tc>
-          <w:tcPr>
-            <w:tcW w:w="1530" w:type="dxa"/>
-            <w:vAlign w:val="bottom"/>
-          </w:tcPr>
-          <w:p>
-            <w:r>
-              <w:rPr>
-                <w:rFonts w:ascii="Calibri" w:hAnsi="Calibri" w:cs="Calibri"/>
-                <w:color w:val="000000"/>
-              </w:rPr>
-              <w:t>Yeni</w:t>
-            </w:r>
-          </w:p>
-        </w:tc>
-        <w:tc>
-          <w:tcPr>
-            <w:tcW w:w="1639" w:type="dxa"/>
-          </w:tcPr>
-          <w:p>
-            <w:r>
-              <w:t>Incomplete</w:t>
-            </w:r>
-          </w:p>
-        </w:tc>
-        <w:tc>
-          <w:tcPr>
-            <w:tcW w:w="2316" w:type="dxa"/>
-          </w:tcPr>
-          <w:p/>
-        </w:tc>
-      </w:tr>
-      <w:tr>
-        <w:tc>
-          <w:tcPr>
-            <w:tcW w:w="3865" w:type="dxa"/>
-            <w:vAlign w:val="bottom"/>
-          </w:tcPr>
-          <w:p>
-            <w:pPr>
-              <w:rPr>
-                <w:rFonts w:ascii="Calibri" w:hAnsi="Calibri" w:cs="Calibri"/>
-                <w:color w:val="000000"/>
-              </w:rPr>
-            </w:pPr>
-            <w:r>
-              <w:rPr>
-                <w:rFonts w:ascii="Calibri" w:hAnsi="Calibri" w:cs="Calibri"/>
-                <w:color w:val="000000"/>
-              </w:rPr>
-              <w:t>Edit a food item</w:t>
-            </w:r>
-          </w:p>
-        </w:tc>
-        <w:tc>
-          <w:tcPr>
-            <w:tcW w:w="1530" w:type="dxa"/>
-            <w:vAlign w:val="bottom"/>
-          </w:tcPr>
-          <w:p>
-            <w:r>
-              <w:rPr>
-                <w:rFonts w:ascii="Calibri" w:hAnsi="Calibri" w:cs="Calibri"/>
-                <w:color w:val="000000"/>
-              </w:rPr>
-              <w:t>Justin</w:t>
-            </w:r>
-          </w:p>
-        </w:tc>
-        <w:tc>
-          <w:tcPr>
-            <w:tcW w:w="1639" w:type="dxa"/>
-          </w:tcPr>
-          <w:p>
-            <w:r>
-              <w:t>Incomplete</w:t>
-            </w:r>
-          </w:p>
-        </w:tc>
-        <w:tc>
-          <w:tcPr>
-            <w:tcW w:w="2316" w:type="dxa"/>
-          </w:tcPr>
-          <w:p>
-            <w:r>
-              <w:t>There are some back-end methods that can be used to implement this but there is no UI page to do the changes.</w:t>
+          <w:p>
+            <w:r>
+              <w:t xml:space="preserve">There are some back-end methods that can be used to implement this but there is no UI </w:t>
+            </w:r>
+            <w:r>
+              <w:lastRenderedPageBreak/>
+              <w:t>page to do the changes.</w:t>
             </w:r>
           </w:p>
         </w:tc>
@@ -896,7 +928,15 @@
           </w:tcPr>
           <w:p>
             <w:r>
-              <w:t>Couldn’t be started because there was no account page made in order to access this setting.</w:t>
+              <w:t xml:space="preserve">Couldn’t be started because there was no account page made </w:t>
+            </w:r>
+            <w:proofErr w:type="gramStart"/>
+            <w:r>
+              <w:t>in order to</w:t>
+            </w:r>
+            <w:proofErr w:type="gramEnd"/>
+            <w:r>
+              <w:t xml:space="preserve"> access this setting.</w:t>
             </w:r>
           </w:p>
         </w:tc>
@@ -952,7 +992,11 @@
           <w:tcPr>
             <w:tcW w:w="2316" w:type="dxa"/>
           </w:tcPr>
-          <w:p/>
+          <w:p>
+            <w:r>
+              <w:t>Diet plan not fully set up</w:t>
+            </w:r>
+          </w:p>
         </w:tc>
       </w:tr>
       <w:tr>
@@ -1153,8 +1197,21 @@
           <w:numId w:val="1"/>
         </w:numPr>
       </w:pPr>
-      <w:r>
-        <w:t>A git commit message (please include the commit ID and date/time)</w:t>
+      <w:proofErr w:type="gramStart"/>
+      <w:r>
+        <w:t>A git</w:t>
+      </w:r>
+      <w:proofErr w:type="gramEnd"/>
+      <w:r>
+        <w:t xml:space="preserve"> </w:t>
+      </w:r>
+      <w:proofErr w:type="gramStart"/>
+      <w:r>
+        <w:t>commit</w:t>
+      </w:r>
+      <w:proofErr w:type="gramEnd"/>
+      <w:r>
+        <w:t xml:space="preserve"> message (please include the commit ID and date/time)</w:t>
       </w:r>
     </w:p>
     <w:p>
@@ -1219,7 +1276,15 @@
         </w:numPr>
       </w:pPr>
       <w:r>
-        <w:t>providing detail as to how to reproduce a bug</w:t>
+        <w:t xml:space="preserve">providing </w:t>
+      </w:r>
+      <w:proofErr w:type="gramStart"/>
+      <w:r>
+        <w:t>detail</w:t>
+      </w:r>
+      <w:proofErr w:type="gramEnd"/>
+      <w:r>
+        <w:t xml:space="preserve"> as to how to reproduce a bug</w:t>
       </w:r>
     </w:p>
     <w:p>
@@ -1347,7 +1412,7 @@
               </w:rPr>
               <w:t xml:space="preserve">I've updated the product backlog, sprint backlog, and Planning meeting notes in the repo so that is all current after </w:t>
             </w:r>
-            <w:proofErr w:type="spellStart"/>
+            <w:proofErr w:type="gramStart"/>
             <w:r>
               <w:rPr>
                 <w:rFonts w:ascii="Segoe UI" w:eastAsia="Times New Roman" w:hAnsi="Segoe UI" w:cs="Segoe UI"/>
@@ -1358,7 +1423,7 @@
               </w:rPr>
               <w:t>todays</w:t>
             </w:r>
-            <w:proofErr w:type="spellEnd"/>
+            <w:proofErr w:type="gramEnd"/>
             <w:r>
               <w:rPr>
                 <w:rFonts w:ascii="Segoe UI" w:eastAsia="Times New Roman" w:hAnsi="Segoe UI" w:cs="Segoe UI"/>
@@ -1393,7 +1458,29 @@
                 <w:szCs w:val="21"/>
                 <w14:ligatures w14:val="none"/>
               </w:rPr>
-              <w:t>Everyone needs to do the task descriptions of their assigned stuff in the sprint backlog and estimate their hours. If anyone decides that they have too much or not enough to reach roughly 25 hours for the sprint please reach out so we can discuss reallocating stuff. </w:t>
+              <w:t xml:space="preserve">Everyone needs to do the task descriptions of their assigned stuff in the sprint backlog and estimate their hours. If anyone decides that they have too much or not enough to reach roughly 25 hours for the </w:t>
+            </w:r>
+            <w:proofErr w:type="gramStart"/>
+            <w:r>
+              <w:rPr>
+                <w:rFonts w:ascii="Segoe UI" w:eastAsia="Times New Roman" w:hAnsi="Segoe UI" w:cs="Segoe UI"/>
+                <w:kern w:val="0"/>
+                <w:sz w:val="21"/>
+                <w:szCs w:val="21"/>
+                <w14:ligatures w14:val="none"/>
+              </w:rPr>
+              <w:t>sprint</w:t>
+            </w:r>
+            <w:proofErr w:type="gramEnd"/>
+            <w:r>
+              <w:rPr>
+                <w:rFonts w:ascii="Segoe UI" w:eastAsia="Times New Roman" w:hAnsi="Segoe UI" w:cs="Segoe UI"/>
+                <w:kern w:val="0"/>
+                <w:sz w:val="21"/>
+                <w:szCs w:val="21"/>
+                <w14:ligatures w14:val="none"/>
+              </w:rPr>
+              <w:t xml:space="preserve"> please reach out so we can discuss reallocating stuff. </w:t>
             </w:r>
           </w:p>
           <w:p>
@@ -1463,6 +1550,7 @@
                 <w14:ligatures w14:val="none"/>
               </w:rPr>
             </w:pPr>
+            <w:proofErr w:type="gramStart"/>
             <w:r>
               <w:rPr>
                 <w:rFonts w:ascii="Segoe UI" w:eastAsia="Times New Roman" w:hAnsi="Segoe UI" w:cs="Segoe UI"/>
@@ -1471,12 +1559,10 @@
                 <w:szCs w:val="21"/>
                 <w14:ligatures w14:val="none"/>
               </w:rPr>
-              <w:t>Everyone when you add new classes and things to the code make sure you add them to the class diagram and that they are fully tested.</w:t>
-            </w:r>
-          </w:p>
-          <w:p>
-            <w:pPr>
-              <w:spacing w:before="100" w:beforeAutospacing="1" w:after="100" w:afterAutospacing="1"/>
+              <w:t>Everyone</w:t>
+            </w:r>
+            <w:proofErr w:type="gramEnd"/>
+            <w:r>
               <w:rPr>
                 <w:rFonts w:ascii="Segoe UI" w:eastAsia="Times New Roman" w:hAnsi="Segoe UI" w:cs="Segoe UI"/>
                 <w:kern w:val="0"/>
@@ -1484,7 +1570,9 @@
                 <w:szCs w:val="21"/>
                 <w14:ligatures w14:val="none"/>
               </w:rPr>
-            </w:pPr>
+              <w:t xml:space="preserve"> when you add new classes and things to the </w:t>
+            </w:r>
+            <w:proofErr w:type="gramStart"/>
             <w:r>
               <w:rPr>
                 <w:rFonts w:ascii="Segoe UI" w:eastAsia="Times New Roman" w:hAnsi="Segoe UI" w:cs="Segoe UI"/>
@@ -1493,55 +1581,63 @@
                 <w:szCs w:val="21"/>
                 <w14:ligatures w14:val="none"/>
               </w:rPr>
-              <w:t>Everyone have a good weekend! </w:t>
-            </w:r>
-          </w:p>
-        </w:tc>
-      </w:tr>
-      <w:tr>
-        <w:tc>
-          <w:tcPr>
-            <w:tcW w:w="1615" w:type="dxa"/>
-          </w:tcPr>
-          <w:p>
-            <w:r>
-              <w:t>Justin Smith</w:t>
-            </w:r>
-          </w:p>
-        </w:tc>
-        <w:tc>
-          <w:tcPr>
-            <w:tcW w:w="7735" w:type="dxa"/>
-          </w:tcPr>
-          <w:p>
-            <w:r>
-              <w:t>Just to list off our follow up tasks from the meeting.</w:t>
-            </w:r>
-          </w:p>
-          <w:p>
-            <w:r>
+              <w:t>code</w:t>
+            </w:r>
+            <w:proofErr w:type="gramEnd"/>
+            <w:r>
+              <w:rPr>
+                <w:rFonts w:ascii="Segoe UI" w:eastAsia="Times New Roman" w:hAnsi="Segoe UI" w:cs="Segoe UI"/>
+                <w:kern w:val="0"/>
+                <w:sz w:val="21"/>
+                <w:szCs w:val="21"/>
+                <w14:ligatures w14:val="none"/>
+              </w:rPr>
+              <w:t xml:space="preserve"> make sure you add them to the class diagram and that they are fully tested.</w:t>
+            </w:r>
+          </w:p>
+          <w:p>
+            <w:pPr>
+              <w:spacing w:before="100" w:beforeAutospacing="1" w:after="100" w:afterAutospacing="1"/>
+              <w:rPr>
+                <w:rFonts w:ascii="Segoe UI" w:eastAsia="Times New Roman" w:hAnsi="Segoe UI" w:cs="Segoe UI"/>
+                <w:kern w:val="0"/>
+                <w:sz w:val="21"/>
+                <w:szCs w:val="21"/>
+                <w14:ligatures w14:val="none"/>
+              </w:rPr>
+            </w:pPr>
+            <w:r>
+              <w:rPr>
+                <w:rFonts w:ascii="Segoe UI" w:eastAsia="Times New Roman" w:hAnsi="Segoe UI" w:cs="Segoe UI"/>
+                <w:kern w:val="0"/>
+                <w:sz w:val="21"/>
+                <w:szCs w:val="21"/>
+                <w14:ligatures w14:val="none"/>
+              </w:rPr>
               <w:lastRenderedPageBreak/>
-              <w:t>Victor Is going to do the Use Case Scenarios</w:t>
-            </w:r>
-          </w:p>
-          <w:p>
-            <w:r>
-              <w:t>Yeni is going to do the Use Case Diagram</w:t>
-            </w:r>
-          </w:p>
-          <w:p>
-            <w:r>
-              <w:t>Emi will mock up some Wireframes</w:t>
-            </w:r>
-          </w:p>
-          <w:p>
-            <w:r>
-              <w:t> </w:t>
-            </w:r>
-          </w:p>
-          <w:p>
-            <w:r>
-              <w:t>I will also post the product back log and sprint backlog in the shared documents on the teams channel. If anyone thinks of anything we need to add or edit on those over the next few days before our meeting just let me know. </w:t>
+              <w:t xml:space="preserve">Everyone </w:t>
+            </w:r>
+            <w:proofErr w:type="gramStart"/>
+            <w:r>
+              <w:rPr>
+                <w:rFonts w:ascii="Segoe UI" w:eastAsia="Times New Roman" w:hAnsi="Segoe UI" w:cs="Segoe UI"/>
+                <w:kern w:val="0"/>
+                <w:sz w:val="21"/>
+                <w:szCs w:val="21"/>
+                <w14:ligatures w14:val="none"/>
+              </w:rPr>
+              <w:t>have</w:t>
+            </w:r>
+            <w:proofErr w:type="gramEnd"/>
+            <w:r>
+              <w:rPr>
+                <w:rFonts w:ascii="Segoe UI" w:eastAsia="Times New Roman" w:hAnsi="Segoe UI" w:cs="Segoe UI"/>
+                <w:kern w:val="0"/>
+                <w:sz w:val="21"/>
+                <w:szCs w:val="21"/>
+                <w14:ligatures w14:val="none"/>
+              </w:rPr>
+              <w:t xml:space="preserve"> a good weekend! </w:t>
             </w:r>
           </w:p>
         </w:tc>
@@ -1557,6 +1653,209 @@
               <w:t>Justin Smith</w:t>
             </w:r>
           </w:p>
+        </w:tc>
+        <w:tc>
+          <w:tcPr>
+            <w:tcW w:w="7735" w:type="dxa"/>
+          </w:tcPr>
+          <w:p>
+            <w:r>
+              <w:t xml:space="preserve">Just to </w:t>
+            </w:r>
+            <w:proofErr w:type="gramStart"/>
+            <w:r>
+              <w:t>list off</w:t>
+            </w:r>
+            <w:proofErr w:type="gramEnd"/>
+            <w:r>
+              <w:t xml:space="preserve"> our </w:t>
+            </w:r>
+            <w:proofErr w:type="gramStart"/>
+            <w:r>
+              <w:t>follow up</w:t>
+            </w:r>
+            <w:proofErr w:type="gramEnd"/>
+            <w:r>
+              <w:t xml:space="preserve"> tasks from the meeting.</w:t>
+            </w:r>
+          </w:p>
+          <w:p>
+            <w:r>
+              <w:t>Victor Is going to do the Use Case Scenarios</w:t>
+            </w:r>
+          </w:p>
+          <w:p>
+            <w:r>
+              <w:t>Yeni is going to do the Use Case Diagram</w:t>
+            </w:r>
+          </w:p>
+          <w:p>
+            <w:r>
+              <w:t xml:space="preserve">Emi will </w:t>
+            </w:r>
+            <w:proofErr w:type="gramStart"/>
+            <w:r>
+              <w:t>mock up</w:t>
+            </w:r>
+            <w:proofErr w:type="gramEnd"/>
+            <w:r>
+              <w:t xml:space="preserve"> some Wireframes</w:t>
+            </w:r>
+          </w:p>
+          <w:p>
+            <w:r>
+              <w:t> </w:t>
+            </w:r>
+          </w:p>
+          <w:p>
+            <w:r>
+              <w:t xml:space="preserve">I will also post the product </w:t>
+            </w:r>
+            <w:proofErr w:type="gramStart"/>
+            <w:r>
+              <w:t>back log</w:t>
+            </w:r>
+            <w:proofErr w:type="gramEnd"/>
+            <w:r>
+              <w:t xml:space="preserve"> and sprint backlog in the shared documents on the </w:t>
+            </w:r>
+            <w:proofErr w:type="gramStart"/>
+            <w:r>
+              <w:t>teams</w:t>
+            </w:r>
+            <w:proofErr w:type="gramEnd"/>
+            <w:r>
+              <w:t xml:space="preserve"> channel. If anyone thinks of anything we need to add or </w:t>
+            </w:r>
+            <w:proofErr w:type="gramStart"/>
+            <w:r>
+              <w:t>edit on those</w:t>
+            </w:r>
+            <w:proofErr w:type="gramEnd"/>
+            <w:r>
+              <w:t xml:space="preserve"> over the next few days before our meeting just let me know. </w:t>
+            </w:r>
+          </w:p>
+        </w:tc>
+      </w:tr>
+      <w:tr>
+        <w:tc>
+          <w:tcPr>
+            <w:tcW w:w="1615" w:type="dxa"/>
+          </w:tcPr>
+          <w:p>
+            <w:r>
+              <w:t>Justin Smith</w:t>
+            </w:r>
+          </w:p>
+        </w:tc>
+        <w:tc>
+          <w:tcPr>
+            <w:tcW w:w="7735" w:type="dxa"/>
+          </w:tcPr>
+          <w:p/>
+        </w:tc>
+      </w:tr>
+      <w:tr>
+        <w:tc>
+          <w:tcPr>
+            <w:tcW w:w="1615" w:type="dxa"/>
+          </w:tcPr>
+          <w:p>
+            <w:r>
+              <w:t>Victor Filpo</w:t>
+            </w:r>
+          </w:p>
+        </w:tc>
+        <w:tc>
+          <w:tcPr>
+            <w:tcW w:w="7735" w:type="dxa"/>
+          </w:tcPr>
+          <w:p>
+            <w:r>
+              <w:t xml:space="preserve">Commit 79de575, 3/6 @9:00 PM: </w:t>
+            </w:r>
+            <w:r>
+              <w:t>Add Dashboard tests, delete sample data, applied checkstyle to Dashboard</w:t>
+            </w:r>
+          </w:p>
+          <w:p>
+            <w:r>
+              <w:t>- GenAI: helped plan test cases I missed</w:t>
+            </w:r>
+          </w:p>
+        </w:tc>
+      </w:tr>
+      <w:tr>
+        <w:tc>
+          <w:tcPr>
+            <w:tcW w:w="1615" w:type="dxa"/>
+          </w:tcPr>
+          <w:p>
+            <w:r>
+              <w:t>Victor Filpo</w:t>
+            </w:r>
+          </w:p>
+        </w:tc>
+        <w:tc>
+          <w:tcPr>
+            <w:tcW w:w="7735" w:type="dxa"/>
+          </w:tcPr>
+          <w:p>
+            <w:r>
+              <w:t xml:space="preserve">Pull Requests </w:t>
+            </w:r>
+            <w:r>
+              <w:t xml:space="preserve">Review and </w:t>
+            </w:r>
+            <w:r>
+              <w:t xml:space="preserve">Merges #18 and #19, c3fcd69 and </w:t>
+            </w:r>
+            <w:proofErr w:type="gramStart"/>
+            <w:r>
+              <w:t>de8a126 @</w:t>
+            </w:r>
+            <w:proofErr w:type="gramEnd"/>
+            <w:r>
+              <w:t xml:space="preserve"> 6:00 PM</w:t>
+            </w:r>
+          </w:p>
+        </w:tc>
+      </w:tr>
+      <w:tr>
+        <w:tc>
+          <w:tcPr>
+            <w:tcW w:w="1615" w:type="dxa"/>
+          </w:tcPr>
+          <w:p/>
+        </w:tc>
+        <w:tc>
+          <w:tcPr>
+            <w:tcW w:w="7735" w:type="dxa"/>
+          </w:tcPr>
+          <w:p/>
+        </w:tc>
+      </w:tr>
+      <w:tr>
+        <w:tc>
+          <w:tcPr>
+            <w:tcW w:w="1615" w:type="dxa"/>
+          </w:tcPr>
+          <w:p/>
+        </w:tc>
+        <w:tc>
+          <w:tcPr>
+            <w:tcW w:w="7735" w:type="dxa"/>
+          </w:tcPr>
+          <w:p/>
+        </w:tc>
+      </w:tr>
+      <w:tr>
+        <w:tc>
+          <w:tcPr>
+            <w:tcW w:w="1615" w:type="dxa"/>
+          </w:tcPr>
+          <w:p/>
         </w:tc>
         <w:tc>
           <w:tcPr>
@@ -1720,23 +2019,7 @@
                 <w:rFonts w:ascii="Calibri" w:hAnsi="Calibri" w:cs="Calibri"/>
                 <w:color w:val="000000"/>
               </w:rPr>
-              <w:t xml:space="preserve">Communication </w:t>
-            </w:r>
-            <w:proofErr w:type="spellStart"/>
-            <w:r>
-              <w:rPr>
-                <w:rFonts w:ascii="Calibri" w:hAnsi="Calibri" w:cs="Calibri"/>
-                <w:color w:val="000000"/>
-              </w:rPr>
-              <w:t>Protecol</w:t>
-            </w:r>
-            <w:proofErr w:type="spellEnd"/>
-            <w:r>
-              <w:rPr>
-                <w:rFonts w:ascii="Calibri" w:hAnsi="Calibri" w:cs="Calibri"/>
-                <w:color w:val="000000"/>
-              </w:rPr>
-              <w:t xml:space="preserve"> for authorization process</w:t>
+              <w:t>Communication Protecol for authorization process</w:t>
             </w:r>
           </w:p>
         </w:tc>
@@ -2018,17 +2301,8 @@
                 <w:rFonts w:ascii="Calibri" w:hAnsi="Calibri" w:cs="Calibri"/>
                 <w:color w:val="000000"/>
               </w:rPr>
-              <w:t xml:space="preserve">Login Page </w:t>
-            </w:r>
-            <w:proofErr w:type="spellStart"/>
-            <w:r>
-              <w:rPr>
-                <w:rFonts w:ascii="Calibri" w:hAnsi="Calibri" w:cs="Calibri"/>
-                <w:color w:val="000000"/>
-              </w:rPr>
-              <w:t>Codebehind</w:t>
-            </w:r>
-            <w:proofErr w:type="spellEnd"/>
+              <w:t>Login Page Codebehind</w:t>
+            </w:r>
           </w:p>
         </w:tc>
         <w:tc>
@@ -2074,23 +2348,7 @@
                 <w:rFonts w:ascii="Calibri" w:hAnsi="Calibri" w:cs="Calibri"/>
                 <w:color w:val="000000"/>
               </w:rPr>
-              <w:t xml:space="preserve">Communication </w:t>
-            </w:r>
-            <w:proofErr w:type="spellStart"/>
-            <w:r>
-              <w:rPr>
-                <w:rFonts w:ascii="Calibri" w:hAnsi="Calibri" w:cs="Calibri"/>
-                <w:color w:val="000000"/>
-              </w:rPr>
-              <w:t>Protecol</w:t>
-            </w:r>
-            <w:proofErr w:type="spellEnd"/>
-            <w:r>
-              <w:rPr>
-                <w:rFonts w:ascii="Calibri" w:hAnsi="Calibri" w:cs="Calibri"/>
-                <w:color w:val="000000"/>
-              </w:rPr>
-              <w:t xml:space="preserve"> for Create Account</w:t>
+              <w:t>Communication Protecol for Create Account</w:t>
             </w:r>
           </w:p>
         </w:tc>
@@ -2419,23 +2677,7 @@
                 <w:rFonts w:ascii="Calibri" w:hAnsi="Calibri" w:cs="Calibri"/>
                 <w:color w:val="000000"/>
               </w:rPr>
-              <w:t xml:space="preserve">Communication </w:t>
-            </w:r>
-            <w:proofErr w:type="spellStart"/>
-            <w:r>
-              <w:rPr>
-                <w:rFonts w:ascii="Calibri" w:hAnsi="Calibri" w:cs="Calibri"/>
-                <w:color w:val="000000"/>
-              </w:rPr>
-              <w:t>Protecol</w:t>
-            </w:r>
-            <w:proofErr w:type="spellEnd"/>
-            <w:r>
-              <w:rPr>
-                <w:rFonts w:ascii="Calibri" w:hAnsi="Calibri" w:cs="Calibri"/>
-                <w:color w:val="000000"/>
-              </w:rPr>
-              <w:t xml:space="preserve"> for Create Food</w:t>
+              <w:t>Communication Protecol for Create Food</w:t>
             </w:r>
           </w:p>
         </w:tc>
@@ -2576,23 +2818,7 @@
                 <w:rFonts w:ascii="Calibri" w:hAnsi="Calibri" w:cs="Calibri"/>
                 <w:color w:val="000000"/>
               </w:rPr>
-              <w:t xml:space="preserve">Communication </w:t>
-            </w:r>
-            <w:proofErr w:type="spellStart"/>
-            <w:r>
-              <w:rPr>
-                <w:rFonts w:ascii="Calibri" w:hAnsi="Calibri" w:cs="Calibri"/>
-                <w:color w:val="000000"/>
-              </w:rPr>
-              <w:t>Protecol</w:t>
-            </w:r>
-            <w:proofErr w:type="spellEnd"/>
-            <w:r>
-              <w:rPr>
-                <w:rFonts w:ascii="Calibri" w:hAnsi="Calibri" w:cs="Calibri"/>
-                <w:color w:val="000000"/>
-              </w:rPr>
-              <w:t xml:space="preserve"> for Search</w:t>
+              <w:t>Communication Protecol for Search</w:t>
             </w:r>
           </w:p>
         </w:tc>
@@ -2639,33 +2865,8 @@
                 <w:rFonts w:ascii="Calibri" w:hAnsi="Calibri" w:cs="Calibri"/>
                 <w:color w:val="000000"/>
               </w:rPr>
-              <w:t xml:space="preserve">Communication </w:t>
-            </w:r>
-            <w:proofErr w:type="spellStart"/>
-            <w:r>
-              <w:rPr>
-                <w:rFonts w:ascii="Calibri" w:hAnsi="Calibri" w:cs="Calibri"/>
-                <w:color w:val="000000"/>
-              </w:rPr>
-              <w:t>Protecol</w:t>
-            </w:r>
-            <w:proofErr w:type="spellEnd"/>
-            <w:r>
-              <w:rPr>
-                <w:rFonts w:ascii="Calibri" w:hAnsi="Calibri" w:cs="Calibri"/>
-                <w:color w:val="000000"/>
-              </w:rPr>
-              <w:t xml:space="preserve"> for Update </w:t>
-            </w:r>
-            <w:proofErr w:type="spellStart"/>
-            <w:r>
-              <w:rPr>
-                <w:rFonts w:ascii="Calibri" w:hAnsi="Calibri" w:cs="Calibri"/>
-                <w:color w:val="000000"/>
-              </w:rPr>
-              <w:t>DayOfFood</w:t>
-            </w:r>
-            <w:proofErr w:type="spellEnd"/>
+              <w:t>Communication Protecol for Update DayOfFood</w:t>
+            </w:r>
           </w:p>
         </w:tc>
         <w:tc>
@@ -2706,21 +2907,12 @@
             <w:vAlign w:val="bottom"/>
           </w:tcPr>
           <w:p>
-            <w:proofErr w:type="spellStart"/>
-            <w:r>
-              <w:rPr>
-                <w:rFonts w:ascii="Calibri" w:hAnsi="Calibri" w:cs="Calibri"/>
-                <w:color w:val="000000"/>
-              </w:rPr>
-              <w:t>DayOfFood</w:t>
-            </w:r>
-            <w:proofErr w:type="spellEnd"/>
-            <w:r>
-              <w:rPr>
-                <w:rFonts w:ascii="Calibri" w:hAnsi="Calibri" w:cs="Calibri"/>
-                <w:color w:val="000000"/>
-              </w:rPr>
-              <w:t xml:space="preserve"> Structure</w:t>
+            <w:r>
+              <w:rPr>
+                <w:rFonts w:ascii="Calibri" w:hAnsi="Calibri" w:cs="Calibri"/>
+                <w:color w:val="000000"/>
+              </w:rPr>
+              <w:t>DayOfFood Structure</w:t>
             </w:r>
           </w:p>
         </w:tc>
@@ -2940,6 +3132,7 @@
                 <w:rFonts w:ascii="Calibri" w:hAnsi="Calibri" w:cs="Calibri"/>
                 <w:color w:val="000000"/>
               </w:rPr>
+              <w:lastRenderedPageBreak/>
               <w:t>4.2</w:t>
             </w:r>
           </w:p>
@@ -3002,23 +3195,7 @@
                 <w:rFonts w:ascii="Calibri" w:hAnsi="Calibri" w:cs="Calibri"/>
                 <w:color w:val="000000"/>
               </w:rPr>
-              <w:t xml:space="preserve">Update </w:t>
-            </w:r>
-            <w:proofErr w:type="spellStart"/>
-            <w:r>
-              <w:rPr>
-                <w:rFonts w:ascii="Calibri" w:hAnsi="Calibri" w:cs="Calibri"/>
-                <w:color w:val="000000"/>
-              </w:rPr>
-              <w:t>DayOfFood</w:t>
-            </w:r>
-            <w:proofErr w:type="spellEnd"/>
-            <w:r>
-              <w:rPr>
-                <w:rFonts w:ascii="Calibri" w:hAnsi="Calibri" w:cs="Calibri"/>
-                <w:color w:val="000000"/>
-              </w:rPr>
-              <w:t xml:space="preserve"> Process Client Side</w:t>
+              <w:t>Update DayOfFood Process Client Side</w:t>
             </w:r>
           </w:p>
         </w:tc>
@@ -3065,23 +3242,7 @@
                 <w:rFonts w:ascii="Calibri" w:hAnsi="Calibri" w:cs="Calibri"/>
                 <w:color w:val="000000"/>
               </w:rPr>
-              <w:t xml:space="preserve">Update </w:t>
-            </w:r>
-            <w:proofErr w:type="spellStart"/>
-            <w:r>
-              <w:rPr>
-                <w:rFonts w:ascii="Calibri" w:hAnsi="Calibri" w:cs="Calibri"/>
-                <w:color w:val="000000"/>
-              </w:rPr>
-              <w:t>DayOfFood</w:t>
-            </w:r>
-            <w:proofErr w:type="spellEnd"/>
-            <w:r>
-              <w:rPr>
-                <w:rFonts w:ascii="Calibri" w:hAnsi="Calibri" w:cs="Calibri"/>
-                <w:color w:val="000000"/>
-              </w:rPr>
-              <w:t xml:space="preserve"> Process Server Side</w:t>
+              <w:t>Update DayOfFood Process Server Side</w:t>
             </w:r>
           </w:p>
         </w:tc>
@@ -3128,23 +3289,7 @@
                 <w:rFonts w:ascii="Calibri" w:hAnsi="Calibri" w:cs="Calibri"/>
                 <w:color w:val="000000"/>
               </w:rPr>
-              <w:t xml:space="preserve">Communication </w:t>
-            </w:r>
-            <w:proofErr w:type="spellStart"/>
-            <w:r>
-              <w:rPr>
-                <w:rFonts w:ascii="Calibri" w:hAnsi="Calibri" w:cs="Calibri"/>
-                <w:color w:val="000000"/>
-              </w:rPr>
-              <w:t>Protecol</w:t>
-            </w:r>
-            <w:proofErr w:type="spellEnd"/>
-            <w:r>
-              <w:rPr>
-                <w:rFonts w:ascii="Calibri" w:hAnsi="Calibri" w:cs="Calibri"/>
-                <w:color w:val="000000"/>
-              </w:rPr>
-              <w:t xml:space="preserve"> for Update Diet</w:t>
+              <w:t>Communication Protecol for Update Diet</w:t>
             </w:r>
           </w:p>
         </w:tc>
@@ -3379,17 +3524,8 @@
                 <w:rFonts w:ascii="Calibri" w:hAnsi="Calibri" w:cs="Calibri"/>
                 <w:color w:val="000000"/>
               </w:rPr>
-              <w:t xml:space="preserve">Edit Diet </w:t>
-            </w:r>
-            <w:proofErr w:type="spellStart"/>
-            <w:r>
-              <w:rPr>
-                <w:rFonts w:ascii="Calibri" w:hAnsi="Calibri" w:cs="Calibri"/>
-                <w:color w:val="000000"/>
-              </w:rPr>
-              <w:t>Codebehind</w:t>
-            </w:r>
-            <w:proofErr w:type="spellEnd"/>
+              <w:t>Edit Diet Codebehind</w:t>
+            </w:r>
           </w:p>
         </w:tc>
         <w:tc>
@@ -3445,7 +3581,23 @@
           <w:b/>
           <w:bCs/>
         </w:rPr>
-        <w:t xml:space="preserve"> session where you used generative AI, give the following:</w:t>
+        <w:t xml:space="preserve"> session where you </w:t>
+      </w:r>
+      <w:proofErr w:type="gramStart"/>
+      <w:r>
+        <w:rPr>
+          <w:b/>
+          <w:bCs/>
+        </w:rPr>
+        <w:t>used</w:t>
+      </w:r>
+      <w:proofErr w:type="gramEnd"/>
+      <w:r>
+        <w:rPr>
+          <w:b/>
+          <w:bCs/>
+        </w:rPr>
+        <w:t xml:space="preserve"> generative AI, give the following:</w:t>
       </w:r>
     </w:p>
     <w:p>
@@ -3669,23 +3821,7 @@
           <w:b/>
           <w:bCs/>
         </w:rPr>
-        <w:t xml:space="preserve">JS - </w:t>
-      </w:r>
-      <w:proofErr w:type="spellStart"/>
-      <w:r>
-        <w:rPr>
-          <w:b/>
-          <w:bCs/>
-        </w:rPr>
-        <w:t>IOException</w:t>
-      </w:r>
-      <w:proofErr w:type="spellEnd"/>
-      <w:r>
-        <w:rPr>
-          <w:b/>
-          <w:bCs/>
-        </w:rPr>
-        <w:t xml:space="preserve"> Testing ChatGPT Session</w:t>
+        <w:t>JS - IOException Testing ChatGPT Session</w:t>
       </w:r>
     </w:p>
     <w:p>
@@ -3705,23 +3841,7 @@
           <w:b/>
           <w:bCs/>
         </w:rPr>
-        <w:t xml:space="preserve">Help with how to setup a test case to force an </w:t>
-      </w:r>
-      <w:proofErr w:type="spellStart"/>
-      <w:r>
-        <w:rPr>
-          <w:b/>
-          <w:bCs/>
-        </w:rPr>
-        <w:t>IOExeption</w:t>
-      </w:r>
-      <w:proofErr w:type="spellEnd"/>
-      <w:r>
-        <w:rPr>
-          <w:b/>
-          <w:bCs/>
-        </w:rPr>
-        <w:t xml:space="preserve"> to be thrown to reach 100% code coverage.</w:t>
+        <w:t>Help with how to setup a test case to force an IOExeption to be thrown to reach 100% code coverage.</w:t>
       </w:r>
     </w:p>
     <w:p>
@@ -3789,23 +3909,7 @@
           <w:b/>
           <w:bCs/>
         </w:rPr>
-        <w:t xml:space="preserve">JS - </w:t>
-      </w:r>
-      <w:proofErr w:type="spellStart"/>
-      <w:r>
-        <w:rPr>
-          <w:b/>
-          <w:bCs/>
-        </w:rPr>
-        <w:t>CompositeFood</w:t>
-      </w:r>
-      <w:proofErr w:type="spellEnd"/>
-      <w:r>
-        <w:rPr>
-          <w:b/>
-          <w:bCs/>
-        </w:rPr>
-        <w:t xml:space="preserve"> Error Review ChatGPT Session</w:t>
+        <w:t>JS - CompositeFood Error Review ChatGPT Session</w:t>
       </w:r>
       <w:r>
         <w:rPr>
@@ -3819,23 +3923,7 @@
           <w:b/>
           <w:bCs/>
         </w:rPr>
-        <w:t xml:space="preserve">JS - </w:t>
-      </w:r>
-      <w:proofErr w:type="spellStart"/>
-      <w:r>
-        <w:rPr>
-          <w:b/>
-          <w:bCs/>
-        </w:rPr>
-        <w:t>CompositeFood</w:t>
-      </w:r>
-      <w:proofErr w:type="spellEnd"/>
-      <w:r>
-        <w:rPr>
-          <w:b/>
-          <w:bCs/>
-        </w:rPr>
-        <w:t xml:space="preserve"> Error Review Continued ChatGPT Session</w:t>
+        <w:t>JS - CompositeFood Error Review Continued ChatGPT Session</w:t>
       </w:r>
     </w:p>
     <w:p>
@@ -3855,49 +3943,24 @@
           <w:b/>
           <w:bCs/>
         </w:rPr>
-        <w:t xml:space="preserve">Help with figuring out how to fix errors with reading and writing to Json files using </w:t>
-      </w:r>
-      <w:proofErr w:type="spellStart"/>
-      <w:r>
-        <w:rPr>
-          <w:b/>
-          <w:bCs/>
-        </w:rPr>
-        <w:t>ObjectMapper</w:t>
-      </w:r>
-      <w:proofErr w:type="spellEnd"/>
-      <w:r>
-        <w:rPr>
-          <w:b/>
-          <w:bCs/>
-        </w:rPr>
-        <w:t xml:space="preserve">. Also with writing test cases for testing the </w:t>
-      </w:r>
-      <w:proofErr w:type="spellStart"/>
-      <w:r>
-        <w:rPr>
-          <w:b/>
-          <w:bCs/>
-        </w:rPr>
-        <w:t>createCompositeFood</w:t>
-      </w:r>
-      <w:proofErr w:type="spellEnd"/>
-      <w:r>
-        <w:rPr>
-          <w:b/>
-          <w:bCs/>
-        </w:rPr>
-        <w:t xml:space="preserve"> method in </w:t>
-      </w:r>
-      <w:proofErr w:type="spellStart"/>
-      <w:r>
-        <w:rPr>
-          <w:b/>
-          <w:bCs/>
-        </w:rPr>
-        <w:t>CreateCompositeFoodPageViewModel</w:t>
-      </w:r>
-      <w:proofErr w:type="spellEnd"/>
+        <w:t xml:space="preserve">Help with figuring out how to fix errors with reading and writing to Json files using ObjectMapper. </w:t>
+      </w:r>
+      <w:proofErr w:type="gramStart"/>
+      <w:r>
+        <w:rPr>
+          <w:b/>
+          <w:bCs/>
+        </w:rPr>
+        <w:t>Also</w:t>
+      </w:r>
+      <w:proofErr w:type="gramEnd"/>
+      <w:r>
+        <w:rPr>
+          <w:b/>
+          <w:bCs/>
+        </w:rPr>
+        <w:t xml:space="preserve"> with writing test cases for testing the createCompositeFood method in CreateCompositeFoodPageViewModel</w:t>
+      </w:r>
     </w:p>
     <w:p>
       <w:pPr>
@@ -3921,14 +3984,6 @@
     </w:p>
     <w:p>
       <w:pPr>
-        <w:rPr>
-          <w:b/>
-          <w:bCs/>
-        </w:rPr>
-      </w:pPr>
-    </w:p>
-    <w:p>
-      <w:pPr>
         <w:pStyle w:val="ListParagraph"/>
         <w:numPr>
           <w:ilvl w:val="0"/>
@@ -3944,7 +3999,8 @@
           <w:b/>
           <w:bCs/>
         </w:rPr>
-        <w:t>Justin Smith</w:t>
+        <w:lastRenderedPageBreak/>
+        <w:t>Victor Filpo</w:t>
       </w:r>
     </w:p>
     <w:p>
@@ -3964,7 +4020,7 @@
           <w:b/>
           <w:bCs/>
         </w:rPr>
-        <w:t>JS - Json Testing Error Fix ChatGPT Session</w:t>
+        <w:t>VF - Test_Guidance_ChatGPT</w:t>
       </w:r>
     </w:p>
     <w:p>
@@ -3984,7 +4040,14 @@
           <w:b/>
           <w:bCs/>
         </w:rPr>
-        <w:t>Got help with how to fix issues with how Json exceptions can be thrown to be handled higher up.</w:t>
+        <w:t>Guidance on best practice for organizing test cases when writing tests</w:t>
+      </w:r>
+      <w:r>
+        <w:rPr>
+          <w:b/>
+          <w:bCs/>
+        </w:rPr>
+        <w:t>. Explanation on a code snippet from a team member.</w:t>
       </w:r>
     </w:p>
     <w:p>
@@ -4000,6 +4063,93 @@
         </w:rPr>
       </w:pPr>
       <w:r>
+        <w:t xml:space="preserve">Commit </w:t>
+      </w:r>
+      <w:r>
+        <w:t>79de575cfcaf0163c7682478f3a12942dc10482e</w:t>
+      </w:r>
+    </w:p>
+    <w:p>
+      <w:pPr>
+        <w:rPr>
+          <w:b/>
+          <w:bCs/>
+        </w:rPr>
+      </w:pPr>
+    </w:p>
+    <w:p>
+      <w:pPr>
+        <w:pStyle w:val="ListParagraph"/>
+        <w:numPr>
+          <w:ilvl w:val="0"/>
+          <w:numId w:val="7"/>
+        </w:numPr>
+        <w:rPr>
+          <w:b/>
+          <w:bCs/>
+        </w:rPr>
+      </w:pPr>
+      <w:r>
+        <w:rPr>
+          <w:b/>
+          <w:bCs/>
+        </w:rPr>
+        <w:t>Justin Smith</w:t>
+      </w:r>
+    </w:p>
+    <w:p>
+      <w:pPr>
+        <w:pStyle w:val="ListParagraph"/>
+        <w:numPr>
+          <w:ilvl w:val="0"/>
+          <w:numId w:val="7"/>
+        </w:numPr>
+        <w:rPr>
+          <w:b/>
+          <w:bCs/>
+        </w:rPr>
+      </w:pPr>
+      <w:r>
+        <w:rPr>
+          <w:b/>
+          <w:bCs/>
+        </w:rPr>
+        <w:t>JS - Json Testing Error Fix ChatGPT Session</w:t>
+      </w:r>
+    </w:p>
+    <w:p>
+      <w:pPr>
+        <w:pStyle w:val="ListParagraph"/>
+        <w:numPr>
+          <w:ilvl w:val="0"/>
+          <w:numId w:val="7"/>
+        </w:numPr>
+        <w:rPr>
+          <w:b/>
+          <w:bCs/>
+        </w:rPr>
+      </w:pPr>
+      <w:r>
+        <w:rPr>
+          <w:b/>
+          <w:bCs/>
+        </w:rPr>
+        <w:t>Got help with how to fix issues with how Json exceptions can be thrown to be handled higher up.</w:t>
+      </w:r>
+    </w:p>
+    <w:p>
+      <w:pPr>
+        <w:pStyle w:val="ListParagraph"/>
+        <w:numPr>
+          <w:ilvl w:val="0"/>
+          <w:numId w:val="7"/>
+        </w:numPr>
+        <w:rPr>
+          <w:b/>
+          <w:bCs/>
+        </w:rPr>
+      </w:pPr>
+      <w:r>
         <w:rPr>
           <w:b/>
           <w:bCs/>
@@ -4032,7 +4182,6 @@
           <w:b/>
           <w:bCs/>
         </w:rPr>
-        <w:lastRenderedPageBreak/>
         <w:t>Yeni Almanza</w:t>
       </w:r>
     </w:p>
@@ -5420,10 +5569,32 @@
       <w:szCs w:val="32"/>
     </w:rPr>
   </w:style>
+  <w:style w:type="paragraph" w:styleId="Heading4">
+    <w:name w:val="heading 4"/>
+    <w:basedOn w:val="Normal"/>
+    <w:next w:val="Normal"/>
+    <w:link w:val="Heading4Char"/>
+    <w:uiPriority w:val="9"/>
+    <w:semiHidden/>
+    <w:unhideWhenUsed/>
+    <w:qFormat/>
+    <w:rsid w:val="00C52E5C"/>
+    <w:pPr>
+      <w:keepNext/>
+      <w:keepLines/>
+      <w:spacing w:before="40" w:after="0"/>
+      <w:outlineLvl w:val="3"/>
+    </w:pPr>
+    <w:rPr>
+      <w:rFonts w:asciiTheme="majorHAnsi" w:eastAsiaTheme="majorEastAsia" w:hAnsiTheme="majorHAnsi" w:cstheme="majorBidi"/>
+      <w:i/>
+      <w:iCs/>
+      <w:color w:val="2F5496" w:themeColor="accent1" w:themeShade="BF"/>
+    </w:rPr>
+  </w:style>
   <w:style w:type="character" w:default="1" w:styleId="DefaultParagraphFont">
     <w:name w:val="Default Paragraph Font"/>
     <w:uiPriority w:val="1"/>
-    <w:semiHidden/>
     <w:unhideWhenUsed/>
   </w:style>
   <w:style w:type="table" w:default="1" w:styleId="TableNormal">
@@ -5553,6 +5724,43 @@
       <w:color w:val="2F5496" w:themeColor="accent1" w:themeShade="BF"/>
       <w:sz w:val="32"/>
       <w:szCs w:val="32"/>
+    </w:rPr>
+  </w:style>
+  <w:style w:type="character" w:customStyle="1" w:styleId="Heading4Char">
+    <w:name w:val="Heading 4 Char"/>
+    <w:basedOn w:val="DefaultParagraphFont"/>
+    <w:link w:val="Heading4"/>
+    <w:uiPriority w:val="9"/>
+    <w:semiHidden/>
+    <w:rsid w:val="00C52E5C"/>
+    <w:rPr>
+      <w:rFonts w:asciiTheme="majorHAnsi" w:eastAsiaTheme="majorEastAsia" w:hAnsiTheme="majorHAnsi" w:cstheme="majorBidi"/>
+      <w:i/>
+      <w:iCs/>
+      <w:color w:val="2F5496" w:themeColor="accent1" w:themeShade="BF"/>
+    </w:rPr>
+  </w:style>
+  <w:style w:type="character" w:styleId="Hyperlink">
+    <w:name w:val="Hyperlink"/>
+    <w:basedOn w:val="DefaultParagraphFont"/>
+    <w:uiPriority w:val="99"/>
+    <w:unhideWhenUsed/>
+    <w:rsid w:val="00C52E5C"/>
+    <w:rPr>
+      <w:color w:val="0563C1" w:themeColor="hyperlink"/>
+      <w:u w:val="single"/>
+    </w:rPr>
+  </w:style>
+  <w:style w:type="character" w:styleId="UnresolvedMention">
+    <w:name w:val="Unresolved Mention"/>
+    <w:basedOn w:val="DefaultParagraphFont"/>
+    <w:uiPriority w:val="99"/>
+    <w:semiHidden/>
+    <w:unhideWhenUsed/>
+    <w:rsid w:val="00C52E5C"/>
+    <w:rPr>
+      <w:color w:val="605E5C"/>
+      <w:shd w:val="clear" w:color="auto" w:fill="E1DFDD"/>
     </w:rPr>
   </w:style>
 </w:styles>

--- a/sprints/sprint1/Sprint Retrospective/Sprint Retrospective Report.docx
+++ b/sprints/sprint1/Sprint Retrospective/Sprint Retrospective Report.docx
@@ -755,7 +755,11 @@
           <w:tcPr>
             <w:tcW w:w="2316" w:type="dxa"/>
           </w:tcPr>
-          <w:p/>
+          <w:p>
+            <w:r>
+              <w:t>Didn’t get into creating meal items.</w:t>
+            </w:r>
+          </w:p>
         </w:tc>
       </w:tr>
       <w:tr>
@@ -811,11 +815,11 @@
           </w:tcPr>
           <w:p>
             <w:r>
-              <w:t xml:space="preserve">There are some back-end methods that can be used to implement this but there is no UI </w:t>
+              <w:t xml:space="preserve">There are some back-end methods that can be used to implement </w:t>
             </w:r>
             <w:r>
               <w:lastRenderedPageBreak/>
-              <w:t>page to do the changes.</w:t>
+              <w:t>this but there is no UI page to do the changes.</w:t>
             </w:r>
           </w:p>
         </w:tc>
@@ -1412,6 +1416,7 @@
               </w:rPr>
               <w:t xml:space="preserve">I've updated the product backlog, sprint backlog, and Planning meeting notes in the repo so that is all current after </w:t>
             </w:r>
+            <w:proofErr w:type="spellStart"/>
             <w:proofErr w:type="gramStart"/>
             <w:r>
               <w:rPr>
@@ -1423,6 +1428,7 @@
               </w:rPr>
               <w:t>todays</w:t>
             </w:r>
+            <w:proofErr w:type="spellEnd"/>
             <w:proofErr w:type="gramEnd"/>
             <w:r>
               <w:rPr>
@@ -1773,10 +1779,15 @@
           </w:tcPr>
           <w:p>
             <w:r>
-              <w:t xml:space="preserve">Commit 79de575, 3/6 @9:00 PM: </w:t>
-            </w:r>
-            <w:r>
-              <w:t>Add Dashboard tests, delete sample data, applied checkstyle to Dashboard</w:t>
+              <w:t xml:space="preserve">Commit 79de575, 3/6 @9:00 PM: Add Dashboard tests, delete sample data, applied </w:t>
+            </w:r>
+            <w:proofErr w:type="spellStart"/>
+            <w:r>
+              <w:t>checkstyle</w:t>
+            </w:r>
+            <w:proofErr w:type="spellEnd"/>
+            <w:r>
+              <w:t xml:space="preserve"> to Dashboard</w:t>
             </w:r>
           </w:p>
           <w:p>
@@ -1827,13 +1838,36 @@
           <w:tcPr>
             <w:tcW w:w="1615" w:type="dxa"/>
           </w:tcPr>
-          <w:p/>
+          <w:p>
+            <w:r>
+              <w:t>Yeni Almanza</w:t>
+            </w:r>
+          </w:p>
         </w:tc>
         <w:tc>
           <w:tcPr>
             <w:tcW w:w="7735" w:type="dxa"/>
           </w:tcPr>
-          <w:p/>
+          <w:p>
+            <w:r>
+              <w:t>commit 793693ed70665b0b283ae0c9703e0fcbdbf5671c</w:t>
+            </w:r>
+          </w:p>
+          <w:p>
+            <w:r>
+              <w:t>Date:   Wed Feb 25 16:30:57 2026 -0500</w:t>
+            </w:r>
+          </w:p>
+          <w:p>
+            <w:r>
+              <w:t xml:space="preserve">    Create search page and add ingredients</w:t>
+            </w:r>
+          </w:p>
+          <w:p>
+            <w:r>
+              <w:t xml:space="preserve">    Add search page so ingredients/foods can be added to a list</w:t>
+            </w:r>
+          </w:p>
         </w:tc>
       </w:tr>
       <w:tr>
@@ -1841,13 +1875,54 @@
           <w:tcPr>
             <w:tcW w:w="1615" w:type="dxa"/>
           </w:tcPr>
-          <w:p/>
+          <w:p>
+            <w:r>
+              <w:t>Yeni Almanza</w:t>
+            </w:r>
+          </w:p>
         </w:tc>
         <w:tc>
           <w:tcPr>
             <w:tcW w:w="7735" w:type="dxa"/>
           </w:tcPr>
-          <w:p/>
+          <w:p>
+            <w:r>
+              <w:t>commit ff2cb3819a722ddbd818b63887541fa5845290d7</w:t>
+            </w:r>
+          </w:p>
+          <w:p>
+            <w:r>
+              <w:t>Merge: 5b4f1f4 959a4b0</w:t>
+            </w:r>
+          </w:p>
+          <w:p>
+            <w:r>
+              <w:t>Date:   Wed Mar 4 15:46:05 2026 -0500</w:t>
+            </w:r>
+          </w:p>
+          <w:p>
+            <w:r>
+              <w:t xml:space="preserve">    Merge pull request #13 from </w:t>
+            </w:r>
+            <w:proofErr w:type="spellStart"/>
+            <w:r>
+              <w:t>almanzayeni</w:t>
+            </w:r>
+            <w:proofErr w:type="spellEnd"/>
+            <w:r>
+              <w:t>/</w:t>
+            </w:r>
+            <w:proofErr w:type="spellStart"/>
+            <w:r>
+              <w:t>featureCreateFoodItem</w:t>
+            </w:r>
+            <w:proofErr w:type="spellEnd"/>
+          </w:p>
+          <w:p>
+            <w:r>
+              <w:t xml:space="preserve">    Updated Documentation and Naming</w:t>
+            </w:r>
+          </w:p>
         </w:tc>
       </w:tr>
       <w:tr>
@@ -2019,7 +2094,23 @@
                 <w:rFonts w:ascii="Calibri" w:hAnsi="Calibri" w:cs="Calibri"/>
                 <w:color w:val="000000"/>
               </w:rPr>
-              <w:t>Communication Protecol for authorization process</w:t>
+              <w:t xml:space="preserve">Communication </w:t>
+            </w:r>
+            <w:proofErr w:type="spellStart"/>
+            <w:r>
+              <w:rPr>
+                <w:rFonts w:ascii="Calibri" w:hAnsi="Calibri" w:cs="Calibri"/>
+                <w:color w:val="000000"/>
+              </w:rPr>
+              <w:t>Protecol</w:t>
+            </w:r>
+            <w:proofErr w:type="spellEnd"/>
+            <w:r>
+              <w:rPr>
+                <w:rFonts w:ascii="Calibri" w:hAnsi="Calibri" w:cs="Calibri"/>
+                <w:color w:val="000000"/>
+              </w:rPr>
+              <w:t xml:space="preserve"> for authorization process</w:t>
             </w:r>
           </w:p>
         </w:tc>
@@ -2301,8 +2392,17 @@
                 <w:rFonts w:ascii="Calibri" w:hAnsi="Calibri" w:cs="Calibri"/>
                 <w:color w:val="000000"/>
               </w:rPr>
-              <w:t>Login Page Codebehind</w:t>
-            </w:r>
+              <w:t xml:space="preserve">Login Page </w:t>
+            </w:r>
+            <w:proofErr w:type="spellStart"/>
+            <w:r>
+              <w:rPr>
+                <w:rFonts w:ascii="Calibri" w:hAnsi="Calibri" w:cs="Calibri"/>
+                <w:color w:val="000000"/>
+              </w:rPr>
+              <w:t>Codebehind</w:t>
+            </w:r>
+            <w:proofErr w:type="spellEnd"/>
           </w:p>
         </w:tc>
         <w:tc>
@@ -2348,7 +2448,23 @@
                 <w:rFonts w:ascii="Calibri" w:hAnsi="Calibri" w:cs="Calibri"/>
                 <w:color w:val="000000"/>
               </w:rPr>
-              <w:t>Communication Protecol for Create Account</w:t>
+              <w:t xml:space="preserve">Communication </w:t>
+            </w:r>
+            <w:proofErr w:type="spellStart"/>
+            <w:r>
+              <w:rPr>
+                <w:rFonts w:ascii="Calibri" w:hAnsi="Calibri" w:cs="Calibri"/>
+                <w:color w:val="000000"/>
+              </w:rPr>
+              <w:t>Protecol</w:t>
+            </w:r>
+            <w:proofErr w:type="spellEnd"/>
+            <w:r>
+              <w:rPr>
+                <w:rFonts w:ascii="Calibri" w:hAnsi="Calibri" w:cs="Calibri"/>
+                <w:color w:val="000000"/>
+              </w:rPr>
+              <w:t xml:space="preserve"> for Create Account</w:t>
             </w:r>
           </w:p>
         </w:tc>
@@ -2677,7 +2793,23 @@
                 <w:rFonts w:ascii="Calibri" w:hAnsi="Calibri" w:cs="Calibri"/>
                 <w:color w:val="000000"/>
               </w:rPr>
-              <w:t>Communication Protecol for Create Food</w:t>
+              <w:t xml:space="preserve">Communication </w:t>
+            </w:r>
+            <w:proofErr w:type="spellStart"/>
+            <w:r>
+              <w:rPr>
+                <w:rFonts w:ascii="Calibri" w:hAnsi="Calibri" w:cs="Calibri"/>
+                <w:color w:val="000000"/>
+              </w:rPr>
+              <w:t>Protecol</w:t>
+            </w:r>
+            <w:proofErr w:type="spellEnd"/>
+            <w:r>
+              <w:rPr>
+                <w:rFonts w:ascii="Calibri" w:hAnsi="Calibri" w:cs="Calibri"/>
+                <w:color w:val="000000"/>
+              </w:rPr>
+              <w:t xml:space="preserve"> for Create Food</w:t>
             </w:r>
           </w:p>
         </w:tc>
@@ -2803,6 +2935,7 @@
                 <w:rFonts w:ascii="Calibri" w:hAnsi="Calibri" w:cs="Calibri"/>
                 <w:color w:val="000000"/>
               </w:rPr>
+              <w:lastRenderedPageBreak/>
               <w:t>4.1</w:t>
             </w:r>
           </w:p>
@@ -2818,7 +2951,23 @@
                 <w:rFonts w:ascii="Calibri" w:hAnsi="Calibri" w:cs="Calibri"/>
                 <w:color w:val="000000"/>
               </w:rPr>
-              <w:t>Communication Protecol for Search</w:t>
+              <w:t xml:space="preserve">Communication </w:t>
+            </w:r>
+            <w:proofErr w:type="spellStart"/>
+            <w:r>
+              <w:rPr>
+                <w:rFonts w:ascii="Calibri" w:hAnsi="Calibri" w:cs="Calibri"/>
+                <w:color w:val="000000"/>
+              </w:rPr>
+              <w:t>Protecol</w:t>
+            </w:r>
+            <w:proofErr w:type="spellEnd"/>
+            <w:r>
+              <w:rPr>
+                <w:rFonts w:ascii="Calibri" w:hAnsi="Calibri" w:cs="Calibri"/>
+                <w:color w:val="000000"/>
+              </w:rPr>
+              <w:t xml:space="preserve"> for Search</w:t>
             </w:r>
           </w:p>
         </w:tc>
@@ -2865,8 +3014,33 @@
                 <w:rFonts w:ascii="Calibri" w:hAnsi="Calibri" w:cs="Calibri"/>
                 <w:color w:val="000000"/>
               </w:rPr>
-              <w:t>Communication Protecol for Update DayOfFood</w:t>
-            </w:r>
+              <w:t xml:space="preserve">Communication </w:t>
+            </w:r>
+            <w:proofErr w:type="spellStart"/>
+            <w:r>
+              <w:rPr>
+                <w:rFonts w:ascii="Calibri" w:hAnsi="Calibri" w:cs="Calibri"/>
+                <w:color w:val="000000"/>
+              </w:rPr>
+              <w:t>Protecol</w:t>
+            </w:r>
+            <w:proofErr w:type="spellEnd"/>
+            <w:r>
+              <w:rPr>
+                <w:rFonts w:ascii="Calibri" w:hAnsi="Calibri" w:cs="Calibri"/>
+                <w:color w:val="000000"/>
+              </w:rPr>
+              <w:t xml:space="preserve"> for Update </w:t>
+            </w:r>
+            <w:proofErr w:type="spellStart"/>
+            <w:r>
+              <w:rPr>
+                <w:rFonts w:ascii="Calibri" w:hAnsi="Calibri" w:cs="Calibri"/>
+                <w:color w:val="000000"/>
+              </w:rPr>
+              <w:t>DayOfFood</w:t>
+            </w:r>
+            <w:proofErr w:type="spellEnd"/>
           </w:p>
         </w:tc>
         <w:tc>
@@ -2907,12 +3081,21 @@
             <w:vAlign w:val="bottom"/>
           </w:tcPr>
           <w:p>
-            <w:r>
-              <w:rPr>
-                <w:rFonts w:ascii="Calibri" w:hAnsi="Calibri" w:cs="Calibri"/>
-                <w:color w:val="000000"/>
-              </w:rPr>
-              <w:t>DayOfFood Structure</w:t>
+            <w:proofErr w:type="spellStart"/>
+            <w:r>
+              <w:rPr>
+                <w:rFonts w:ascii="Calibri" w:hAnsi="Calibri" w:cs="Calibri"/>
+                <w:color w:val="000000"/>
+              </w:rPr>
+              <w:t>DayOfFood</w:t>
+            </w:r>
+            <w:proofErr w:type="spellEnd"/>
+            <w:r>
+              <w:rPr>
+                <w:rFonts w:ascii="Calibri" w:hAnsi="Calibri" w:cs="Calibri"/>
+                <w:color w:val="000000"/>
+              </w:rPr>
+              <w:t xml:space="preserve"> Structure</w:t>
             </w:r>
           </w:p>
         </w:tc>
@@ -3132,7 +3315,6 @@
                 <w:rFonts w:ascii="Calibri" w:hAnsi="Calibri" w:cs="Calibri"/>
                 <w:color w:val="000000"/>
               </w:rPr>
-              <w:lastRenderedPageBreak/>
               <w:t>4.2</w:t>
             </w:r>
           </w:p>
@@ -3195,7 +3377,23 @@
                 <w:rFonts w:ascii="Calibri" w:hAnsi="Calibri" w:cs="Calibri"/>
                 <w:color w:val="000000"/>
               </w:rPr>
-              <w:t>Update DayOfFood Process Client Side</w:t>
+              <w:t xml:space="preserve">Update </w:t>
+            </w:r>
+            <w:proofErr w:type="spellStart"/>
+            <w:r>
+              <w:rPr>
+                <w:rFonts w:ascii="Calibri" w:hAnsi="Calibri" w:cs="Calibri"/>
+                <w:color w:val="000000"/>
+              </w:rPr>
+              <w:t>DayOfFood</w:t>
+            </w:r>
+            <w:proofErr w:type="spellEnd"/>
+            <w:r>
+              <w:rPr>
+                <w:rFonts w:ascii="Calibri" w:hAnsi="Calibri" w:cs="Calibri"/>
+                <w:color w:val="000000"/>
+              </w:rPr>
+              <w:t xml:space="preserve"> Process Client Side</w:t>
             </w:r>
           </w:p>
         </w:tc>
@@ -3242,7 +3440,23 @@
                 <w:rFonts w:ascii="Calibri" w:hAnsi="Calibri" w:cs="Calibri"/>
                 <w:color w:val="000000"/>
               </w:rPr>
-              <w:t>Update DayOfFood Process Server Side</w:t>
+              <w:t xml:space="preserve">Update </w:t>
+            </w:r>
+            <w:proofErr w:type="spellStart"/>
+            <w:r>
+              <w:rPr>
+                <w:rFonts w:ascii="Calibri" w:hAnsi="Calibri" w:cs="Calibri"/>
+                <w:color w:val="000000"/>
+              </w:rPr>
+              <w:t>DayOfFood</w:t>
+            </w:r>
+            <w:proofErr w:type="spellEnd"/>
+            <w:r>
+              <w:rPr>
+                <w:rFonts w:ascii="Calibri" w:hAnsi="Calibri" w:cs="Calibri"/>
+                <w:color w:val="000000"/>
+              </w:rPr>
+              <w:t xml:space="preserve"> Process Server Side</w:t>
             </w:r>
           </w:p>
         </w:tc>
@@ -3289,7 +3503,23 @@
                 <w:rFonts w:ascii="Calibri" w:hAnsi="Calibri" w:cs="Calibri"/>
                 <w:color w:val="000000"/>
               </w:rPr>
-              <w:t>Communication Protecol for Update Diet</w:t>
+              <w:t xml:space="preserve">Communication </w:t>
+            </w:r>
+            <w:proofErr w:type="spellStart"/>
+            <w:r>
+              <w:rPr>
+                <w:rFonts w:ascii="Calibri" w:hAnsi="Calibri" w:cs="Calibri"/>
+                <w:color w:val="000000"/>
+              </w:rPr>
+              <w:t>Protecol</w:t>
+            </w:r>
+            <w:proofErr w:type="spellEnd"/>
+            <w:r>
+              <w:rPr>
+                <w:rFonts w:ascii="Calibri" w:hAnsi="Calibri" w:cs="Calibri"/>
+                <w:color w:val="000000"/>
+              </w:rPr>
+              <w:t xml:space="preserve"> for Update Diet</w:t>
             </w:r>
           </w:p>
         </w:tc>
@@ -3524,8 +3754,17 @@
                 <w:rFonts w:ascii="Calibri" w:hAnsi="Calibri" w:cs="Calibri"/>
                 <w:color w:val="000000"/>
               </w:rPr>
-              <w:t>Edit Diet Codebehind</w:t>
-            </w:r>
+              <w:t xml:space="preserve">Edit Diet </w:t>
+            </w:r>
+            <w:proofErr w:type="spellStart"/>
+            <w:r>
+              <w:rPr>
+                <w:rFonts w:ascii="Calibri" w:hAnsi="Calibri" w:cs="Calibri"/>
+                <w:color w:val="000000"/>
+              </w:rPr>
+              <w:t>Codebehind</w:t>
+            </w:r>
+            <w:proofErr w:type="spellEnd"/>
           </w:p>
         </w:tc>
         <w:tc>
@@ -3821,7 +4060,23 @@
           <w:b/>
           <w:bCs/>
         </w:rPr>
-        <w:t>JS - IOException Testing ChatGPT Session</w:t>
+        <w:t xml:space="preserve">JS - </w:t>
+      </w:r>
+      <w:proofErr w:type="spellStart"/>
+      <w:r>
+        <w:rPr>
+          <w:b/>
+          <w:bCs/>
+        </w:rPr>
+        <w:t>IOException</w:t>
+      </w:r>
+      <w:proofErr w:type="spellEnd"/>
+      <w:r>
+        <w:rPr>
+          <w:b/>
+          <w:bCs/>
+        </w:rPr>
+        <w:t xml:space="preserve"> Testing ChatGPT Session</w:t>
       </w:r>
     </w:p>
     <w:p>
@@ -3841,7 +4096,23 @@
           <w:b/>
           <w:bCs/>
         </w:rPr>
-        <w:t>Help with how to setup a test case to force an IOExeption to be thrown to reach 100% code coverage.</w:t>
+        <w:t xml:space="preserve">Help with how to setup a test case to force an </w:t>
+      </w:r>
+      <w:proofErr w:type="spellStart"/>
+      <w:r>
+        <w:rPr>
+          <w:b/>
+          <w:bCs/>
+        </w:rPr>
+        <w:t>IOExeption</w:t>
+      </w:r>
+      <w:proofErr w:type="spellEnd"/>
+      <w:r>
+        <w:rPr>
+          <w:b/>
+          <w:bCs/>
+        </w:rPr>
+        <w:t xml:space="preserve"> to be thrown to reach 100% code coverage.</w:t>
       </w:r>
     </w:p>
     <w:p>
@@ -3889,6 +4160,7 @@
           <w:b/>
           <w:bCs/>
         </w:rPr>
+        <w:lastRenderedPageBreak/>
         <w:t>Justin Smith</w:t>
       </w:r>
     </w:p>
@@ -3909,7 +4181,23 @@
           <w:b/>
           <w:bCs/>
         </w:rPr>
-        <w:t>JS - CompositeFood Error Review ChatGPT Session</w:t>
+        <w:t xml:space="preserve">JS - </w:t>
+      </w:r>
+      <w:proofErr w:type="spellStart"/>
+      <w:r>
+        <w:rPr>
+          <w:b/>
+          <w:bCs/>
+        </w:rPr>
+        <w:t>CompositeFood</w:t>
+      </w:r>
+      <w:proofErr w:type="spellEnd"/>
+      <w:r>
+        <w:rPr>
+          <w:b/>
+          <w:bCs/>
+        </w:rPr>
+        <w:t xml:space="preserve"> Error Review ChatGPT Session</w:t>
       </w:r>
       <w:r>
         <w:rPr>
@@ -3923,7 +4211,23 @@
           <w:b/>
           <w:bCs/>
         </w:rPr>
-        <w:t>JS - CompositeFood Error Review Continued ChatGPT Session</w:t>
+        <w:t xml:space="preserve">JS - </w:t>
+      </w:r>
+      <w:proofErr w:type="spellStart"/>
+      <w:r>
+        <w:rPr>
+          <w:b/>
+          <w:bCs/>
+        </w:rPr>
+        <w:t>CompositeFood</w:t>
+      </w:r>
+      <w:proofErr w:type="spellEnd"/>
+      <w:r>
+        <w:rPr>
+          <w:b/>
+          <w:bCs/>
+        </w:rPr>
+        <w:t xml:space="preserve"> Error Review Continued ChatGPT Session</w:t>
       </w:r>
     </w:p>
     <w:p>
@@ -3943,7 +4247,23 @@
           <w:b/>
           <w:bCs/>
         </w:rPr>
-        <w:t xml:space="preserve">Help with figuring out how to fix errors with reading and writing to Json files using ObjectMapper. </w:t>
+        <w:t xml:space="preserve">Help with figuring out how to fix errors with reading and writing to Json files using </w:t>
+      </w:r>
+      <w:proofErr w:type="spellStart"/>
+      <w:r>
+        <w:rPr>
+          <w:b/>
+          <w:bCs/>
+        </w:rPr>
+        <w:t>ObjectMapper</w:t>
+      </w:r>
+      <w:proofErr w:type="spellEnd"/>
+      <w:r>
+        <w:rPr>
+          <w:b/>
+          <w:bCs/>
+        </w:rPr>
+        <w:t xml:space="preserve">. </w:t>
       </w:r>
       <w:proofErr w:type="gramStart"/>
       <w:r>
@@ -3959,8 +4279,33 @@
           <w:b/>
           <w:bCs/>
         </w:rPr>
-        <w:t xml:space="preserve"> with writing test cases for testing the createCompositeFood method in CreateCompositeFoodPageViewModel</w:t>
-      </w:r>
+        <w:t xml:space="preserve"> with writing test cases for testing the </w:t>
+      </w:r>
+      <w:proofErr w:type="spellStart"/>
+      <w:r>
+        <w:rPr>
+          <w:b/>
+          <w:bCs/>
+        </w:rPr>
+        <w:t>createCompositeFood</w:t>
+      </w:r>
+      <w:proofErr w:type="spellEnd"/>
+      <w:r>
+        <w:rPr>
+          <w:b/>
+          <w:bCs/>
+        </w:rPr>
+        <w:t xml:space="preserve"> method in </w:t>
+      </w:r>
+      <w:proofErr w:type="spellStart"/>
+      <w:r>
+        <w:rPr>
+          <w:b/>
+          <w:bCs/>
+        </w:rPr>
+        <w:t>CreateCompositeFoodPageViewModel</w:t>
+      </w:r>
+      <w:proofErr w:type="spellEnd"/>
     </w:p>
     <w:p>
       <w:pPr>
@@ -3984,6 +4329,14 @@
     </w:p>
     <w:p>
       <w:pPr>
+        <w:rPr>
+          <w:b/>
+          <w:bCs/>
+        </w:rPr>
+      </w:pPr>
+    </w:p>
+    <w:p>
+      <w:pPr>
         <w:pStyle w:val="ListParagraph"/>
         <w:numPr>
           <w:ilvl w:val="0"/>
@@ -3999,8 +4352,7 @@
           <w:b/>
           <w:bCs/>
         </w:rPr>
-        <w:lastRenderedPageBreak/>
-        <w:t>Victor Filpo</w:t>
+        <w:t>Justin Smith</w:t>
       </w:r>
     </w:p>
     <w:p>
@@ -4020,7 +4372,7 @@
           <w:b/>
           <w:bCs/>
         </w:rPr>
-        <w:t>VF - Test_Guidance_ChatGPT</w:t>
+        <w:t>JS - Json Testing Error Fix ChatGPT Session</w:t>
       </w:r>
     </w:p>
     <w:p>
@@ -4040,14 +4392,7 @@
           <w:b/>
           <w:bCs/>
         </w:rPr>
-        <w:t>Guidance on best practice for organizing test cases when writing tests</w:t>
-      </w:r>
-      <w:r>
-        <w:rPr>
-          <w:b/>
-          <w:bCs/>
-        </w:rPr>
-        <w:t>. Explanation on a code snippet from a team member.</w:t>
+        <w:t>Got help with how to fix issues with how Json exceptions can be thrown to be handled higher up.</w:t>
       </w:r>
     </w:p>
     <w:p>
@@ -4063,10 +4408,11 @@
         </w:rPr>
       </w:pPr>
       <w:r>
-        <w:t xml:space="preserve">Commit </w:t>
-      </w:r>
-      <w:r>
-        <w:t>79de575cfcaf0163c7682478f3a12942dc10482e</w:t>
+        <w:rPr>
+          <w:b/>
+          <w:bCs/>
+        </w:rPr>
+        <w:t>commit abc930ed6c0fa57a85397286c06141e3cfcff750</w:t>
       </w:r>
     </w:p>
     <w:p>
@@ -4082,7 +4428,7 @@
         <w:pStyle w:val="ListParagraph"/>
         <w:numPr>
           <w:ilvl w:val="0"/>
-          <w:numId w:val="7"/>
+          <w:numId w:val="11"/>
         </w:numPr>
         <w:rPr>
           <w:b/>
@@ -4094,7 +4440,7 @@
           <w:b/>
           <w:bCs/>
         </w:rPr>
-        <w:t>Justin Smith</w:t>
+        <w:t>Victor Filpo</w:t>
       </w:r>
     </w:p>
     <w:p>
@@ -4102,7 +4448,7 @@
         <w:pStyle w:val="ListParagraph"/>
         <w:numPr>
           <w:ilvl w:val="0"/>
-          <w:numId w:val="7"/>
+          <w:numId w:val="11"/>
         </w:numPr>
         <w:rPr>
           <w:b/>
@@ -4114,15 +4460,24 @@
           <w:b/>
           <w:bCs/>
         </w:rPr>
-        <w:t>JS - Json Testing Error Fix ChatGPT Session</w:t>
-      </w:r>
+        <w:t xml:space="preserve">VF - </w:t>
+      </w:r>
+      <w:proofErr w:type="spellStart"/>
+      <w:r>
+        <w:rPr>
+          <w:b/>
+          <w:bCs/>
+        </w:rPr>
+        <w:t>Test_Guidance_ChatGPT</w:t>
+      </w:r>
+      <w:proofErr w:type="spellEnd"/>
     </w:p>
     <w:p>
       <w:pPr>
         <w:pStyle w:val="ListParagraph"/>
         <w:numPr>
           <w:ilvl w:val="0"/>
-          <w:numId w:val="7"/>
+          <w:numId w:val="11"/>
         </w:numPr>
         <w:rPr>
           <w:b/>
@@ -4134,7 +4489,7 @@
           <w:b/>
           <w:bCs/>
         </w:rPr>
-        <w:t>Got help with how to fix issues with how Json exceptions can be thrown to be handled higher up.</w:t>
+        <w:t>Guidance on best practice for organizing test cases when writing tests. Explanation on a code snippet from a team member.</w:t>
       </w:r>
     </w:p>
     <w:p>
@@ -4142,7 +4497,7 @@
         <w:pStyle w:val="ListParagraph"/>
         <w:numPr>
           <w:ilvl w:val="0"/>
-          <w:numId w:val="7"/>
+          <w:numId w:val="11"/>
         </w:numPr>
         <w:rPr>
           <w:b/>
@@ -4150,11 +4505,10 @@
         </w:rPr>
       </w:pPr>
       <w:r>
-        <w:rPr>
-          <w:b/>
-          <w:bCs/>
-        </w:rPr>
-        <w:t>commit abc930ed6c0fa57a85397286c06141e3cfcff750</w:t>
+        <w:t xml:space="preserve">Commit </w:t>
+      </w:r>
+      <w:r>
+        <w:t>79de575cfcaf0163c7682478f3a12942dc10482e</w:t>
       </w:r>
     </w:p>
     <w:p>
@@ -4197,8 +4551,292 @@
           <w:bCs/>
         </w:rPr>
       </w:pPr>
+      <w:r>
+        <w:rPr>
+          <w:b/>
+          <w:bCs/>
+        </w:rPr>
+        <w:t>YA</w:t>
+      </w:r>
+      <w:r>
+        <w:rPr>
+          <w:b/>
+          <w:bCs/>
+        </w:rPr>
+        <w:t>-FXML file issues</w:t>
+      </w:r>
     </w:p>
-    <w:p/>
+    <w:p>
+      <w:pPr>
+        <w:pStyle w:val="ListParagraph"/>
+        <w:numPr>
+          <w:ilvl w:val="0"/>
+          <w:numId w:val="9"/>
+        </w:numPr>
+        <w:rPr>
+          <w:b/>
+          <w:bCs/>
+        </w:rPr>
+      </w:pPr>
+      <w:r>
+        <w:rPr>
+          <w:b/>
+          <w:bCs/>
+        </w:rPr>
+        <w:t>Had and error but got help fixing the duplicated files</w:t>
+      </w:r>
+    </w:p>
+    <w:p>
+      <w:pPr>
+        <w:pStyle w:val="ListParagraph"/>
+        <w:numPr>
+          <w:ilvl w:val="0"/>
+          <w:numId w:val="9"/>
+        </w:numPr>
+        <w:rPr>
+          <w:b/>
+          <w:bCs/>
+        </w:rPr>
+      </w:pPr>
+      <w:r>
+        <w:rPr>
+          <w:b/>
+          <w:bCs/>
+        </w:rPr>
+        <w:t>commit 5c490b0c7334bb21cf5e782e3ebbfb793d17aa98</w:t>
+      </w:r>
+    </w:p>
+    <w:p>
+      <w:pPr>
+        <w:rPr>
+          <w:b/>
+          <w:bCs/>
+        </w:rPr>
+      </w:pPr>
+    </w:p>
+    <w:p>
+      <w:pPr>
+        <w:pStyle w:val="ListParagraph"/>
+        <w:numPr>
+          <w:ilvl w:val="0"/>
+          <w:numId w:val="10"/>
+        </w:numPr>
+        <w:rPr>
+          <w:b/>
+          <w:bCs/>
+        </w:rPr>
+      </w:pPr>
+      <w:r>
+        <w:rPr>
+          <w:b/>
+          <w:bCs/>
+        </w:rPr>
+        <w:t>Yeni Almanza</w:t>
+      </w:r>
+    </w:p>
+    <w:p>
+      <w:pPr>
+        <w:pStyle w:val="ListParagraph"/>
+        <w:numPr>
+          <w:ilvl w:val="0"/>
+          <w:numId w:val="10"/>
+        </w:numPr>
+        <w:rPr>
+          <w:b/>
+          <w:bCs/>
+        </w:rPr>
+      </w:pPr>
+      <w:r>
+        <w:rPr>
+          <w:b/>
+          <w:bCs/>
+        </w:rPr>
+        <w:t>YA- Javadoc documentation</w:t>
+      </w:r>
+    </w:p>
+    <w:p>
+      <w:pPr>
+        <w:pStyle w:val="ListParagraph"/>
+        <w:numPr>
+          <w:ilvl w:val="0"/>
+          <w:numId w:val="10"/>
+        </w:numPr>
+        <w:rPr>
+          <w:b/>
+          <w:bCs/>
+        </w:rPr>
+      </w:pPr>
+      <w:r>
+        <w:rPr>
+          <w:b/>
+          <w:bCs/>
+        </w:rPr>
+        <w:t>Helped me add documentation to class files</w:t>
+      </w:r>
+    </w:p>
+    <w:p>
+      <w:pPr>
+        <w:pStyle w:val="ListParagraph"/>
+        <w:numPr>
+          <w:ilvl w:val="0"/>
+          <w:numId w:val="10"/>
+        </w:numPr>
+        <w:rPr>
+          <w:b/>
+          <w:bCs/>
+        </w:rPr>
+      </w:pPr>
+      <w:r>
+        <w:rPr>
+          <w:b/>
+          <w:bCs/>
+        </w:rPr>
+        <w:t>commit 997f9e71972ea83fde847e59c5b4cc0d8b9c9220</w:t>
+      </w:r>
+    </w:p>
+    <w:p>
+      <w:pPr>
+        <w:rPr>
+          <w:b/>
+          <w:bCs/>
+        </w:rPr>
+      </w:pPr>
+    </w:p>
+    <w:p>
+      <w:pPr>
+        <w:pStyle w:val="ListParagraph"/>
+        <w:numPr>
+          <w:ilvl w:val="0"/>
+          <w:numId w:val="13"/>
+        </w:numPr>
+        <w:rPr>
+          <w:b/>
+          <w:bCs/>
+        </w:rPr>
+      </w:pPr>
+      <w:r>
+        <w:rPr>
+          <w:b/>
+          <w:bCs/>
+        </w:rPr>
+        <w:t>Yeni Almanza</w:t>
+      </w:r>
+    </w:p>
+    <w:p>
+      <w:pPr>
+        <w:pStyle w:val="ListParagraph"/>
+        <w:numPr>
+          <w:ilvl w:val="0"/>
+          <w:numId w:val="13"/>
+        </w:numPr>
+        <w:rPr>
+          <w:b/>
+          <w:bCs/>
+        </w:rPr>
+      </w:pPr>
+      <w:r>
+        <w:rPr>
+          <w:b/>
+          <w:bCs/>
+        </w:rPr>
+        <w:t xml:space="preserve">YA – </w:t>
+      </w:r>
+      <w:proofErr w:type="spellStart"/>
+      <w:r>
+        <w:rPr>
+          <w:b/>
+          <w:bCs/>
+        </w:rPr>
+        <w:t>CompositeFoodPage</w:t>
+      </w:r>
+      <w:proofErr w:type="spellEnd"/>
+      <w:r>
+        <w:rPr>
+          <w:b/>
+          <w:bCs/>
+        </w:rPr>
+        <w:t xml:space="preserve"> </w:t>
+      </w:r>
+      <w:proofErr w:type="spellStart"/>
+      <w:r>
+        <w:rPr>
+          <w:b/>
+          <w:bCs/>
+        </w:rPr>
+        <w:t>merhe</w:t>
+      </w:r>
+      <w:proofErr w:type="spellEnd"/>
+      <w:r>
+        <w:rPr>
+          <w:b/>
+          <w:bCs/>
+        </w:rPr>
+        <w:t xml:space="preserve"> error</w:t>
+      </w:r>
+    </w:p>
+    <w:p>
+      <w:pPr>
+        <w:pStyle w:val="ListParagraph"/>
+        <w:numPr>
+          <w:ilvl w:val="0"/>
+          <w:numId w:val="13"/>
+        </w:numPr>
+        <w:rPr>
+          <w:b/>
+          <w:bCs/>
+        </w:rPr>
+      </w:pPr>
+      <w:r>
+        <w:rPr>
+          <w:b/>
+          <w:bCs/>
+        </w:rPr>
+        <w:t>Helped me fix errors that occurred in</w:t>
+      </w:r>
+      <w:r>
+        <w:rPr>
+          <w:b/>
+          <w:bCs/>
+        </w:rPr>
+        <w:t xml:space="preserve"> the </w:t>
+      </w:r>
+      <w:proofErr w:type="spellStart"/>
+      <w:r>
+        <w:rPr>
+          <w:b/>
+          <w:bCs/>
+        </w:rPr>
+        <w:t>compositefoodpage</w:t>
+      </w:r>
+      <w:proofErr w:type="spellEnd"/>
+      <w:r>
+        <w:rPr>
+          <w:b/>
+          <w:bCs/>
+        </w:rPr>
+        <w:t xml:space="preserve"> class using teammates suggestions.</w:t>
+      </w:r>
+    </w:p>
+    <w:p>
+      <w:pPr>
+        <w:pStyle w:val="ListParagraph"/>
+        <w:numPr>
+          <w:ilvl w:val="0"/>
+          <w:numId w:val="13"/>
+        </w:numPr>
+        <w:rPr>
+          <w:b/>
+          <w:bCs/>
+        </w:rPr>
+      </w:pPr>
+      <w:r>
+        <w:rPr>
+          <w:b/>
+          <w:bCs/>
+        </w:rPr>
+        <w:t>commit 2c0eef5a61786ccd13bcead4755f50b16aea83b2</w:t>
+      </w:r>
+    </w:p>
     <w:sectPr>
       <w:pgSz w:w="12240" w:h="15840"/>
       <w:pgMar w:top="1440" w:right="1440" w:bottom="1440" w:left="1440" w:header="720" w:footer="720" w:gutter="0"/>
@@ -4212,6 +4850,95 @@
 <file path=word/numbering.xml><?xml version="1.0" encoding="utf-8"?>
 <w:numbering xmlns:wpc="http://schemas.microsoft.com/office/word/2010/wordprocessingCanvas" xmlns:cx="http://schemas.microsoft.com/office/drawing/2014/chartex" xmlns:cx1="http://schemas.microsoft.com/office/drawing/2015/9/8/chartex" xmlns:cx2="http://schemas.microsoft.com/office/drawing/2015/10/21/chartex" xmlns:cx3="http://schemas.microsoft.com/office/drawing/2016/5/9/chartex" xmlns:cx4="http://schemas.microsoft.com/office/drawing/2016/5/10/chartex" xmlns:cx5="http://schemas.microsoft.com/office/drawing/2016/5/11/chartex" xmlns:cx6="http://schemas.microsoft.com/office/drawing/2016/5/12/chartex" xmlns:cx7="http://schemas.microsoft.com/office/drawing/2016/5/13/chartex" xmlns:cx8="http://schemas.microsoft.com/office/drawing/2016/5/14/chartex" xmlns:mc="http://schemas.openxmlformats.org/markup-compatibility/2006" xmlns:aink="http://schemas.microsoft.com/office/drawing/2016/ink" xmlns:am3d="http://schemas.microsoft.com/office/drawing/2017/model3d" xmlns:o="urn:schemas-microsoft-com:office:office" xmlns:oel="http://schemas.microsoft.com/office/2019/extlst" xmlns:r="http://schemas.openxmlformats.org/officeDocument/2006/relationships" xmlns:m="http://schemas.openxmlformats.org/officeDocument/2006/math" xmlns:v="urn:schemas-microsoft-com:vml" xmlns:wp14="http://schemas.microsoft.com/office/word/2010/wordprocessingDrawing" xmlns:wp="http://schemas.openxmlformats.org/drawingml/2006/wordprocessingDrawing" xmlns:w10="urn:schemas-microsoft-com:office:word" xmlns:w="http://schemas.openxmlformats.org/wordprocessingml/2006/main" xmlns:w14="http://schemas.microsoft.com/office/word/2010/wordml" xmlns:w15="http://schemas.microsoft.com/office/word/2012/wordml" xmlns:w16cex="http://schemas.microsoft.com/office/word/2018/wordml/cex" xmlns:w16cid="http://schemas.microsoft.com/office/word/2016/wordml/cid" xmlns:w16="http://schemas.microsoft.com/office/word/2018/wordml" xmlns:w16du="http://schemas.microsoft.com/office/word/2023/wordml/word16du" xmlns:w16sdtdh="http://schemas.microsoft.com/office/word/2020/wordml/sdtdatahash" xmlns:w16sdtfl="http://schemas.microsoft.com/office/word/2024/wordml/sdtformatlock" xmlns:w16se="http://schemas.microsoft.com/office/word/2015/wordml/symex" xmlns:wpg="http://schemas.microsoft.com/office/word/2010/wordprocessingGroup" xmlns:wpi="http://schemas.microsoft.com/office/word/2010/wordprocessingInk" xmlns:wne="http://schemas.microsoft.com/office/word/2006/wordml" xmlns:wps="http://schemas.microsoft.com/office/word/2010/wordprocessingShape" mc:Ignorable="w14 w15 w16se w16cid w16 w16cex w16sdtdh w16sdtfl w16du wp14">
   <w:abstractNum w:abstractNumId="0" w15:restartNumberingAfterBreak="0">
+    <w:nsid w:val="0B3C2168"/>
+    <w:multiLevelType w:val="hybridMultilevel"/>
+    <w:tmpl w:val="638C8150"/>
+    <w:lvl w:ilvl="0" w:tplc="0409000F">
+      <w:start w:val="1"/>
+      <w:numFmt w:val="decimal"/>
+      <w:lvlText w:val="%1."/>
+      <w:lvlJc w:val="left"/>
+      <w:pPr>
+        <w:ind w:left="720" w:hanging="360"/>
+      </w:pPr>
+      <w:rPr>
+        <w:rFonts w:hint="default"/>
+      </w:rPr>
+    </w:lvl>
+    <w:lvl w:ilvl="1" w:tplc="04090019" w:tentative="1">
+      <w:start w:val="1"/>
+      <w:numFmt w:val="lowerLetter"/>
+      <w:lvlText w:val="%2."/>
+      <w:lvlJc w:val="left"/>
+      <w:pPr>
+        <w:ind w:left="1440" w:hanging="360"/>
+      </w:pPr>
+    </w:lvl>
+    <w:lvl w:ilvl="2" w:tplc="0409001B" w:tentative="1">
+      <w:start w:val="1"/>
+      <w:numFmt w:val="lowerRoman"/>
+      <w:lvlText w:val="%3."/>
+      <w:lvlJc w:val="right"/>
+      <w:pPr>
+        <w:ind w:left="2160" w:hanging="180"/>
+      </w:pPr>
+    </w:lvl>
+    <w:lvl w:ilvl="3" w:tplc="0409000F" w:tentative="1">
+      <w:start w:val="1"/>
+      <w:numFmt w:val="decimal"/>
+      <w:lvlText w:val="%4."/>
+      <w:lvlJc w:val="left"/>
+      <w:pPr>
+        <w:ind w:left="2880" w:hanging="360"/>
+      </w:pPr>
+    </w:lvl>
+    <w:lvl w:ilvl="4" w:tplc="04090019" w:tentative="1">
+      <w:start w:val="1"/>
+      <w:numFmt w:val="lowerLetter"/>
+      <w:lvlText w:val="%5."/>
+      <w:lvlJc w:val="left"/>
+      <w:pPr>
+        <w:ind w:left="3600" w:hanging="360"/>
+      </w:pPr>
+    </w:lvl>
+    <w:lvl w:ilvl="5" w:tplc="0409001B" w:tentative="1">
+      <w:start w:val="1"/>
+      <w:numFmt w:val="lowerRoman"/>
+      <w:lvlText w:val="%6."/>
+      <w:lvlJc w:val="right"/>
+      <w:pPr>
+        <w:ind w:left="4320" w:hanging="180"/>
+      </w:pPr>
+    </w:lvl>
+    <w:lvl w:ilvl="6" w:tplc="0409000F" w:tentative="1">
+      <w:start w:val="1"/>
+      <w:numFmt w:val="decimal"/>
+      <w:lvlText w:val="%7."/>
+      <w:lvlJc w:val="left"/>
+      <w:pPr>
+        <w:ind w:left="5040" w:hanging="360"/>
+      </w:pPr>
+    </w:lvl>
+    <w:lvl w:ilvl="7" w:tplc="04090019" w:tentative="1">
+      <w:start w:val="1"/>
+      <w:numFmt w:val="lowerLetter"/>
+      <w:lvlText w:val="%8."/>
+      <w:lvlJc w:val="left"/>
+      <w:pPr>
+        <w:ind w:left="5760" w:hanging="360"/>
+      </w:pPr>
+    </w:lvl>
+    <w:lvl w:ilvl="8" w:tplc="0409001B" w:tentative="1">
+      <w:start w:val="1"/>
+      <w:numFmt w:val="lowerRoman"/>
+      <w:lvlText w:val="%9."/>
+      <w:lvlJc w:val="right"/>
+      <w:pPr>
+        <w:ind w:left="6480" w:hanging="180"/>
+      </w:pPr>
+    </w:lvl>
+  </w:abstractNum>
+  <w:abstractNum w:abstractNumId="1" w15:restartNumberingAfterBreak="0">
     <w:nsid w:val="0BA7450D"/>
     <w:multiLevelType w:val="hybridMultilevel"/>
     <w:tmpl w:val="42345116"/>
@@ -4300,10 +5027,10 @@
       </w:pPr>
     </w:lvl>
   </w:abstractNum>
-  <w:abstractNum w:abstractNumId="1" w15:restartNumberingAfterBreak="0">
+  <w:abstractNum w:abstractNumId="2" w15:restartNumberingAfterBreak="0">
     <w:nsid w:val="110408B3"/>
     <w:multiLevelType w:val="hybridMultilevel"/>
-    <w:tmpl w:val="DD0EE0A2"/>
+    <w:tmpl w:val="6F5EFAB4"/>
     <w:lvl w:ilvl="0" w:tplc="0409000F">
       <w:start w:val="1"/>
       <w:numFmt w:val="decimal"/>
@@ -4389,7 +5116,96 @@
       </w:pPr>
     </w:lvl>
   </w:abstractNum>
-  <w:abstractNum w:abstractNumId="2" w15:restartNumberingAfterBreak="0">
+  <w:abstractNum w:abstractNumId="3" w15:restartNumberingAfterBreak="0">
+    <w:nsid w:val="15104A33"/>
+    <w:multiLevelType w:val="hybridMultilevel"/>
+    <w:tmpl w:val="EA0ECCAC"/>
+    <w:lvl w:ilvl="0" w:tplc="0409000F">
+      <w:start w:val="1"/>
+      <w:numFmt w:val="decimal"/>
+      <w:lvlText w:val="%1."/>
+      <w:lvlJc w:val="left"/>
+      <w:pPr>
+        <w:ind w:left="720" w:hanging="360"/>
+      </w:pPr>
+      <w:rPr>
+        <w:rFonts w:hint="default"/>
+      </w:rPr>
+    </w:lvl>
+    <w:lvl w:ilvl="1" w:tplc="04090019" w:tentative="1">
+      <w:start w:val="1"/>
+      <w:numFmt w:val="lowerLetter"/>
+      <w:lvlText w:val="%2."/>
+      <w:lvlJc w:val="left"/>
+      <w:pPr>
+        <w:ind w:left="1440" w:hanging="360"/>
+      </w:pPr>
+    </w:lvl>
+    <w:lvl w:ilvl="2" w:tplc="0409001B" w:tentative="1">
+      <w:start w:val="1"/>
+      <w:numFmt w:val="lowerRoman"/>
+      <w:lvlText w:val="%3."/>
+      <w:lvlJc w:val="right"/>
+      <w:pPr>
+        <w:ind w:left="2160" w:hanging="180"/>
+      </w:pPr>
+    </w:lvl>
+    <w:lvl w:ilvl="3" w:tplc="0409000F" w:tentative="1">
+      <w:start w:val="1"/>
+      <w:numFmt w:val="decimal"/>
+      <w:lvlText w:val="%4."/>
+      <w:lvlJc w:val="left"/>
+      <w:pPr>
+        <w:ind w:left="2880" w:hanging="360"/>
+      </w:pPr>
+    </w:lvl>
+    <w:lvl w:ilvl="4" w:tplc="04090019" w:tentative="1">
+      <w:start w:val="1"/>
+      <w:numFmt w:val="lowerLetter"/>
+      <w:lvlText w:val="%5."/>
+      <w:lvlJc w:val="left"/>
+      <w:pPr>
+        <w:ind w:left="3600" w:hanging="360"/>
+      </w:pPr>
+    </w:lvl>
+    <w:lvl w:ilvl="5" w:tplc="0409001B" w:tentative="1">
+      <w:start w:val="1"/>
+      <w:numFmt w:val="lowerRoman"/>
+      <w:lvlText w:val="%6."/>
+      <w:lvlJc w:val="right"/>
+      <w:pPr>
+        <w:ind w:left="4320" w:hanging="180"/>
+      </w:pPr>
+    </w:lvl>
+    <w:lvl w:ilvl="6" w:tplc="0409000F" w:tentative="1">
+      <w:start w:val="1"/>
+      <w:numFmt w:val="decimal"/>
+      <w:lvlText w:val="%7."/>
+      <w:lvlJc w:val="left"/>
+      <w:pPr>
+        <w:ind w:left="5040" w:hanging="360"/>
+      </w:pPr>
+    </w:lvl>
+    <w:lvl w:ilvl="7" w:tplc="04090019" w:tentative="1">
+      <w:start w:val="1"/>
+      <w:numFmt w:val="lowerLetter"/>
+      <w:lvlText w:val="%8."/>
+      <w:lvlJc w:val="left"/>
+      <w:pPr>
+        <w:ind w:left="5760" w:hanging="360"/>
+      </w:pPr>
+    </w:lvl>
+    <w:lvl w:ilvl="8" w:tplc="0409001B" w:tentative="1">
+      <w:start w:val="1"/>
+      <w:numFmt w:val="lowerRoman"/>
+      <w:lvlText w:val="%9."/>
+      <w:lvlJc w:val="right"/>
+      <w:pPr>
+        <w:ind w:left="6480" w:hanging="180"/>
+      </w:pPr>
+    </w:lvl>
+  </w:abstractNum>
+  <w:abstractNum w:abstractNumId="4" w15:restartNumberingAfterBreak="0">
     <w:nsid w:val="1AB00021"/>
     <w:multiLevelType w:val="hybridMultilevel"/>
     <w:tmpl w:val="C122E63A"/>
@@ -4478,7 +5294,7 @@
       </w:pPr>
     </w:lvl>
   </w:abstractNum>
-  <w:abstractNum w:abstractNumId="3" w15:restartNumberingAfterBreak="0">
+  <w:abstractNum w:abstractNumId="5" w15:restartNumberingAfterBreak="0">
     <w:nsid w:val="31275712"/>
     <w:multiLevelType w:val="hybridMultilevel"/>
     <w:tmpl w:val="10B44C06"/>
@@ -4567,7 +5383,96 @@
       </w:pPr>
     </w:lvl>
   </w:abstractNum>
-  <w:abstractNum w:abstractNumId="4" w15:restartNumberingAfterBreak="0">
+  <w:abstractNum w:abstractNumId="6" w15:restartNumberingAfterBreak="0">
+    <w:nsid w:val="31387211"/>
+    <w:multiLevelType w:val="hybridMultilevel"/>
+    <w:tmpl w:val="6F5EFAB4"/>
+    <w:lvl w:ilvl="0" w:tplc="FFFFFFFF">
+      <w:start w:val="1"/>
+      <w:numFmt w:val="decimal"/>
+      <w:lvlText w:val="%1."/>
+      <w:lvlJc w:val="left"/>
+      <w:pPr>
+        <w:ind w:left="720" w:hanging="360"/>
+      </w:pPr>
+      <w:rPr>
+        <w:rFonts w:hint="default"/>
+      </w:rPr>
+    </w:lvl>
+    <w:lvl w:ilvl="1" w:tplc="FFFFFFFF" w:tentative="1">
+      <w:start w:val="1"/>
+      <w:numFmt w:val="lowerLetter"/>
+      <w:lvlText w:val="%2."/>
+      <w:lvlJc w:val="left"/>
+      <w:pPr>
+        <w:ind w:left="1440" w:hanging="360"/>
+      </w:pPr>
+    </w:lvl>
+    <w:lvl w:ilvl="2" w:tplc="FFFFFFFF" w:tentative="1">
+      <w:start w:val="1"/>
+      <w:numFmt w:val="lowerRoman"/>
+      <w:lvlText w:val="%3."/>
+      <w:lvlJc w:val="right"/>
+      <w:pPr>
+        <w:ind w:left="2160" w:hanging="180"/>
+      </w:pPr>
+    </w:lvl>
+    <w:lvl w:ilvl="3" w:tplc="FFFFFFFF" w:tentative="1">
+      <w:start w:val="1"/>
+      <w:numFmt w:val="decimal"/>
+      <w:lvlText w:val="%4."/>
+      <w:lvlJc w:val="left"/>
+      <w:pPr>
+        <w:ind w:left="2880" w:hanging="360"/>
+      </w:pPr>
+    </w:lvl>
+    <w:lvl w:ilvl="4" w:tplc="FFFFFFFF" w:tentative="1">
+      <w:start w:val="1"/>
+      <w:numFmt w:val="lowerLetter"/>
+      <w:lvlText w:val="%5."/>
+      <w:lvlJc w:val="left"/>
+      <w:pPr>
+        <w:ind w:left="3600" w:hanging="360"/>
+      </w:pPr>
+    </w:lvl>
+    <w:lvl w:ilvl="5" w:tplc="FFFFFFFF" w:tentative="1">
+      <w:start w:val="1"/>
+      <w:numFmt w:val="lowerRoman"/>
+      <w:lvlText w:val="%6."/>
+      <w:lvlJc w:val="right"/>
+      <w:pPr>
+        <w:ind w:left="4320" w:hanging="180"/>
+      </w:pPr>
+    </w:lvl>
+    <w:lvl w:ilvl="6" w:tplc="FFFFFFFF" w:tentative="1">
+      <w:start w:val="1"/>
+      <w:numFmt w:val="decimal"/>
+      <w:lvlText w:val="%7."/>
+      <w:lvlJc w:val="left"/>
+      <w:pPr>
+        <w:ind w:left="5040" w:hanging="360"/>
+      </w:pPr>
+    </w:lvl>
+    <w:lvl w:ilvl="7" w:tplc="FFFFFFFF" w:tentative="1">
+      <w:start w:val="1"/>
+      <w:numFmt w:val="lowerLetter"/>
+      <w:lvlText w:val="%8."/>
+      <w:lvlJc w:val="left"/>
+      <w:pPr>
+        <w:ind w:left="5760" w:hanging="360"/>
+      </w:pPr>
+    </w:lvl>
+    <w:lvl w:ilvl="8" w:tplc="FFFFFFFF" w:tentative="1">
+      <w:start w:val="1"/>
+      <w:numFmt w:val="lowerRoman"/>
+      <w:lvlText w:val="%9."/>
+      <w:lvlJc w:val="right"/>
+      <w:pPr>
+        <w:ind w:left="6480" w:hanging="180"/>
+      </w:pPr>
+    </w:lvl>
+  </w:abstractNum>
+  <w:abstractNum w:abstractNumId="7" w15:restartNumberingAfterBreak="0">
     <w:nsid w:val="40F1172E"/>
     <w:multiLevelType w:val="hybridMultilevel"/>
     <w:tmpl w:val="ED30E1E8"/>
@@ -4680,7 +5585,96 @@
       </w:rPr>
     </w:lvl>
   </w:abstractNum>
-  <w:abstractNum w:abstractNumId="5" w15:restartNumberingAfterBreak="0">
+  <w:abstractNum w:abstractNumId="8" w15:restartNumberingAfterBreak="0">
+    <w:nsid w:val="569A1773"/>
+    <w:multiLevelType w:val="hybridMultilevel"/>
+    <w:tmpl w:val="8900659E"/>
+    <w:lvl w:ilvl="0" w:tplc="0409000F">
+      <w:start w:val="1"/>
+      <w:numFmt w:val="decimal"/>
+      <w:lvlText w:val="%1."/>
+      <w:lvlJc w:val="left"/>
+      <w:pPr>
+        <w:ind w:left="720" w:hanging="360"/>
+      </w:pPr>
+      <w:rPr>
+        <w:rFonts w:hint="default"/>
+      </w:rPr>
+    </w:lvl>
+    <w:lvl w:ilvl="1" w:tplc="04090019" w:tentative="1">
+      <w:start w:val="1"/>
+      <w:numFmt w:val="lowerLetter"/>
+      <w:lvlText w:val="%2."/>
+      <w:lvlJc w:val="left"/>
+      <w:pPr>
+        <w:ind w:left="1440" w:hanging="360"/>
+      </w:pPr>
+    </w:lvl>
+    <w:lvl w:ilvl="2" w:tplc="0409001B" w:tentative="1">
+      <w:start w:val="1"/>
+      <w:numFmt w:val="lowerRoman"/>
+      <w:lvlText w:val="%3."/>
+      <w:lvlJc w:val="right"/>
+      <w:pPr>
+        <w:ind w:left="2160" w:hanging="180"/>
+      </w:pPr>
+    </w:lvl>
+    <w:lvl w:ilvl="3" w:tplc="0409000F" w:tentative="1">
+      <w:start w:val="1"/>
+      <w:numFmt w:val="decimal"/>
+      <w:lvlText w:val="%4."/>
+      <w:lvlJc w:val="left"/>
+      <w:pPr>
+        <w:ind w:left="2880" w:hanging="360"/>
+      </w:pPr>
+    </w:lvl>
+    <w:lvl w:ilvl="4" w:tplc="04090019" w:tentative="1">
+      <w:start w:val="1"/>
+      <w:numFmt w:val="lowerLetter"/>
+      <w:lvlText w:val="%5."/>
+      <w:lvlJc w:val="left"/>
+      <w:pPr>
+        <w:ind w:left="3600" w:hanging="360"/>
+      </w:pPr>
+    </w:lvl>
+    <w:lvl w:ilvl="5" w:tplc="0409001B" w:tentative="1">
+      <w:start w:val="1"/>
+      <w:numFmt w:val="lowerRoman"/>
+      <w:lvlText w:val="%6."/>
+      <w:lvlJc w:val="right"/>
+      <w:pPr>
+        <w:ind w:left="4320" w:hanging="180"/>
+      </w:pPr>
+    </w:lvl>
+    <w:lvl w:ilvl="6" w:tplc="0409000F" w:tentative="1">
+      <w:start w:val="1"/>
+      <w:numFmt w:val="decimal"/>
+      <w:lvlText w:val="%7."/>
+      <w:lvlJc w:val="left"/>
+      <w:pPr>
+        <w:ind w:left="5040" w:hanging="360"/>
+      </w:pPr>
+    </w:lvl>
+    <w:lvl w:ilvl="7" w:tplc="04090019" w:tentative="1">
+      <w:start w:val="1"/>
+      <w:numFmt w:val="lowerLetter"/>
+      <w:lvlText w:val="%8."/>
+      <w:lvlJc w:val="left"/>
+      <w:pPr>
+        <w:ind w:left="5760" w:hanging="360"/>
+      </w:pPr>
+    </w:lvl>
+    <w:lvl w:ilvl="8" w:tplc="0409001B" w:tentative="1">
+      <w:start w:val="1"/>
+      <w:numFmt w:val="lowerRoman"/>
+      <w:lvlText w:val="%9."/>
+      <w:lvlJc w:val="right"/>
+      <w:pPr>
+        <w:ind w:left="6480" w:hanging="180"/>
+      </w:pPr>
+    </w:lvl>
+  </w:abstractNum>
+  <w:abstractNum w:abstractNumId="9" w15:restartNumberingAfterBreak="0">
     <w:nsid w:val="5BD5494F"/>
     <w:multiLevelType w:val="hybridMultilevel"/>
     <w:tmpl w:val="1DD6E0B2"/>
@@ -4793,7 +5787,7 @@
       </w:rPr>
     </w:lvl>
   </w:abstractNum>
-  <w:abstractNum w:abstractNumId="6" w15:restartNumberingAfterBreak="0">
+  <w:abstractNum w:abstractNumId="10" w15:restartNumberingAfterBreak="0">
     <w:nsid w:val="610829CD"/>
     <w:multiLevelType w:val="hybridMultilevel"/>
     <w:tmpl w:val="BC4A165C"/>
@@ -4882,7 +5876,7 @@
       </w:pPr>
     </w:lvl>
   </w:abstractNum>
-  <w:abstractNum w:abstractNumId="7" w15:restartNumberingAfterBreak="0">
+  <w:abstractNum w:abstractNumId="11" w15:restartNumberingAfterBreak="0">
     <w:nsid w:val="73490412"/>
     <w:multiLevelType w:val="hybridMultilevel"/>
     <w:tmpl w:val="C13246B0"/>
@@ -4968,7 +5962,7 @@
       </w:pPr>
     </w:lvl>
   </w:abstractNum>
-  <w:abstractNum w:abstractNumId="8" w15:restartNumberingAfterBreak="0">
+  <w:abstractNum w:abstractNumId="12" w15:restartNumberingAfterBreak="0">
     <w:nsid w:val="7BE017E7"/>
     <w:multiLevelType w:val="multilevel"/>
     <w:tmpl w:val="4754D4CA"/>
@@ -5118,31 +6112,43 @@
     </w:lvl>
   </w:abstractNum>
   <w:num w:numId="1" w16cid:durableId="421486266">
+    <w:abstractNumId w:val="9"/>
+  </w:num>
+  <w:num w:numId="2" w16cid:durableId="55861547">
+    <w:abstractNumId w:val="7"/>
+  </w:num>
+  <w:num w:numId="3" w16cid:durableId="513963672">
+    <w:abstractNumId w:val="11"/>
+  </w:num>
+  <w:num w:numId="4" w16cid:durableId="766660796">
     <w:abstractNumId w:val="5"/>
   </w:num>
-  <w:num w:numId="2" w16cid:durableId="55861547">
+  <w:num w:numId="5" w16cid:durableId="1505894614">
     <w:abstractNumId w:val="4"/>
   </w:num>
-  <w:num w:numId="3" w16cid:durableId="513963672">
-    <w:abstractNumId w:val="7"/>
+  <w:num w:numId="6" w16cid:durableId="1886478259">
+    <w:abstractNumId w:val="1"/>
   </w:num>
-  <w:num w:numId="4" w16cid:durableId="766660796">
+  <w:num w:numId="7" w16cid:durableId="125124417">
+    <w:abstractNumId w:val="2"/>
+  </w:num>
+  <w:num w:numId="8" w16cid:durableId="1994483951">
+    <w:abstractNumId w:val="12"/>
+  </w:num>
+  <w:num w:numId="9" w16cid:durableId="1247111804">
+    <w:abstractNumId w:val="10"/>
+  </w:num>
+  <w:num w:numId="10" w16cid:durableId="1346635420">
+    <w:abstractNumId w:val="8"/>
+  </w:num>
+  <w:num w:numId="11" w16cid:durableId="1089547286">
+    <w:abstractNumId w:val="6"/>
+  </w:num>
+  <w:num w:numId="12" w16cid:durableId="142046742">
     <w:abstractNumId w:val="3"/>
   </w:num>
-  <w:num w:numId="5" w16cid:durableId="1505894614">
-    <w:abstractNumId w:val="2"/>
-  </w:num>
-  <w:num w:numId="6" w16cid:durableId="1886478259">
+  <w:num w:numId="13" w16cid:durableId="524291847">
     <w:abstractNumId w:val="0"/>
-  </w:num>
-  <w:num w:numId="7" w16cid:durableId="125124417">
-    <w:abstractNumId w:val="1"/>
-  </w:num>
-  <w:num w:numId="8" w16cid:durableId="1994483951">
-    <w:abstractNumId w:val="8"/>
-  </w:num>
-  <w:num w:numId="9" w16cid:durableId="1247111804">
-    <w:abstractNumId w:val="6"/>
   </w:num>
 </w:numbering>
 </file>

--- a/sprints/sprint1/Sprint Retrospective/Sprint Retrospective Report.docx
+++ b/sprints/sprint1/Sprint Retrospective/Sprint Retrospective Report.docx
@@ -193,23 +193,7 @@
                 <w:b/>
                 <w:bCs/>
               </w:rPr>
-              <w:t xml:space="preserve">Comments (e.g., reasons why </w:t>
-            </w:r>
-            <w:proofErr w:type="gramStart"/>
-            <w:r>
-              <w:rPr>
-                <w:b/>
-                <w:bCs/>
-              </w:rPr>
-              <w:t>feature is</w:t>
-            </w:r>
-            <w:proofErr w:type="gramEnd"/>
-            <w:r>
-              <w:rPr>
-                <w:b/>
-                <w:bCs/>
-              </w:rPr>
-              <w:t xml:space="preserve"> incomplete)</w:t>
+              <w:t>Comments (e.g., reasons why feature is incomplete)</w:t>
             </w:r>
           </w:p>
         </w:tc>
@@ -259,7 +243,11 @@
           <w:tcPr>
             <w:tcW w:w="2316" w:type="dxa"/>
           </w:tcPr>
-          <w:p/>
+          <w:p>
+            <w:r>
+              <w:t>I was not able to dedicate the time to this task due to external factors.</w:t>
+            </w:r>
+          </w:p>
         </w:tc>
       </w:tr>
       <w:tr>
@@ -299,7 +287,7 @@
           </w:tcPr>
           <w:p>
             <w:r>
-              <w:t>Not Started</w:t>
+              <w:t>Incomplete</w:t>
             </w:r>
           </w:p>
         </w:tc>
@@ -307,7 +295,11 @@
           <w:tcPr>
             <w:tcW w:w="2316" w:type="dxa"/>
           </w:tcPr>
-          <w:p/>
+          <w:p>
+            <w:r>
+              <w:t>I was not able to dedicate the time to this task due to external factors.</w:t>
+            </w:r>
+          </w:p>
         </w:tc>
       </w:tr>
       <w:tr>
@@ -468,10 +460,7 @@
           </w:tcPr>
           <w:p>
             <w:r>
-              <w:t xml:space="preserve">The page was made but </w:t>
-            </w:r>
-            <w:r>
-              <w:t>really had no functionality because it needed to be connected to the Create Account page which wasn’t completed</w:t>
+              <w:t>The page was made but really had no functionality because it needed to be connected to the Create Account page which wasn’t completed</w:t>
             </w:r>
           </w:p>
         </w:tc>
@@ -668,6 +657,7 @@
                 <w:rFonts w:ascii="Calibri" w:hAnsi="Calibri" w:cs="Calibri"/>
                 <w:color w:val="000000"/>
               </w:rPr>
+              <w:lastRenderedPageBreak/>
               <w:t>Search for a specific food item</w:t>
             </w:r>
           </w:p>
@@ -815,11 +805,7 @@
           </w:tcPr>
           <w:p>
             <w:r>
-              <w:t xml:space="preserve">There are some back-end methods that can be used to implement </w:t>
-            </w:r>
-            <w:r>
-              <w:lastRenderedPageBreak/>
-              <w:t>this but there is no UI page to do the changes.</w:t>
+              <w:t>There are some back-end methods that can be used to implement this but there is no UI page to do the changes.</w:t>
             </w:r>
           </w:p>
         </w:tc>
@@ -842,7 +828,6 @@
                 <w:rFonts w:ascii="Calibri" w:hAnsi="Calibri" w:cs="Calibri"/>
                 <w:color w:val="000000"/>
               </w:rPr>
-              <w:lastRenderedPageBreak/>
               <w:t>Edit a meal item</w:t>
             </w:r>
           </w:p>
@@ -932,15 +917,7 @@
           </w:tcPr>
           <w:p>
             <w:r>
-              <w:t xml:space="preserve">Couldn’t be started because there was no account page made </w:t>
-            </w:r>
-            <w:proofErr w:type="gramStart"/>
-            <w:r>
-              <w:t>in order to</w:t>
-            </w:r>
-            <w:proofErr w:type="gramEnd"/>
-            <w:r>
-              <w:t xml:space="preserve"> access this setting.</w:t>
+              <w:t>Couldn’t be started because there was no account page made in order to access this setting.</w:t>
             </w:r>
           </w:p>
         </w:tc>
@@ -1054,7 +1031,11 @@
           <w:tcPr>
             <w:tcW w:w="2316" w:type="dxa"/>
           </w:tcPr>
-          <w:p/>
+          <w:p>
+            <w:r>
+              <w:t>Did not properly set aside time, and ran out of time to finish implementation</w:t>
+            </w:r>
+          </w:p>
         </w:tc>
       </w:tr>
       <w:tr>
@@ -1201,21 +1182,8 @@
           <w:numId w:val="1"/>
         </w:numPr>
       </w:pPr>
-      <w:proofErr w:type="gramStart"/>
-      <w:r>
-        <w:t>A git</w:t>
-      </w:r>
-      <w:proofErr w:type="gramEnd"/>
-      <w:r>
-        <w:t xml:space="preserve"> </w:t>
-      </w:r>
-      <w:proofErr w:type="gramStart"/>
-      <w:r>
-        <w:t>commit</w:t>
-      </w:r>
-      <w:proofErr w:type="gramEnd"/>
-      <w:r>
-        <w:t xml:space="preserve"> message (please include the commit ID and date/time)</w:t>
+      <w:r>
+        <w:t>A git commit message (please include the commit ID and date/time)</w:t>
       </w:r>
     </w:p>
     <w:p>
@@ -1280,15 +1248,7 @@
         </w:numPr>
       </w:pPr>
       <w:r>
-        <w:t xml:space="preserve">providing </w:t>
-      </w:r>
-      <w:proofErr w:type="gramStart"/>
-      <w:r>
-        <w:t>detail</w:t>
-      </w:r>
-      <w:proofErr w:type="gramEnd"/>
-      <w:r>
-        <w:t xml:space="preserve"> as to how to reproduce a bug</w:t>
+        <w:t>providing detail as to how to reproduce a bug</w:t>
       </w:r>
     </w:p>
     <w:p>
@@ -1417,7 +1377,6 @@
               <w:t xml:space="preserve">I've updated the product backlog, sprint backlog, and Planning meeting notes in the repo so that is all current after </w:t>
             </w:r>
             <w:proofErr w:type="spellStart"/>
-            <w:proofErr w:type="gramStart"/>
             <w:r>
               <w:rPr>
                 <w:rFonts w:ascii="Segoe UI" w:eastAsia="Times New Roman" w:hAnsi="Segoe UI" w:cs="Segoe UI"/>
@@ -1429,7 +1388,6 @@
               <w:t>todays</w:t>
             </w:r>
             <w:proofErr w:type="spellEnd"/>
-            <w:proofErr w:type="gramEnd"/>
             <w:r>
               <w:rPr>
                 <w:rFonts w:ascii="Segoe UI" w:eastAsia="Times New Roman" w:hAnsi="Segoe UI" w:cs="Segoe UI"/>
@@ -1464,29 +1422,7 @@
                 <w:szCs w:val="21"/>
                 <w14:ligatures w14:val="none"/>
               </w:rPr>
-              <w:t xml:space="preserve">Everyone needs to do the task descriptions of their assigned stuff in the sprint backlog and estimate their hours. If anyone decides that they have too much or not enough to reach roughly 25 hours for the </w:t>
-            </w:r>
-            <w:proofErr w:type="gramStart"/>
-            <w:r>
-              <w:rPr>
-                <w:rFonts w:ascii="Segoe UI" w:eastAsia="Times New Roman" w:hAnsi="Segoe UI" w:cs="Segoe UI"/>
-                <w:kern w:val="0"/>
-                <w:sz w:val="21"/>
-                <w:szCs w:val="21"/>
-                <w14:ligatures w14:val="none"/>
-              </w:rPr>
-              <w:t>sprint</w:t>
-            </w:r>
-            <w:proofErr w:type="gramEnd"/>
-            <w:r>
-              <w:rPr>
-                <w:rFonts w:ascii="Segoe UI" w:eastAsia="Times New Roman" w:hAnsi="Segoe UI" w:cs="Segoe UI"/>
-                <w:kern w:val="0"/>
-                <w:sz w:val="21"/>
-                <w:szCs w:val="21"/>
-                <w14:ligatures w14:val="none"/>
-              </w:rPr>
-              <w:t xml:space="preserve"> please reach out so we can discuss reallocating stuff. </w:t>
+              <w:t>Everyone needs to do the task descriptions of their assigned stuff in the sprint backlog and estimate their hours. If anyone decides that they have too much or not enough to reach roughly 25 hours for the sprint please reach out so we can discuss reallocating stuff. </w:t>
             </w:r>
           </w:p>
           <w:p>
@@ -1512,6 +1448,7 @@
                 <w:szCs w:val="21"/>
                 <w14:ligatures w14:val="none"/>
               </w:rPr>
+              <w:lastRenderedPageBreak/>
               <w:t>Anyone who still had documents from the last meeting that needed to be updated or added to the repository please get those added.</w:t>
             </w:r>
           </w:p>
@@ -1556,7 +1493,6 @@
                 <w14:ligatures w14:val="none"/>
               </w:rPr>
             </w:pPr>
-            <w:proofErr w:type="gramStart"/>
             <w:r>
               <w:rPr>
                 <w:rFonts w:ascii="Segoe UI" w:eastAsia="Times New Roman" w:hAnsi="Segoe UI" w:cs="Segoe UI"/>
@@ -1565,10 +1501,12 @@
                 <w:szCs w:val="21"/>
                 <w14:ligatures w14:val="none"/>
               </w:rPr>
-              <w:t>Everyone</w:t>
-            </w:r>
-            <w:proofErr w:type="gramEnd"/>
-            <w:r>
+              <w:t>Everyone when you add new classes and things to the code make sure you add them to the class diagram and that they are fully tested.</w:t>
+            </w:r>
+          </w:p>
+          <w:p>
+            <w:pPr>
+              <w:spacing w:before="100" w:beforeAutospacing="1" w:after="100" w:afterAutospacing="1"/>
               <w:rPr>
                 <w:rFonts w:ascii="Segoe UI" w:eastAsia="Times New Roman" w:hAnsi="Segoe UI" w:cs="Segoe UI"/>
                 <w:kern w:val="0"/>
@@ -1576,9 +1514,7 @@
                 <w:szCs w:val="21"/>
                 <w14:ligatures w14:val="none"/>
               </w:rPr>
-              <w:t xml:space="preserve"> when you add new classes and things to the </w:t>
-            </w:r>
-            <w:proofErr w:type="gramStart"/>
+            </w:pPr>
             <w:r>
               <w:rPr>
                 <w:rFonts w:ascii="Segoe UI" w:eastAsia="Times New Roman" w:hAnsi="Segoe UI" w:cs="Segoe UI"/>
@@ -1587,63 +1523,7 @@
                 <w:szCs w:val="21"/>
                 <w14:ligatures w14:val="none"/>
               </w:rPr>
-              <w:t>code</w:t>
-            </w:r>
-            <w:proofErr w:type="gramEnd"/>
-            <w:r>
-              <w:rPr>
-                <w:rFonts w:ascii="Segoe UI" w:eastAsia="Times New Roman" w:hAnsi="Segoe UI" w:cs="Segoe UI"/>
-                <w:kern w:val="0"/>
-                <w:sz w:val="21"/>
-                <w:szCs w:val="21"/>
-                <w14:ligatures w14:val="none"/>
-              </w:rPr>
-              <w:t xml:space="preserve"> make sure you add them to the class diagram and that they are fully tested.</w:t>
-            </w:r>
-          </w:p>
-          <w:p>
-            <w:pPr>
-              <w:spacing w:before="100" w:beforeAutospacing="1" w:after="100" w:afterAutospacing="1"/>
-              <w:rPr>
-                <w:rFonts w:ascii="Segoe UI" w:eastAsia="Times New Roman" w:hAnsi="Segoe UI" w:cs="Segoe UI"/>
-                <w:kern w:val="0"/>
-                <w:sz w:val="21"/>
-                <w:szCs w:val="21"/>
-                <w14:ligatures w14:val="none"/>
-              </w:rPr>
-            </w:pPr>
-            <w:r>
-              <w:rPr>
-                <w:rFonts w:ascii="Segoe UI" w:eastAsia="Times New Roman" w:hAnsi="Segoe UI" w:cs="Segoe UI"/>
-                <w:kern w:val="0"/>
-                <w:sz w:val="21"/>
-                <w:szCs w:val="21"/>
-                <w14:ligatures w14:val="none"/>
-              </w:rPr>
-              <w:lastRenderedPageBreak/>
-              <w:t xml:space="preserve">Everyone </w:t>
-            </w:r>
-            <w:proofErr w:type="gramStart"/>
-            <w:r>
-              <w:rPr>
-                <w:rFonts w:ascii="Segoe UI" w:eastAsia="Times New Roman" w:hAnsi="Segoe UI" w:cs="Segoe UI"/>
-                <w:kern w:val="0"/>
-                <w:sz w:val="21"/>
-                <w:szCs w:val="21"/>
-                <w14:ligatures w14:val="none"/>
-              </w:rPr>
-              <w:t>have</w:t>
-            </w:r>
-            <w:proofErr w:type="gramEnd"/>
-            <w:r>
-              <w:rPr>
-                <w:rFonts w:ascii="Segoe UI" w:eastAsia="Times New Roman" w:hAnsi="Segoe UI" w:cs="Segoe UI"/>
-                <w:kern w:val="0"/>
-                <w:sz w:val="21"/>
-                <w:szCs w:val="21"/>
-                <w14:ligatures w14:val="none"/>
-              </w:rPr>
-              <w:t xml:space="preserve"> a good weekend! </w:t>
+              <w:t>Everyone have a good weekend! </w:t>
             </w:r>
           </w:p>
         </w:tc>
@@ -1666,23 +1546,7 @@
           </w:tcPr>
           <w:p>
             <w:r>
-              <w:t xml:space="preserve">Just to </w:t>
-            </w:r>
-            <w:proofErr w:type="gramStart"/>
-            <w:r>
-              <w:t>list off</w:t>
-            </w:r>
-            <w:proofErr w:type="gramEnd"/>
-            <w:r>
-              <w:t xml:space="preserve"> our </w:t>
-            </w:r>
-            <w:proofErr w:type="gramStart"/>
-            <w:r>
-              <w:t>follow up</w:t>
-            </w:r>
-            <w:proofErr w:type="gramEnd"/>
-            <w:r>
-              <w:t xml:space="preserve"> tasks from the meeting.</w:t>
+              <w:t>Just to list off our follow up tasks from the meeting.</w:t>
             </w:r>
           </w:p>
           <w:p>
@@ -1697,15 +1561,7 @@
           </w:p>
           <w:p>
             <w:r>
-              <w:t xml:space="preserve">Emi will </w:t>
-            </w:r>
-            <w:proofErr w:type="gramStart"/>
-            <w:r>
-              <w:t>mock up</w:t>
-            </w:r>
-            <w:proofErr w:type="gramEnd"/>
-            <w:r>
-              <w:t xml:space="preserve"> some Wireframes</w:t>
+              <w:t>Emi will mock up some Wireframes</w:t>
             </w:r>
           </w:p>
           <w:p>
@@ -1715,31 +1571,7 @@
           </w:p>
           <w:p>
             <w:r>
-              <w:t xml:space="preserve">I will also post the product </w:t>
-            </w:r>
-            <w:proofErr w:type="gramStart"/>
-            <w:r>
-              <w:t>back log</w:t>
-            </w:r>
-            <w:proofErr w:type="gramEnd"/>
-            <w:r>
-              <w:t xml:space="preserve"> and sprint backlog in the shared documents on the </w:t>
-            </w:r>
-            <w:proofErr w:type="gramStart"/>
-            <w:r>
-              <w:t>teams</w:t>
-            </w:r>
-            <w:proofErr w:type="gramEnd"/>
-            <w:r>
-              <w:t xml:space="preserve"> channel. If anyone thinks of anything we need to add or </w:t>
-            </w:r>
-            <w:proofErr w:type="gramStart"/>
-            <w:r>
-              <w:t>edit on those</w:t>
-            </w:r>
-            <w:proofErr w:type="gramEnd"/>
-            <w:r>
-              <w:t xml:space="preserve"> over the next few days before our meeting just let me know. </w:t>
+              <w:t>I will also post the product back log and sprint backlog in the shared documents on the teams channel. If anyone thinks of anything we need to add or edit on those over the next few days before our meeting just let me know. </w:t>
             </w:r>
           </w:p>
         </w:tc>
@@ -1820,15 +1652,7 @@
               <w:t xml:space="preserve">Review and </w:t>
             </w:r>
             <w:r>
-              <w:t xml:space="preserve">Merges #18 and #19, c3fcd69 and </w:t>
-            </w:r>
-            <w:proofErr w:type="gramStart"/>
-            <w:r>
-              <w:t>de8a126 @</w:t>
-            </w:r>
-            <w:proofErr w:type="gramEnd"/>
-            <w:r>
-              <w:t xml:space="preserve"> 6:00 PM</w:t>
+              <w:t>Merges #18 and #19, c3fcd69 and de8a126 @ 6:00 PM</w:t>
             </w:r>
           </w:p>
         </w:tc>
@@ -1871,6 +1695,9 @@
         </w:tc>
       </w:tr>
       <w:tr>
+        <w:trPr>
+          <w:trHeight w:val="1484"/>
+        </w:trPr>
         <w:tc>
           <w:tcPr>
             <w:tcW w:w="1615" w:type="dxa"/>
@@ -1930,13 +1757,55 @@
           <w:tcPr>
             <w:tcW w:w="1615" w:type="dxa"/>
           </w:tcPr>
-          <w:p/>
+          <w:p>
+            <w:r>
+              <w:t>Emi Collins</w:t>
+            </w:r>
+          </w:p>
         </w:tc>
         <w:tc>
           <w:tcPr>
             <w:tcW w:w="7735" w:type="dxa"/>
           </w:tcPr>
-          <w:p/>
+          <w:p>
+            <w:r>
+              <w:t xml:space="preserve">Commit </w:t>
+            </w:r>
+            <w:r>
+              <w:t>c5bd5a3103300aac02aaa50e27b58575f045eb37</w:t>
+            </w:r>
+          </w:p>
+          <w:p>
+            <w:r>
+              <w:t>Date: Friday Mar 6 6:27 pm EST 2026</w:t>
+            </w:r>
+          </w:p>
+          <w:p>
+            <w:r>
+              <w:t xml:space="preserve">Updated the class diagram to include </w:t>
+            </w:r>
+            <w:proofErr w:type="spellStart"/>
+            <w:r>
+              <w:t>FoodItemCell</w:t>
+            </w:r>
+            <w:proofErr w:type="spellEnd"/>
+            <w:r>
+              <w:t xml:space="preserve">, </w:t>
+            </w:r>
+            <w:proofErr w:type="spellStart"/>
+            <w:r>
+              <w:t>HomeDashboardPageController</w:t>
+            </w:r>
+            <w:proofErr w:type="spellEnd"/>
+            <w:r>
+              <w:t xml:space="preserve">, and </w:t>
+            </w:r>
+            <w:proofErr w:type="spellStart"/>
+            <w:r>
+              <w:t>HomeDashboardViewModel</w:t>
+            </w:r>
+            <w:proofErr w:type="spellEnd"/>
+          </w:p>
         </w:tc>
       </w:tr>
       <w:tr>
@@ -1944,13 +1813,42 @@
           <w:tcPr>
             <w:tcW w:w="1615" w:type="dxa"/>
           </w:tcPr>
-          <w:p/>
+          <w:p>
+            <w:r>
+              <w:t>Emi Collins</w:t>
+            </w:r>
+          </w:p>
         </w:tc>
         <w:tc>
           <w:tcPr>
             <w:tcW w:w="7735" w:type="dxa"/>
           </w:tcPr>
-          <w:p/>
+          <w:p>
+            <w:r>
+              <w:t xml:space="preserve">Commit </w:t>
+            </w:r>
+            <w:r>
+              <w:t>714a48466598f27827f6b0b7cd41625ad77bb0fd</w:t>
+            </w:r>
+          </w:p>
+          <w:p>
+            <w:r>
+              <w:t>Date: Wednesday Mar 4 10:28 pm EST</w:t>
+            </w:r>
+          </w:p>
+          <w:p>
+            <w:r>
+              <w:t xml:space="preserve">Finished UI for Today's Food feature. Initialized new </w:t>
+            </w:r>
+            <w:proofErr w:type="spellStart"/>
+            <w:r>
+              <w:t>componenets</w:t>
+            </w:r>
+            <w:proofErr w:type="spellEnd"/>
+            <w:r>
+              <w:t xml:space="preserve"> in controller, bound, and added methods to View Model so that the page works properly with the features it has. The items in the list can be removed, but as of right now, the add button will not navigate since we do not have an add food page. A date can be selected, but the list will not yet update to that day based on data.</w:t>
+            </w:r>
+          </w:p>
         </w:tc>
       </w:tr>
     </w:tbl>
@@ -2022,6 +1920,7 @@
                 <w:b/>
                 <w:bCs/>
               </w:rPr>
+              <w:lastRenderedPageBreak/>
               <w:t>Priority</w:t>
             </w:r>
           </w:p>
@@ -2935,7 +2834,6 @@
                 <w:rFonts w:ascii="Calibri" w:hAnsi="Calibri" w:cs="Calibri"/>
                 <w:color w:val="000000"/>
               </w:rPr>
-              <w:lastRenderedPageBreak/>
               <w:t>4.1</w:t>
             </w:r>
           </w:p>
@@ -3820,23 +3718,7 @@
           <w:b/>
           <w:bCs/>
         </w:rPr>
-        <w:t xml:space="preserve"> session where you </w:t>
-      </w:r>
-      <w:proofErr w:type="gramStart"/>
-      <w:r>
-        <w:rPr>
-          <w:b/>
-          <w:bCs/>
-        </w:rPr>
-        <w:t>used</w:t>
-      </w:r>
-      <w:proofErr w:type="gramEnd"/>
-      <w:r>
-        <w:rPr>
-          <w:b/>
-          <w:bCs/>
-        </w:rPr>
-        <w:t xml:space="preserve"> generative AI, give the following:</w:t>
+        <w:t xml:space="preserve"> session where you used generative AI, give the following:</w:t>
       </w:r>
     </w:p>
     <w:p>
@@ -4160,7 +4042,6 @@
           <w:b/>
           <w:bCs/>
         </w:rPr>
-        <w:lastRenderedPageBreak/>
         <w:t>Justin Smith</w:t>
       </w:r>
     </w:p>
@@ -4263,23 +4144,7 @@
           <w:b/>
           <w:bCs/>
         </w:rPr>
-        <w:t xml:space="preserve">. </w:t>
-      </w:r>
-      <w:proofErr w:type="gramStart"/>
-      <w:r>
-        <w:rPr>
-          <w:b/>
-          <w:bCs/>
-        </w:rPr>
-        <w:t>Also</w:t>
-      </w:r>
-      <w:proofErr w:type="gramEnd"/>
-      <w:r>
-        <w:rPr>
-          <w:b/>
-          <w:bCs/>
-        </w:rPr>
-        <w:t xml:space="preserve"> with writing test cases for testing the </w:t>
+        <w:t xml:space="preserve">. Also with writing test cases for testing the </w:t>
       </w:r>
       <w:proofErr w:type="spellStart"/>
       <w:r>
@@ -7065,4 +6930,16 @@
     </a:ext>
   </a:extLst>
 </a:theme>
+</file>
+
+<file path=customXml/item1.xml><?xml version="1.0" encoding="utf-8"?>
+<b:Sources xmlns:b="http://schemas.openxmlformats.org/officeDocument/2006/bibliography" xmlns="http://schemas.openxmlformats.org/officeDocument/2006/bibliography" SelectedStyle="\APASixthEditionOfficeOnline.xsl" StyleName="APA" Version="6"/>
+</file>
+
+<file path=customXml/itemProps1.xml><?xml version="1.0" encoding="utf-8"?>
+<ds:datastoreItem xmlns:ds="http://schemas.openxmlformats.org/officeDocument/2006/customXml" ds:itemID="{B3ED3E2D-85DB-4A9C-8E52-703245E58E83}">
+  <ds:schemaRefs>
+    <ds:schemaRef ds:uri="http://schemas.openxmlformats.org/officeDocument/2006/bibliography"/>
+  </ds:schemaRefs>
+</ds:datastoreItem>
 </file>